--- a/docs/HR-Interviewer-User-Manual.docx
+++ b/docs/HR-Interviewer-User-Manual.docx
@@ -54,13 +54,23 @@
       <w:pPr>
         <w:jc w:val="center"/>
       </w:pPr>
+      <w:proofErr w:type="spellStart"/>
       <w:r>
         <w:rPr>
           <w:b/>
           <w:color w:val="3730A3"/>
           <w:sz w:val="24"/>
         </w:rPr>
-        <w:t>DynaTech Systems</w:t>
+        <w:t>DynaTech</w:t>
+      </w:r>
+      <w:proofErr w:type="spellEnd"/>
+      <w:r>
+        <w:rPr>
+          <w:b/>
+          <w:color w:val="3730A3"/>
+          <w:sz w:val="24"/>
+        </w:rPr>
+        <w:t xml:space="preserve"> Systems</w:t>
       </w:r>
       <w:r>
         <w:rPr>
@@ -113,6 +123,7 @@
           <w:bottom w:val="single" w:sz="12" w:space="4" w:color="4F46E5"/>
         </w:pBdr>
       </w:pPr>
+      <w:bookmarkStart w:id="0" w:name="_Toc230861361"/>
       <w:r>
         <w:rPr>
           <w:color w:val="4F46E5"/>
@@ -120,8 +131,25 @@
         <w:lastRenderedPageBreak/>
         <w:t>Table of Contents</w:t>
       </w:r>
-    </w:p>
-    <w:p>
+      <w:bookmarkEnd w:id="0"/>
+    </w:p>
+    <w:p>
+      <w:pPr>
+        <w:pStyle w:val="TOC1"/>
+        <w:tabs>
+          <w:tab w:val="right" w:leader="dot" w:pos="8630"/>
+        </w:tabs>
+        <w:rPr>
+          <w:rFonts w:asciiTheme="minorHAnsi" w:hAnsiTheme="minorHAnsi"/>
+          <w:noProof/>
+          <w:color w:val="auto"/>
+          <w:kern w:val="2"/>
+          <w:sz w:val="24"/>
+          <w:szCs w:val="24"/>
+          <w:lang w:val="en-IN" w:eastAsia="en-IN"/>
+          <w14:ligatures w14:val="standardContextual"/>
+        </w:rPr>
+      </w:pPr>
       <w:r>
         <w:fldChar w:fldCharType="begin"/>
       </w:r>
@@ -131,9 +159,3890 @@
       <w:r>
         <w:fldChar w:fldCharType="separate"/>
       </w:r>
-      <w:r>
-        <w:t>Right-click here and choose “Update Field” to build the table of contents.</w:t>
-      </w:r>
+      <w:hyperlink w:anchor="_Toc230861361" w:history="1">
+        <w:r>
+          <w:rPr>
+            <w:rStyle w:val="Hyperlink"/>
+            <w:noProof/>
+          </w:rPr>
+          <w:t>Table of Contents</w:t>
+        </w:r>
+        <w:r>
+          <w:rPr>
+            <w:noProof/>
+            <w:webHidden/>
+          </w:rPr>
+          <w:tab/>
+        </w:r>
+        <w:r>
+          <w:rPr>
+            <w:noProof/>
+            <w:webHidden/>
+          </w:rPr>
+          <w:fldChar w:fldCharType="begin"/>
+        </w:r>
+        <w:r>
+          <w:rPr>
+            <w:noProof/>
+            <w:webHidden/>
+          </w:rPr>
+          <w:instrText xml:space="preserve"> PAGEREF _Toc230861361 \h </w:instrText>
+        </w:r>
+        <w:r>
+          <w:rPr>
+            <w:noProof/>
+            <w:webHidden/>
+          </w:rPr>
+        </w:r>
+        <w:r>
+          <w:rPr>
+            <w:noProof/>
+            <w:webHidden/>
+          </w:rPr>
+          <w:fldChar w:fldCharType="separate"/>
+        </w:r>
+        <w:r>
+          <w:rPr>
+            <w:noProof/>
+            <w:webHidden/>
+          </w:rPr>
+          <w:t>2</w:t>
+        </w:r>
+        <w:r>
+          <w:rPr>
+            <w:noProof/>
+            <w:webHidden/>
+          </w:rPr>
+          <w:fldChar w:fldCharType="end"/>
+        </w:r>
+      </w:hyperlink>
+    </w:p>
+    <w:p>
+      <w:pPr>
+        <w:pStyle w:val="TOC1"/>
+        <w:tabs>
+          <w:tab w:val="right" w:leader="dot" w:pos="8630"/>
+        </w:tabs>
+        <w:rPr>
+          <w:rFonts w:asciiTheme="minorHAnsi" w:hAnsiTheme="minorHAnsi"/>
+          <w:noProof/>
+          <w:color w:val="auto"/>
+          <w:kern w:val="2"/>
+          <w:sz w:val="24"/>
+          <w:szCs w:val="24"/>
+          <w:lang w:val="en-IN" w:eastAsia="en-IN"/>
+          <w14:ligatures w14:val="standardContextual"/>
+        </w:rPr>
+      </w:pPr>
+      <w:hyperlink w:anchor="_Toc230861362" w:history="1">
+        <w:r>
+          <w:rPr>
+            <w:rStyle w:val="Hyperlink"/>
+            <w:noProof/>
+          </w:rPr>
+          <w:t>1. Introduction</w:t>
+        </w:r>
+        <w:r>
+          <w:rPr>
+            <w:noProof/>
+            <w:webHidden/>
+          </w:rPr>
+          <w:tab/>
+        </w:r>
+        <w:r>
+          <w:rPr>
+            <w:noProof/>
+            <w:webHidden/>
+          </w:rPr>
+          <w:fldChar w:fldCharType="begin"/>
+        </w:r>
+        <w:r>
+          <w:rPr>
+            <w:noProof/>
+            <w:webHidden/>
+          </w:rPr>
+          <w:instrText xml:space="preserve"> PAGEREF _Toc230861362 \h </w:instrText>
+        </w:r>
+        <w:r>
+          <w:rPr>
+            <w:noProof/>
+            <w:webHidden/>
+          </w:rPr>
+        </w:r>
+        <w:r>
+          <w:rPr>
+            <w:noProof/>
+            <w:webHidden/>
+          </w:rPr>
+          <w:fldChar w:fldCharType="separate"/>
+        </w:r>
+        <w:r>
+          <w:rPr>
+            <w:noProof/>
+            <w:webHidden/>
+          </w:rPr>
+          <w:t>4</w:t>
+        </w:r>
+        <w:r>
+          <w:rPr>
+            <w:noProof/>
+            <w:webHidden/>
+          </w:rPr>
+          <w:fldChar w:fldCharType="end"/>
+        </w:r>
+      </w:hyperlink>
+    </w:p>
+    <w:p>
+      <w:pPr>
+        <w:pStyle w:val="TOC2"/>
+        <w:tabs>
+          <w:tab w:val="right" w:leader="dot" w:pos="8630"/>
+        </w:tabs>
+        <w:rPr>
+          <w:rFonts w:asciiTheme="minorHAnsi" w:hAnsiTheme="minorHAnsi"/>
+          <w:noProof/>
+          <w:color w:val="auto"/>
+          <w:kern w:val="2"/>
+          <w:sz w:val="24"/>
+          <w:szCs w:val="24"/>
+          <w:lang w:val="en-IN" w:eastAsia="en-IN"/>
+          <w14:ligatures w14:val="standardContextual"/>
+        </w:rPr>
+      </w:pPr>
+      <w:hyperlink w:anchor="_Toc230861363" w:history="1">
+        <w:r>
+          <w:rPr>
+            <w:rStyle w:val="Hyperlink"/>
+            <w:noProof/>
+          </w:rPr>
+          <w:t>1.1 What is the HR Interview App?</w:t>
+        </w:r>
+        <w:r>
+          <w:rPr>
+            <w:noProof/>
+            <w:webHidden/>
+          </w:rPr>
+          <w:tab/>
+        </w:r>
+        <w:r>
+          <w:rPr>
+            <w:noProof/>
+            <w:webHidden/>
+          </w:rPr>
+          <w:fldChar w:fldCharType="begin"/>
+        </w:r>
+        <w:r>
+          <w:rPr>
+            <w:noProof/>
+            <w:webHidden/>
+          </w:rPr>
+          <w:instrText xml:space="preserve"> PAGEREF _Toc230861363 \h </w:instrText>
+        </w:r>
+        <w:r>
+          <w:rPr>
+            <w:noProof/>
+            <w:webHidden/>
+          </w:rPr>
+        </w:r>
+        <w:r>
+          <w:rPr>
+            <w:noProof/>
+            <w:webHidden/>
+          </w:rPr>
+          <w:fldChar w:fldCharType="separate"/>
+        </w:r>
+        <w:r>
+          <w:rPr>
+            <w:noProof/>
+            <w:webHidden/>
+          </w:rPr>
+          <w:t>4</w:t>
+        </w:r>
+        <w:r>
+          <w:rPr>
+            <w:noProof/>
+            <w:webHidden/>
+          </w:rPr>
+          <w:fldChar w:fldCharType="end"/>
+        </w:r>
+      </w:hyperlink>
+    </w:p>
+    <w:p>
+      <w:pPr>
+        <w:pStyle w:val="TOC2"/>
+        <w:tabs>
+          <w:tab w:val="right" w:leader="dot" w:pos="8630"/>
+        </w:tabs>
+        <w:rPr>
+          <w:rFonts w:asciiTheme="minorHAnsi" w:hAnsiTheme="minorHAnsi"/>
+          <w:noProof/>
+          <w:color w:val="auto"/>
+          <w:kern w:val="2"/>
+          <w:sz w:val="24"/>
+          <w:szCs w:val="24"/>
+          <w:lang w:val="en-IN" w:eastAsia="en-IN"/>
+          <w14:ligatures w14:val="standardContextual"/>
+        </w:rPr>
+      </w:pPr>
+      <w:hyperlink w:anchor="_Toc230861364" w:history="1">
+        <w:r>
+          <w:rPr>
+            <w:rStyle w:val="Hyperlink"/>
+            <w:noProof/>
+          </w:rPr>
+          <w:t>1.2 Who should read this manual</w:t>
+        </w:r>
+        <w:r>
+          <w:rPr>
+            <w:noProof/>
+            <w:webHidden/>
+          </w:rPr>
+          <w:tab/>
+        </w:r>
+        <w:r>
+          <w:rPr>
+            <w:noProof/>
+            <w:webHidden/>
+          </w:rPr>
+          <w:fldChar w:fldCharType="begin"/>
+        </w:r>
+        <w:r>
+          <w:rPr>
+            <w:noProof/>
+            <w:webHidden/>
+          </w:rPr>
+          <w:instrText xml:space="preserve"> PAGEREF _Toc230861364 \h </w:instrText>
+        </w:r>
+        <w:r>
+          <w:rPr>
+            <w:noProof/>
+            <w:webHidden/>
+          </w:rPr>
+        </w:r>
+        <w:r>
+          <w:rPr>
+            <w:noProof/>
+            <w:webHidden/>
+          </w:rPr>
+          <w:fldChar w:fldCharType="separate"/>
+        </w:r>
+        <w:r>
+          <w:rPr>
+            <w:noProof/>
+            <w:webHidden/>
+          </w:rPr>
+          <w:t>4</w:t>
+        </w:r>
+        <w:r>
+          <w:rPr>
+            <w:noProof/>
+            <w:webHidden/>
+          </w:rPr>
+          <w:fldChar w:fldCharType="end"/>
+        </w:r>
+      </w:hyperlink>
+    </w:p>
+    <w:p>
+      <w:pPr>
+        <w:pStyle w:val="TOC2"/>
+        <w:tabs>
+          <w:tab w:val="right" w:leader="dot" w:pos="8630"/>
+        </w:tabs>
+        <w:rPr>
+          <w:rFonts w:asciiTheme="minorHAnsi" w:hAnsiTheme="minorHAnsi"/>
+          <w:noProof/>
+          <w:color w:val="auto"/>
+          <w:kern w:val="2"/>
+          <w:sz w:val="24"/>
+          <w:szCs w:val="24"/>
+          <w:lang w:val="en-IN" w:eastAsia="en-IN"/>
+          <w14:ligatures w14:val="standardContextual"/>
+        </w:rPr>
+      </w:pPr>
+      <w:hyperlink w:anchor="_Toc230861365" w:history="1">
+        <w:r>
+          <w:rPr>
+            <w:rStyle w:val="Hyperlink"/>
+            <w:noProof/>
+          </w:rPr>
+          <w:t>1.3 Key terms used in this manual</w:t>
+        </w:r>
+        <w:r>
+          <w:rPr>
+            <w:noProof/>
+            <w:webHidden/>
+          </w:rPr>
+          <w:tab/>
+        </w:r>
+        <w:r>
+          <w:rPr>
+            <w:noProof/>
+            <w:webHidden/>
+          </w:rPr>
+          <w:fldChar w:fldCharType="begin"/>
+        </w:r>
+        <w:r>
+          <w:rPr>
+            <w:noProof/>
+            <w:webHidden/>
+          </w:rPr>
+          <w:instrText xml:space="preserve"> PAGEREF _Toc230861365 \h </w:instrText>
+        </w:r>
+        <w:r>
+          <w:rPr>
+            <w:noProof/>
+            <w:webHidden/>
+          </w:rPr>
+        </w:r>
+        <w:r>
+          <w:rPr>
+            <w:noProof/>
+            <w:webHidden/>
+          </w:rPr>
+          <w:fldChar w:fldCharType="separate"/>
+        </w:r>
+        <w:r>
+          <w:rPr>
+            <w:noProof/>
+            <w:webHidden/>
+          </w:rPr>
+          <w:t>4</w:t>
+        </w:r>
+        <w:r>
+          <w:rPr>
+            <w:noProof/>
+            <w:webHidden/>
+          </w:rPr>
+          <w:fldChar w:fldCharType="end"/>
+        </w:r>
+      </w:hyperlink>
+    </w:p>
+    <w:p>
+      <w:pPr>
+        <w:pStyle w:val="TOC1"/>
+        <w:tabs>
+          <w:tab w:val="right" w:leader="dot" w:pos="8630"/>
+        </w:tabs>
+        <w:rPr>
+          <w:rFonts w:asciiTheme="minorHAnsi" w:hAnsiTheme="minorHAnsi"/>
+          <w:noProof/>
+          <w:color w:val="auto"/>
+          <w:kern w:val="2"/>
+          <w:sz w:val="24"/>
+          <w:szCs w:val="24"/>
+          <w:lang w:val="en-IN" w:eastAsia="en-IN"/>
+          <w14:ligatures w14:val="standardContextual"/>
+        </w:rPr>
+      </w:pPr>
+      <w:hyperlink w:anchor="_Toc230861366" w:history="1">
+        <w:r>
+          <w:rPr>
+            <w:rStyle w:val="Hyperlink"/>
+            <w:noProof/>
+          </w:rPr>
+          <w:t>2. Getting Started</w:t>
+        </w:r>
+        <w:r>
+          <w:rPr>
+            <w:noProof/>
+            <w:webHidden/>
+          </w:rPr>
+          <w:tab/>
+        </w:r>
+        <w:r>
+          <w:rPr>
+            <w:noProof/>
+            <w:webHidden/>
+          </w:rPr>
+          <w:fldChar w:fldCharType="begin"/>
+        </w:r>
+        <w:r>
+          <w:rPr>
+            <w:noProof/>
+            <w:webHidden/>
+          </w:rPr>
+          <w:instrText xml:space="preserve"> PAGEREF _Toc230861366 \h </w:instrText>
+        </w:r>
+        <w:r>
+          <w:rPr>
+            <w:noProof/>
+            <w:webHidden/>
+          </w:rPr>
+        </w:r>
+        <w:r>
+          <w:rPr>
+            <w:noProof/>
+            <w:webHidden/>
+          </w:rPr>
+          <w:fldChar w:fldCharType="separate"/>
+        </w:r>
+        <w:r>
+          <w:rPr>
+            <w:noProof/>
+            <w:webHidden/>
+          </w:rPr>
+          <w:t>6</w:t>
+        </w:r>
+        <w:r>
+          <w:rPr>
+            <w:noProof/>
+            <w:webHidden/>
+          </w:rPr>
+          <w:fldChar w:fldCharType="end"/>
+        </w:r>
+      </w:hyperlink>
+    </w:p>
+    <w:p>
+      <w:pPr>
+        <w:pStyle w:val="TOC2"/>
+        <w:tabs>
+          <w:tab w:val="right" w:leader="dot" w:pos="8630"/>
+        </w:tabs>
+        <w:rPr>
+          <w:rFonts w:asciiTheme="minorHAnsi" w:hAnsiTheme="minorHAnsi"/>
+          <w:noProof/>
+          <w:color w:val="auto"/>
+          <w:kern w:val="2"/>
+          <w:sz w:val="24"/>
+          <w:szCs w:val="24"/>
+          <w:lang w:val="en-IN" w:eastAsia="en-IN"/>
+          <w14:ligatures w14:val="standardContextual"/>
+        </w:rPr>
+      </w:pPr>
+      <w:hyperlink w:anchor="_Toc230861367" w:history="1">
+        <w:r>
+          <w:rPr>
+            <w:rStyle w:val="Hyperlink"/>
+            <w:noProof/>
+          </w:rPr>
+          <w:t>2.1 Signing in</w:t>
+        </w:r>
+        <w:r>
+          <w:rPr>
+            <w:noProof/>
+            <w:webHidden/>
+          </w:rPr>
+          <w:tab/>
+        </w:r>
+        <w:r>
+          <w:rPr>
+            <w:noProof/>
+            <w:webHidden/>
+          </w:rPr>
+          <w:fldChar w:fldCharType="begin"/>
+        </w:r>
+        <w:r>
+          <w:rPr>
+            <w:noProof/>
+            <w:webHidden/>
+          </w:rPr>
+          <w:instrText xml:space="preserve"> PAGEREF _Toc230861367 \h </w:instrText>
+        </w:r>
+        <w:r>
+          <w:rPr>
+            <w:noProof/>
+            <w:webHidden/>
+          </w:rPr>
+        </w:r>
+        <w:r>
+          <w:rPr>
+            <w:noProof/>
+            <w:webHidden/>
+          </w:rPr>
+          <w:fldChar w:fldCharType="separate"/>
+        </w:r>
+        <w:r>
+          <w:rPr>
+            <w:noProof/>
+            <w:webHidden/>
+          </w:rPr>
+          <w:t>6</w:t>
+        </w:r>
+        <w:r>
+          <w:rPr>
+            <w:noProof/>
+            <w:webHidden/>
+          </w:rPr>
+          <w:fldChar w:fldCharType="end"/>
+        </w:r>
+      </w:hyperlink>
+    </w:p>
+    <w:p>
+      <w:pPr>
+        <w:pStyle w:val="TOC2"/>
+        <w:tabs>
+          <w:tab w:val="right" w:leader="dot" w:pos="8630"/>
+        </w:tabs>
+        <w:rPr>
+          <w:rFonts w:asciiTheme="minorHAnsi" w:hAnsiTheme="minorHAnsi"/>
+          <w:noProof/>
+          <w:color w:val="auto"/>
+          <w:kern w:val="2"/>
+          <w:sz w:val="24"/>
+          <w:szCs w:val="24"/>
+          <w:lang w:val="en-IN" w:eastAsia="en-IN"/>
+          <w14:ligatures w14:val="standardContextual"/>
+        </w:rPr>
+      </w:pPr>
+      <w:hyperlink w:anchor="_Toc230861368" w:history="1">
+        <w:r>
+          <w:rPr>
+            <w:rStyle w:val="Hyperlink"/>
+            <w:noProof/>
+          </w:rPr>
+          <w:t>2.2 Resetting a forgotten password</w:t>
+        </w:r>
+        <w:r>
+          <w:rPr>
+            <w:noProof/>
+            <w:webHidden/>
+          </w:rPr>
+          <w:tab/>
+        </w:r>
+        <w:r>
+          <w:rPr>
+            <w:noProof/>
+            <w:webHidden/>
+          </w:rPr>
+          <w:fldChar w:fldCharType="begin"/>
+        </w:r>
+        <w:r>
+          <w:rPr>
+            <w:noProof/>
+            <w:webHidden/>
+          </w:rPr>
+          <w:instrText xml:space="preserve"> PAGEREF _Toc230861368 \h </w:instrText>
+        </w:r>
+        <w:r>
+          <w:rPr>
+            <w:noProof/>
+            <w:webHidden/>
+          </w:rPr>
+        </w:r>
+        <w:r>
+          <w:rPr>
+            <w:noProof/>
+            <w:webHidden/>
+          </w:rPr>
+          <w:fldChar w:fldCharType="separate"/>
+        </w:r>
+        <w:r>
+          <w:rPr>
+            <w:noProof/>
+            <w:webHidden/>
+          </w:rPr>
+          <w:t>6</w:t>
+        </w:r>
+        <w:r>
+          <w:rPr>
+            <w:noProof/>
+            <w:webHidden/>
+          </w:rPr>
+          <w:fldChar w:fldCharType="end"/>
+        </w:r>
+      </w:hyperlink>
+    </w:p>
+    <w:p>
+      <w:pPr>
+        <w:pStyle w:val="TOC2"/>
+        <w:tabs>
+          <w:tab w:val="right" w:leader="dot" w:pos="8630"/>
+        </w:tabs>
+        <w:rPr>
+          <w:rFonts w:asciiTheme="minorHAnsi" w:hAnsiTheme="minorHAnsi"/>
+          <w:noProof/>
+          <w:color w:val="auto"/>
+          <w:kern w:val="2"/>
+          <w:sz w:val="24"/>
+          <w:szCs w:val="24"/>
+          <w:lang w:val="en-IN" w:eastAsia="en-IN"/>
+          <w14:ligatures w14:val="standardContextual"/>
+        </w:rPr>
+      </w:pPr>
+      <w:hyperlink w:anchor="_Toc230861369" w:history="1">
+        <w:r>
+          <w:rPr>
+            <w:rStyle w:val="Hyperlink"/>
+            <w:noProof/>
+          </w:rPr>
+          <w:t>2.3 The dashboard layout</w:t>
+        </w:r>
+        <w:r>
+          <w:rPr>
+            <w:noProof/>
+            <w:webHidden/>
+          </w:rPr>
+          <w:tab/>
+        </w:r>
+        <w:r>
+          <w:rPr>
+            <w:noProof/>
+            <w:webHidden/>
+          </w:rPr>
+          <w:fldChar w:fldCharType="begin"/>
+        </w:r>
+        <w:r>
+          <w:rPr>
+            <w:noProof/>
+            <w:webHidden/>
+          </w:rPr>
+          <w:instrText xml:space="preserve"> PAGEREF _Toc230861369 \h </w:instrText>
+        </w:r>
+        <w:r>
+          <w:rPr>
+            <w:noProof/>
+            <w:webHidden/>
+          </w:rPr>
+        </w:r>
+        <w:r>
+          <w:rPr>
+            <w:noProof/>
+            <w:webHidden/>
+          </w:rPr>
+          <w:fldChar w:fldCharType="separate"/>
+        </w:r>
+        <w:r>
+          <w:rPr>
+            <w:noProof/>
+            <w:webHidden/>
+          </w:rPr>
+          <w:t>7</w:t>
+        </w:r>
+        <w:r>
+          <w:rPr>
+            <w:noProof/>
+            <w:webHidden/>
+          </w:rPr>
+          <w:fldChar w:fldCharType="end"/>
+        </w:r>
+      </w:hyperlink>
+    </w:p>
+    <w:p>
+      <w:pPr>
+        <w:pStyle w:val="TOC2"/>
+        <w:tabs>
+          <w:tab w:val="right" w:leader="dot" w:pos="8630"/>
+        </w:tabs>
+        <w:rPr>
+          <w:rFonts w:asciiTheme="minorHAnsi" w:hAnsiTheme="minorHAnsi"/>
+          <w:noProof/>
+          <w:color w:val="auto"/>
+          <w:kern w:val="2"/>
+          <w:sz w:val="24"/>
+          <w:szCs w:val="24"/>
+          <w:lang w:val="en-IN" w:eastAsia="en-IN"/>
+          <w14:ligatures w14:val="standardContextual"/>
+        </w:rPr>
+      </w:pPr>
+      <w:hyperlink w:anchor="_Toc230861370" w:history="1">
+        <w:r>
+          <w:rPr>
+            <w:rStyle w:val="Hyperlink"/>
+            <w:noProof/>
+          </w:rPr>
+          <w:t>2.4 User roles and what each can access</w:t>
+        </w:r>
+        <w:r>
+          <w:rPr>
+            <w:noProof/>
+            <w:webHidden/>
+          </w:rPr>
+          <w:tab/>
+        </w:r>
+        <w:r>
+          <w:rPr>
+            <w:noProof/>
+            <w:webHidden/>
+          </w:rPr>
+          <w:fldChar w:fldCharType="begin"/>
+        </w:r>
+        <w:r>
+          <w:rPr>
+            <w:noProof/>
+            <w:webHidden/>
+          </w:rPr>
+          <w:instrText xml:space="preserve"> PAGEREF _Toc230861370 \h </w:instrText>
+        </w:r>
+        <w:r>
+          <w:rPr>
+            <w:noProof/>
+            <w:webHidden/>
+          </w:rPr>
+        </w:r>
+        <w:r>
+          <w:rPr>
+            <w:noProof/>
+            <w:webHidden/>
+          </w:rPr>
+          <w:fldChar w:fldCharType="separate"/>
+        </w:r>
+        <w:r>
+          <w:rPr>
+            <w:noProof/>
+            <w:webHidden/>
+          </w:rPr>
+          <w:t>8</w:t>
+        </w:r>
+        <w:r>
+          <w:rPr>
+            <w:noProof/>
+            <w:webHidden/>
+          </w:rPr>
+          <w:fldChar w:fldCharType="end"/>
+        </w:r>
+      </w:hyperlink>
+    </w:p>
+    <w:p>
+      <w:pPr>
+        <w:pStyle w:val="TOC1"/>
+        <w:tabs>
+          <w:tab w:val="right" w:leader="dot" w:pos="8630"/>
+        </w:tabs>
+        <w:rPr>
+          <w:rFonts w:asciiTheme="minorHAnsi" w:hAnsiTheme="minorHAnsi"/>
+          <w:noProof/>
+          <w:color w:val="auto"/>
+          <w:kern w:val="2"/>
+          <w:sz w:val="24"/>
+          <w:szCs w:val="24"/>
+          <w:lang w:val="en-IN" w:eastAsia="en-IN"/>
+          <w14:ligatures w14:val="standardContextual"/>
+        </w:rPr>
+      </w:pPr>
+      <w:hyperlink w:anchor="_Toc230861371" w:history="1">
+        <w:r>
+          <w:rPr>
+            <w:rStyle w:val="Hyperlink"/>
+            <w:noProof/>
+          </w:rPr>
+          <w:t>3. Dashboard Overview</w:t>
+        </w:r>
+        <w:r>
+          <w:rPr>
+            <w:noProof/>
+            <w:webHidden/>
+          </w:rPr>
+          <w:tab/>
+        </w:r>
+        <w:r>
+          <w:rPr>
+            <w:noProof/>
+            <w:webHidden/>
+          </w:rPr>
+          <w:fldChar w:fldCharType="begin"/>
+        </w:r>
+        <w:r>
+          <w:rPr>
+            <w:noProof/>
+            <w:webHidden/>
+          </w:rPr>
+          <w:instrText xml:space="preserve"> PAGEREF _Toc230861371 \h </w:instrText>
+        </w:r>
+        <w:r>
+          <w:rPr>
+            <w:noProof/>
+            <w:webHidden/>
+          </w:rPr>
+        </w:r>
+        <w:r>
+          <w:rPr>
+            <w:noProof/>
+            <w:webHidden/>
+          </w:rPr>
+          <w:fldChar w:fldCharType="separate"/>
+        </w:r>
+        <w:r>
+          <w:rPr>
+            <w:noProof/>
+            <w:webHidden/>
+          </w:rPr>
+          <w:t>9</w:t>
+        </w:r>
+        <w:r>
+          <w:rPr>
+            <w:noProof/>
+            <w:webHidden/>
+          </w:rPr>
+          <w:fldChar w:fldCharType="end"/>
+        </w:r>
+      </w:hyperlink>
+    </w:p>
+    <w:p>
+      <w:pPr>
+        <w:pStyle w:val="TOC2"/>
+        <w:tabs>
+          <w:tab w:val="right" w:leader="dot" w:pos="8630"/>
+        </w:tabs>
+        <w:rPr>
+          <w:rFonts w:asciiTheme="minorHAnsi" w:hAnsiTheme="minorHAnsi"/>
+          <w:noProof/>
+          <w:color w:val="auto"/>
+          <w:kern w:val="2"/>
+          <w:sz w:val="24"/>
+          <w:szCs w:val="24"/>
+          <w:lang w:val="en-IN" w:eastAsia="en-IN"/>
+          <w14:ligatures w14:val="standardContextual"/>
+        </w:rPr>
+      </w:pPr>
+      <w:hyperlink w:anchor="_Toc230861372" w:history="1">
+        <w:r>
+          <w:rPr>
+            <w:rStyle w:val="Hyperlink"/>
+            <w:noProof/>
+          </w:rPr>
+          <w:t>3.1 Top statistics</w:t>
+        </w:r>
+        <w:r>
+          <w:rPr>
+            <w:noProof/>
+            <w:webHidden/>
+          </w:rPr>
+          <w:tab/>
+        </w:r>
+        <w:r>
+          <w:rPr>
+            <w:noProof/>
+            <w:webHidden/>
+          </w:rPr>
+          <w:fldChar w:fldCharType="begin"/>
+        </w:r>
+        <w:r>
+          <w:rPr>
+            <w:noProof/>
+            <w:webHidden/>
+          </w:rPr>
+          <w:instrText xml:space="preserve"> PAGEREF _Toc230861372 \h </w:instrText>
+        </w:r>
+        <w:r>
+          <w:rPr>
+            <w:noProof/>
+            <w:webHidden/>
+          </w:rPr>
+        </w:r>
+        <w:r>
+          <w:rPr>
+            <w:noProof/>
+            <w:webHidden/>
+          </w:rPr>
+          <w:fldChar w:fldCharType="separate"/>
+        </w:r>
+        <w:r>
+          <w:rPr>
+            <w:noProof/>
+            <w:webHidden/>
+          </w:rPr>
+          <w:t>9</w:t>
+        </w:r>
+        <w:r>
+          <w:rPr>
+            <w:noProof/>
+            <w:webHidden/>
+          </w:rPr>
+          <w:fldChar w:fldCharType="end"/>
+        </w:r>
+      </w:hyperlink>
+    </w:p>
+    <w:p>
+      <w:pPr>
+        <w:pStyle w:val="TOC2"/>
+        <w:tabs>
+          <w:tab w:val="right" w:leader="dot" w:pos="8630"/>
+        </w:tabs>
+        <w:rPr>
+          <w:rFonts w:asciiTheme="minorHAnsi" w:hAnsiTheme="minorHAnsi"/>
+          <w:noProof/>
+          <w:color w:val="auto"/>
+          <w:kern w:val="2"/>
+          <w:sz w:val="24"/>
+          <w:szCs w:val="24"/>
+          <w:lang w:val="en-IN" w:eastAsia="en-IN"/>
+          <w14:ligatures w14:val="standardContextual"/>
+        </w:rPr>
+      </w:pPr>
+      <w:hyperlink w:anchor="_Toc230861373" w:history="1">
+        <w:r>
+          <w:rPr>
+            <w:rStyle w:val="Hyperlink"/>
+            <w:noProof/>
+          </w:rPr>
+          <w:t>3.2 Interview funnel and candidate status</w:t>
+        </w:r>
+        <w:r>
+          <w:rPr>
+            <w:noProof/>
+            <w:webHidden/>
+          </w:rPr>
+          <w:tab/>
+        </w:r>
+        <w:r>
+          <w:rPr>
+            <w:noProof/>
+            <w:webHidden/>
+          </w:rPr>
+          <w:fldChar w:fldCharType="begin"/>
+        </w:r>
+        <w:r>
+          <w:rPr>
+            <w:noProof/>
+            <w:webHidden/>
+          </w:rPr>
+          <w:instrText xml:space="preserve"> PAGEREF _Toc230861373 \h </w:instrText>
+        </w:r>
+        <w:r>
+          <w:rPr>
+            <w:noProof/>
+            <w:webHidden/>
+          </w:rPr>
+        </w:r>
+        <w:r>
+          <w:rPr>
+            <w:noProof/>
+            <w:webHidden/>
+          </w:rPr>
+          <w:fldChar w:fldCharType="separate"/>
+        </w:r>
+        <w:r>
+          <w:rPr>
+            <w:noProof/>
+            <w:webHidden/>
+          </w:rPr>
+          <w:t>9</w:t>
+        </w:r>
+        <w:r>
+          <w:rPr>
+            <w:noProof/>
+            <w:webHidden/>
+          </w:rPr>
+          <w:fldChar w:fldCharType="end"/>
+        </w:r>
+      </w:hyperlink>
+    </w:p>
+    <w:p>
+      <w:pPr>
+        <w:pStyle w:val="TOC2"/>
+        <w:tabs>
+          <w:tab w:val="right" w:leader="dot" w:pos="8630"/>
+        </w:tabs>
+        <w:rPr>
+          <w:rFonts w:asciiTheme="minorHAnsi" w:hAnsiTheme="minorHAnsi"/>
+          <w:noProof/>
+          <w:color w:val="auto"/>
+          <w:kern w:val="2"/>
+          <w:sz w:val="24"/>
+          <w:szCs w:val="24"/>
+          <w:lang w:val="en-IN" w:eastAsia="en-IN"/>
+          <w14:ligatures w14:val="standardContextual"/>
+        </w:rPr>
+      </w:pPr>
+      <w:hyperlink w:anchor="_Toc230861374" w:history="1">
+        <w:r>
+          <w:rPr>
+            <w:rStyle w:val="Hyperlink"/>
+            <w:noProof/>
+          </w:rPr>
+          <w:t>3.3 Recent activity, costs, and quick actions</w:t>
+        </w:r>
+        <w:r>
+          <w:rPr>
+            <w:noProof/>
+            <w:webHidden/>
+          </w:rPr>
+          <w:tab/>
+        </w:r>
+        <w:r>
+          <w:rPr>
+            <w:noProof/>
+            <w:webHidden/>
+          </w:rPr>
+          <w:fldChar w:fldCharType="begin"/>
+        </w:r>
+        <w:r>
+          <w:rPr>
+            <w:noProof/>
+            <w:webHidden/>
+          </w:rPr>
+          <w:instrText xml:space="preserve"> PAGEREF _Toc230861374 \h </w:instrText>
+        </w:r>
+        <w:r>
+          <w:rPr>
+            <w:noProof/>
+            <w:webHidden/>
+          </w:rPr>
+        </w:r>
+        <w:r>
+          <w:rPr>
+            <w:noProof/>
+            <w:webHidden/>
+          </w:rPr>
+          <w:fldChar w:fldCharType="separate"/>
+        </w:r>
+        <w:r>
+          <w:rPr>
+            <w:noProof/>
+            <w:webHidden/>
+          </w:rPr>
+          <w:t>9</w:t>
+        </w:r>
+        <w:r>
+          <w:rPr>
+            <w:noProof/>
+            <w:webHidden/>
+          </w:rPr>
+          <w:fldChar w:fldCharType="end"/>
+        </w:r>
+      </w:hyperlink>
+    </w:p>
+    <w:p>
+      <w:pPr>
+        <w:pStyle w:val="TOC1"/>
+        <w:tabs>
+          <w:tab w:val="right" w:leader="dot" w:pos="8630"/>
+        </w:tabs>
+        <w:rPr>
+          <w:rFonts w:asciiTheme="minorHAnsi" w:hAnsiTheme="minorHAnsi"/>
+          <w:noProof/>
+          <w:color w:val="auto"/>
+          <w:kern w:val="2"/>
+          <w:sz w:val="24"/>
+          <w:szCs w:val="24"/>
+          <w:lang w:val="en-IN" w:eastAsia="en-IN"/>
+          <w14:ligatures w14:val="standardContextual"/>
+        </w:rPr>
+      </w:pPr>
+      <w:hyperlink w:anchor="_Toc230861375" w:history="1">
+        <w:r>
+          <w:rPr>
+            <w:rStyle w:val="Hyperlink"/>
+            <w:noProof/>
+          </w:rPr>
+          <w:t>4. Managing Interviews</w:t>
+        </w:r>
+        <w:r>
+          <w:rPr>
+            <w:noProof/>
+            <w:webHidden/>
+          </w:rPr>
+          <w:tab/>
+        </w:r>
+        <w:r>
+          <w:rPr>
+            <w:noProof/>
+            <w:webHidden/>
+          </w:rPr>
+          <w:fldChar w:fldCharType="begin"/>
+        </w:r>
+        <w:r>
+          <w:rPr>
+            <w:noProof/>
+            <w:webHidden/>
+          </w:rPr>
+          <w:instrText xml:space="preserve"> PAGEREF _Toc230861375 \h </w:instrText>
+        </w:r>
+        <w:r>
+          <w:rPr>
+            <w:noProof/>
+            <w:webHidden/>
+          </w:rPr>
+        </w:r>
+        <w:r>
+          <w:rPr>
+            <w:noProof/>
+            <w:webHidden/>
+          </w:rPr>
+          <w:fldChar w:fldCharType="separate"/>
+        </w:r>
+        <w:r>
+          <w:rPr>
+            <w:noProof/>
+            <w:webHidden/>
+          </w:rPr>
+          <w:t>11</w:t>
+        </w:r>
+        <w:r>
+          <w:rPr>
+            <w:noProof/>
+            <w:webHidden/>
+          </w:rPr>
+          <w:fldChar w:fldCharType="end"/>
+        </w:r>
+      </w:hyperlink>
+    </w:p>
+    <w:p>
+      <w:pPr>
+        <w:pStyle w:val="TOC2"/>
+        <w:tabs>
+          <w:tab w:val="right" w:leader="dot" w:pos="8630"/>
+        </w:tabs>
+        <w:rPr>
+          <w:rFonts w:asciiTheme="minorHAnsi" w:hAnsiTheme="minorHAnsi"/>
+          <w:noProof/>
+          <w:color w:val="auto"/>
+          <w:kern w:val="2"/>
+          <w:sz w:val="24"/>
+          <w:szCs w:val="24"/>
+          <w:lang w:val="en-IN" w:eastAsia="en-IN"/>
+          <w14:ligatures w14:val="standardContextual"/>
+        </w:rPr>
+      </w:pPr>
+      <w:hyperlink w:anchor="_Toc230861376" w:history="1">
+        <w:r>
+          <w:rPr>
+            <w:rStyle w:val="Hyperlink"/>
+            <w:noProof/>
+          </w:rPr>
+          <w:t>4.1 The Interviews page</w:t>
+        </w:r>
+        <w:r>
+          <w:rPr>
+            <w:noProof/>
+            <w:webHidden/>
+          </w:rPr>
+          <w:tab/>
+        </w:r>
+        <w:r>
+          <w:rPr>
+            <w:noProof/>
+            <w:webHidden/>
+          </w:rPr>
+          <w:fldChar w:fldCharType="begin"/>
+        </w:r>
+        <w:r>
+          <w:rPr>
+            <w:noProof/>
+            <w:webHidden/>
+          </w:rPr>
+          <w:instrText xml:space="preserve"> PAGEREF _Toc230861376 \h </w:instrText>
+        </w:r>
+        <w:r>
+          <w:rPr>
+            <w:noProof/>
+            <w:webHidden/>
+          </w:rPr>
+        </w:r>
+        <w:r>
+          <w:rPr>
+            <w:noProof/>
+            <w:webHidden/>
+          </w:rPr>
+          <w:fldChar w:fldCharType="separate"/>
+        </w:r>
+        <w:r>
+          <w:rPr>
+            <w:noProof/>
+            <w:webHidden/>
+          </w:rPr>
+          <w:t>11</w:t>
+        </w:r>
+        <w:r>
+          <w:rPr>
+            <w:noProof/>
+            <w:webHidden/>
+          </w:rPr>
+          <w:fldChar w:fldCharType="end"/>
+        </w:r>
+      </w:hyperlink>
+    </w:p>
+    <w:p>
+      <w:pPr>
+        <w:pStyle w:val="TOC2"/>
+        <w:tabs>
+          <w:tab w:val="right" w:leader="dot" w:pos="8630"/>
+        </w:tabs>
+        <w:rPr>
+          <w:rFonts w:asciiTheme="minorHAnsi" w:hAnsiTheme="minorHAnsi"/>
+          <w:noProof/>
+          <w:color w:val="auto"/>
+          <w:kern w:val="2"/>
+          <w:sz w:val="24"/>
+          <w:szCs w:val="24"/>
+          <w:lang w:val="en-IN" w:eastAsia="en-IN"/>
+          <w14:ligatures w14:val="standardContextual"/>
+        </w:rPr>
+      </w:pPr>
+      <w:hyperlink w:anchor="_Toc230861377" w:history="1">
+        <w:r>
+          <w:rPr>
+            <w:rStyle w:val="Hyperlink"/>
+            <w:noProof/>
+          </w:rPr>
+          <w:t>4.2 Creating an interview — Step 1: details</w:t>
+        </w:r>
+        <w:r>
+          <w:rPr>
+            <w:noProof/>
+            <w:webHidden/>
+          </w:rPr>
+          <w:tab/>
+        </w:r>
+        <w:r>
+          <w:rPr>
+            <w:noProof/>
+            <w:webHidden/>
+          </w:rPr>
+          <w:fldChar w:fldCharType="begin"/>
+        </w:r>
+        <w:r>
+          <w:rPr>
+            <w:noProof/>
+            <w:webHidden/>
+          </w:rPr>
+          <w:instrText xml:space="preserve"> PAGEREF _Toc230861377 \h </w:instrText>
+        </w:r>
+        <w:r>
+          <w:rPr>
+            <w:noProof/>
+            <w:webHidden/>
+          </w:rPr>
+        </w:r>
+        <w:r>
+          <w:rPr>
+            <w:noProof/>
+            <w:webHidden/>
+          </w:rPr>
+          <w:fldChar w:fldCharType="separate"/>
+        </w:r>
+        <w:r>
+          <w:rPr>
+            <w:noProof/>
+            <w:webHidden/>
+          </w:rPr>
+          <w:t>11</w:t>
+        </w:r>
+        <w:r>
+          <w:rPr>
+            <w:noProof/>
+            <w:webHidden/>
+          </w:rPr>
+          <w:fldChar w:fldCharType="end"/>
+        </w:r>
+      </w:hyperlink>
+    </w:p>
+    <w:p>
+      <w:pPr>
+        <w:pStyle w:val="TOC2"/>
+        <w:tabs>
+          <w:tab w:val="right" w:leader="dot" w:pos="8630"/>
+        </w:tabs>
+        <w:rPr>
+          <w:rFonts w:asciiTheme="minorHAnsi" w:hAnsiTheme="minorHAnsi"/>
+          <w:noProof/>
+          <w:color w:val="auto"/>
+          <w:kern w:val="2"/>
+          <w:sz w:val="24"/>
+          <w:szCs w:val="24"/>
+          <w:lang w:val="en-IN" w:eastAsia="en-IN"/>
+          <w14:ligatures w14:val="standardContextual"/>
+        </w:rPr>
+      </w:pPr>
+      <w:hyperlink w:anchor="_Toc230861378" w:history="1">
+        <w:r>
+          <w:rPr>
+            <w:rStyle w:val="Hyperlink"/>
+            <w:noProof/>
+          </w:rPr>
+          <w:t>4.3 Creating an interview — Step 2: questions</w:t>
+        </w:r>
+        <w:r>
+          <w:rPr>
+            <w:noProof/>
+            <w:webHidden/>
+          </w:rPr>
+          <w:tab/>
+        </w:r>
+        <w:r>
+          <w:rPr>
+            <w:noProof/>
+            <w:webHidden/>
+          </w:rPr>
+          <w:fldChar w:fldCharType="begin"/>
+        </w:r>
+        <w:r>
+          <w:rPr>
+            <w:noProof/>
+            <w:webHidden/>
+          </w:rPr>
+          <w:instrText xml:space="preserve"> PAGEREF _Toc230861378 \h </w:instrText>
+        </w:r>
+        <w:r>
+          <w:rPr>
+            <w:noProof/>
+            <w:webHidden/>
+          </w:rPr>
+        </w:r>
+        <w:r>
+          <w:rPr>
+            <w:noProof/>
+            <w:webHidden/>
+          </w:rPr>
+          <w:fldChar w:fldCharType="separate"/>
+        </w:r>
+        <w:r>
+          <w:rPr>
+            <w:noProof/>
+            <w:webHidden/>
+          </w:rPr>
+          <w:t>12</w:t>
+        </w:r>
+        <w:r>
+          <w:rPr>
+            <w:noProof/>
+            <w:webHidden/>
+          </w:rPr>
+          <w:fldChar w:fldCharType="end"/>
+        </w:r>
+      </w:hyperlink>
+    </w:p>
+    <w:p>
+      <w:pPr>
+        <w:pStyle w:val="TOC2"/>
+        <w:tabs>
+          <w:tab w:val="right" w:leader="dot" w:pos="8630"/>
+        </w:tabs>
+        <w:rPr>
+          <w:rFonts w:asciiTheme="minorHAnsi" w:hAnsiTheme="minorHAnsi"/>
+          <w:noProof/>
+          <w:color w:val="auto"/>
+          <w:kern w:val="2"/>
+          <w:sz w:val="24"/>
+          <w:szCs w:val="24"/>
+          <w:lang w:val="en-IN" w:eastAsia="en-IN"/>
+          <w14:ligatures w14:val="standardContextual"/>
+        </w:rPr>
+      </w:pPr>
+      <w:hyperlink w:anchor="_Toc230861379" w:history="1">
+        <w:r>
+          <w:rPr>
+            <w:rStyle w:val="Hyperlink"/>
+            <w:noProof/>
+          </w:rPr>
+          <w:t>4.4 The interview detail page</w:t>
+        </w:r>
+        <w:r>
+          <w:rPr>
+            <w:noProof/>
+            <w:webHidden/>
+          </w:rPr>
+          <w:tab/>
+        </w:r>
+        <w:r>
+          <w:rPr>
+            <w:noProof/>
+            <w:webHidden/>
+          </w:rPr>
+          <w:fldChar w:fldCharType="begin"/>
+        </w:r>
+        <w:r>
+          <w:rPr>
+            <w:noProof/>
+            <w:webHidden/>
+          </w:rPr>
+          <w:instrText xml:space="preserve"> PAGEREF _Toc230861379 \h </w:instrText>
+        </w:r>
+        <w:r>
+          <w:rPr>
+            <w:noProof/>
+            <w:webHidden/>
+          </w:rPr>
+        </w:r>
+        <w:r>
+          <w:rPr>
+            <w:noProof/>
+            <w:webHidden/>
+          </w:rPr>
+          <w:fldChar w:fldCharType="separate"/>
+        </w:r>
+        <w:r>
+          <w:rPr>
+            <w:noProof/>
+            <w:webHidden/>
+          </w:rPr>
+          <w:t>13</w:t>
+        </w:r>
+        <w:r>
+          <w:rPr>
+            <w:noProof/>
+            <w:webHidden/>
+          </w:rPr>
+          <w:fldChar w:fldCharType="end"/>
+        </w:r>
+      </w:hyperlink>
+    </w:p>
+    <w:p>
+      <w:pPr>
+        <w:pStyle w:val="TOC2"/>
+        <w:tabs>
+          <w:tab w:val="right" w:leader="dot" w:pos="8630"/>
+        </w:tabs>
+        <w:rPr>
+          <w:rFonts w:asciiTheme="minorHAnsi" w:hAnsiTheme="minorHAnsi"/>
+          <w:noProof/>
+          <w:color w:val="auto"/>
+          <w:kern w:val="2"/>
+          <w:sz w:val="24"/>
+          <w:szCs w:val="24"/>
+          <w:lang w:val="en-IN" w:eastAsia="en-IN"/>
+          <w14:ligatures w14:val="standardContextual"/>
+        </w:rPr>
+      </w:pPr>
+      <w:hyperlink w:anchor="_Toc230861380" w:history="1">
+        <w:r>
+          <w:rPr>
+            <w:rStyle w:val="Hyperlink"/>
+            <w:noProof/>
+          </w:rPr>
+          <w:t>4.5 Sharing an interview with candidates</w:t>
+        </w:r>
+        <w:r>
+          <w:rPr>
+            <w:noProof/>
+            <w:webHidden/>
+          </w:rPr>
+          <w:tab/>
+        </w:r>
+        <w:r>
+          <w:rPr>
+            <w:noProof/>
+            <w:webHidden/>
+          </w:rPr>
+          <w:fldChar w:fldCharType="begin"/>
+        </w:r>
+        <w:r>
+          <w:rPr>
+            <w:noProof/>
+            <w:webHidden/>
+          </w:rPr>
+          <w:instrText xml:space="preserve"> PAGEREF _Toc230861380 \h </w:instrText>
+        </w:r>
+        <w:r>
+          <w:rPr>
+            <w:noProof/>
+            <w:webHidden/>
+          </w:rPr>
+        </w:r>
+        <w:r>
+          <w:rPr>
+            <w:noProof/>
+            <w:webHidden/>
+          </w:rPr>
+          <w:fldChar w:fldCharType="separate"/>
+        </w:r>
+        <w:r>
+          <w:rPr>
+            <w:noProof/>
+            <w:webHidden/>
+          </w:rPr>
+          <w:t>13</w:t>
+        </w:r>
+        <w:r>
+          <w:rPr>
+            <w:noProof/>
+            <w:webHidden/>
+          </w:rPr>
+          <w:fldChar w:fldCharType="end"/>
+        </w:r>
+      </w:hyperlink>
+    </w:p>
+    <w:p>
+      <w:pPr>
+        <w:pStyle w:val="TOC1"/>
+        <w:tabs>
+          <w:tab w:val="right" w:leader="dot" w:pos="8630"/>
+        </w:tabs>
+        <w:rPr>
+          <w:rFonts w:asciiTheme="minorHAnsi" w:hAnsiTheme="minorHAnsi"/>
+          <w:noProof/>
+          <w:color w:val="auto"/>
+          <w:kern w:val="2"/>
+          <w:sz w:val="24"/>
+          <w:szCs w:val="24"/>
+          <w:lang w:val="en-IN" w:eastAsia="en-IN"/>
+          <w14:ligatures w14:val="standardContextual"/>
+        </w:rPr>
+      </w:pPr>
+      <w:hyperlink w:anchor="_Toc230861381" w:history="1">
+        <w:r>
+          <w:rPr>
+            <w:rStyle w:val="Hyperlink"/>
+            <w:noProof/>
+          </w:rPr>
+          <w:t>5. The AI Interviewers</w:t>
+        </w:r>
+        <w:r>
+          <w:rPr>
+            <w:noProof/>
+            <w:webHidden/>
+          </w:rPr>
+          <w:tab/>
+        </w:r>
+        <w:r>
+          <w:rPr>
+            <w:noProof/>
+            <w:webHidden/>
+          </w:rPr>
+          <w:fldChar w:fldCharType="begin"/>
+        </w:r>
+        <w:r>
+          <w:rPr>
+            <w:noProof/>
+            <w:webHidden/>
+          </w:rPr>
+          <w:instrText xml:space="preserve"> PAGEREF _Toc230861381 \h </w:instrText>
+        </w:r>
+        <w:r>
+          <w:rPr>
+            <w:noProof/>
+            <w:webHidden/>
+          </w:rPr>
+        </w:r>
+        <w:r>
+          <w:rPr>
+            <w:noProof/>
+            <w:webHidden/>
+          </w:rPr>
+          <w:fldChar w:fldCharType="separate"/>
+        </w:r>
+        <w:r>
+          <w:rPr>
+            <w:noProof/>
+            <w:webHidden/>
+          </w:rPr>
+          <w:t>15</w:t>
+        </w:r>
+        <w:r>
+          <w:rPr>
+            <w:noProof/>
+            <w:webHidden/>
+          </w:rPr>
+          <w:fldChar w:fldCharType="end"/>
+        </w:r>
+      </w:hyperlink>
+    </w:p>
+    <w:p>
+      <w:pPr>
+        <w:pStyle w:val="TOC1"/>
+        <w:tabs>
+          <w:tab w:val="right" w:leader="dot" w:pos="8630"/>
+        </w:tabs>
+        <w:rPr>
+          <w:rFonts w:asciiTheme="minorHAnsi" w:hAnsiTheme="minorHAnsi"/>
+          <w:noProof/>
+          <w:color w:val="auto"/>
+          <w:kern w:val="2"/>
+          <w:sz w:val="24"/>
+          <w:szCs w:val="24"/>
+          <w:lang w:val="en-IN" w:eastAsia="en-IN"/>
+          <w14:ligatures w14:val="standardContextual"/>
+        </w:rPr>
+      </w:pPr>
+      <w:hyperlink w:anchor="_Toc230861382" w:history="1">
+        <w:r>
+          <w:rPr>
+            <w:rStyle w:val="Hyperlink"/>
+            <w:noProof/>
+          </w:rPr>
+          <w:t>6. Reviewing Candidate Responses</w:t>
+        </w:r>
+        <w:r>
+          <w:rPr>
+            <w:noProof/>
+            <w:webHidden/>
+          </w:rPr>
+          <w:tab/>
+        </w:r>
+        <w:r>
+          <w:rPr>
+            <w:noProof/>
+            <w:webHidden/>
+          </w:rPr>
+          <w:fldChar w:fldCharType="begin"/>
+        </w:r>
+        <w:r>
+          <w:rPr>
+            <w:noProof/>
+            <w:webHidden/>
+          </w:rPr>
+          <w:instrText xml:space="preserve"> PAGEREF _Toc230861382 \h </w:instrText>
+        </w:r>
+        <w:r>
+          <w:rPr>
+            <w:noProof/>
+            <w:webHidden/>
+          </w:rPr>
+        </w:r>
+        <w:r>
+          <w:rPr>
+            <w:noProof/>
+            <w:webHidden/>
+          </w:rPr>
+          <w:fldChar w:fldCharType="separate"/>
+        </w:r>
+        <w:r>
+          <w:rPr>
+            <w:noProof/>
+            <w:webHidden/>
+          </w:rPr>
+          <w:t>16</w:t>
+        </w:r>
+        <w:r>
+          <w:rPr>
+            <w:noProof/>
+            <w:webHidden/>
+          </w:rPr>
+          <w:fldChar w:fldCharType="end"/>
+        </w:r>
+      </w:hyperlink>
+    </w:p>
+    <w:p>
+      <w:pPr>
+        <w:pStyle w:val="TOC2"/>
+        <w:tabs>
+          <w:tab w:val="right" w:leader="dot" w:pos="8630"/>
+        </w:tabs>
+        <w:rPr>
+          <w:rFonts w:asciiTheme="minorHAnsi" w:hAnsiTheme="minorHAnsi"/>
+          <w:noProof/>
+          <w:color w:val="auto"/>
+          <w:kern w:val="2"/>
+          <w:sz w:val="24"/>
+          <w:szCs w:val="24"/>
+          <w:lang w:val="en-IN" w:eastAsia="en-IN"/>
+          <w14:ligatures w14:val="standardContextual"/>
+        </w:rPr>
+      </w:pPr>
+      <w:hyperlink w:anchor="_Toc230861383" w:history="1">
+        <w:r>
+          <w:rPr>
+            <w:rStyle w:val="Hyperlink"/>
+            <w:noProof/>
+          </w:rPr>
+          <w:t>6.1 The Overall Analysis summary</w:t>
+        </w:r>
+        <w:r>
+          <w:rPr>
+            <w:noProof/>
+            <w:webHidden/>
+          </w:rPr>
+          <w:tab/>
+        </w:r>
+        <w:r>
+          <w:rPr>
+            <w:noProof/>
+            <w:webHidden/>
+          </w:rPr>
+          <w:fldChar w:fldCharType="begin"/>
+        </w:r>
+        <w:r>
+          <w:rPr>
+            <w:noProof/>
+            <w:webHidden/>
+          </w:rPr>
+          <w:instrText xml:space="preserve"> PAGEREF _Toc230861383 \h </w:instrText>
+        </w:r>
+        <w:r>
+          <w:rPr>
+            <w:noProof/>
+            <w:webHidden/>
+          </w:rPr>
+        </w:r>
+        <w:r>
+          <w:rPr>
+            <w:noProof/>
+            <w:webHidden/>
+          </w:rPr>
+          <w:fldChar w:fldCharType="separate"/>
+        </w:r>
+        <w:r>
+          <w:rPr>
+            <w:noProof/>
+            <w:webHidden/>
+          </w:rPr>
+          <w:t>16</w:t>
+        </w:r>
+        <w:r>
+          <w:rPr>
+            <w:noProof/>
+            <w:webHidden/>
+          </w:rPr>
+          <w:fldChar w:fldCharType="end"/>
+        </w:r>
+      </w:hyperlink>
+    </w:p>
+    <w:p>
+      <w:pPr>
+        <w:pStyle w:val="TOC2"/>
+        <w:tabs>
+          <w:tab w:val="right" w:leader="dot" w:pos="8630"/>
+        </w:tabs>
+        <w:rPr>
+          <w:rFonts w:asciiTheme="minorHAnsi" w:hAnsiTheme="minorHAnsi"/>
+          <w:noProof/>
+          <w:color w:val="auto"/>
+          <w:kern w:val="2"/>
+          <w:sz w:val="24"/>
+          <w:szCs w:val="24"/>
+          <w:lang w:val="en-IN" w:eastAsia="en-IN"/>
+          <w14:ligatures w14:val="standardContextual"/>
+        </w:rPr>
+      </w:pPr>
+      <w:hyperlink w:anchor="_Toc230861384" w:history="1">
+        <w:r>
+          <w:rPr>
+            <w:rStyle w:val="Hyperlink"/>
+            <w:noProof/>
+          </w:rPr>
+          <w:t>6.2 Filtering and opening a response</w:t>
+        </w:r>
+        <w:r>
+          <w:rPr>
+            <w:noProof/>
+            <w:webHidden/>
+          </w:rPr>
+          <w:tab/>
+        </w:r>
+        <w:r>
+          <w:rPr>
+            <w:noProof/>
+            <w:webHidden/>
+          </w:rPr>
+          <w:fldChar w:fldCharType="begin"/>
+        </w:r>
+        <w:r>
+          <w:rPr>
+            <w:noProof/>
+            <w:webHidden/>
+          </w:rPr>
+          <w:instrText xml:space="preserve"> PAGEREF _Toc230861384 \h </w:instrText>
+        </w:r>
+        <w:r>
+          <w:rPr>
+            <w:noProof/>
+            <w:webHidden/>
+          </w:rPr>
+        </w:r>
+        <w:r>
+          <w:rPr>
+            <w:noProof/>
+            <w:webHidden/>
+          </w:rPr>
+          <w:fldChar w:fldCharType="separate"/>
+        </w:r>
+        <w:r>
+          <w:rPr>
+            <w:noProof/>
+            <w:webHidden/>
+          </w:rPr>
+          <w:t>16</w:t>
+        </w:r>
+        <w:r>
+          <w:rPr>
+            <w:noProof/>
+            <w:webHidden/>
+          </w:rPr>
+          <w:fldChar w:fldCharType="end"/>
+        </w:r>
+      </w:hyperlink>
+    </w:p>
+    <w:p>
+      <w:pPr>
+        <w:pStyle w:val="TOC2"/>
+        <w:tabs>
+          <w:tab w:val="right" w:leader="dot" w:pos="8630"/>
+        </w:tabs>
+        <w:rPr>
+          <w:rFonts w:asciiTheme="minorHAnsi" w:hAnsiTheme="minorHAnsi"/>
+          <w:noProof/>
+          <w:color w:val="auto"/>
+          <w:kern w:val="2"/>
+          <w:sz w:val="24"/>
+          <w:szCs w:val="24"/>
+          <w:lang w:val="en-IN" w:eastAsia="en-IN"/>
+          <w14:ligatures w14:val="standardContextual"/>
+        </w:rPr>
+      </w:pPr>
+      <w:hyperlink w:anchor="_Toc230861385" w:history="1">
+        <w:r>
+          <w:rPr>
+            <w:rStyle w:val="Hyperlink"/>
+            <w:noProof/>
+          </w:rPr>
+          <w:t>6.3 Inside an individual response</w:t>
+        </w:r>
+        <w:r>
+          <w:rPr>
+            <w:noProof/>
+            <w:webHidden/>
+          </w:rPr>
+          <w:tab/>
+        </w:r>
+        <w:r>
+          <w:rPr>
+            <w:noProof/>
+            <w:webHidden/>
+          </w:rPr>
+          <w:fldChar w:fldCharType="begin"/>
+        </w:r>
+        <w:r>
+          <w:rPr>
+            <w:noProof/>
+            <w:webHidden/>
+          </w:rPr>
+          <w:instrText xml:space="preserve"> PAGEREF _Toc230861385 \h </w:instrText>
+        </w:r>
+        <w:r>
+          <w:rPr>
+            <w:noProof/>
+            <w:webHidden/>
+          </w:rPr>
+        </w:r>
+        <w:r>
+          <w:rPr>
+            <w:noProof/>
+            <w:webHidden/>
+          </w:rPr>
+          <w:fldChar w:fldCharType="separate"/>
+        </w:r>
+        <w:r>
+          <w:rPr>
+            <w:noProof/>
+            <w:webHidden/>
+          </w:rPr>
+          <w:t>16</w:t>
+        </w:r>
+        <w:r>
+          <w:rPr>
+            <w:noProof/>
+            <w:webHidden/>
+          </w:rPr>
+          <w:fldChar w:fldCharType="end"/>
+        </w:r>
+      </w:hyperlink>
+    </w:p>
+    <w:p>
+      <w:pPr>
+        <w:pStyle w:val="TOC2"/>
+        <w:tabs>
+          <w:tab w:val="right" w:leader="dot" w:pos="8630"/>
+        </w:tabs>
+        <w:rPr>
+          <w:rFonts w:asciiTheme="minorHAnsi" w:hAnsiTheme="minorHAnsi"/>
+          <w:noProof/>
+          <w:color w:val="auto"/>
+          <w:kern w:val="2"/>
+          <w:sz w:val="24"/>
+          <w:szCs w:val="24"/>
+          <w:lang w:val="en-IN" w:eastAsia="en-IN"/>
+          <w14:ligatures w14:val="standardContextual"/>
+        </w:rPr>
+      </w:pPr>
+      <w:hyperlink w:anchor="_Toc230861386" w:history="1">
+        <w:r>
+          <w:rPr>
+            <w:rStyle w:val="Hyperlink"/>
+            <w:noProof/>
+          </w:rPr>
+          <w:t>6.4 Anti-cheat / integrity findings</w:t>
+        </w:r>
+        <w:r>
+          <w:rPr>
+            <w:noProof/>
+            <w:webHidden/>
+          </w:rPr>
+          <w:tab/>
+        </w:r>
+        <w:r>
+          <w:rPr>
+            <w:noProof/>
+            <w:webHidden/>
+          </w:rPr>
+          <w:fldChar w:fldCharType="begin"/>
+        </w:r>
+        <w:r>
+          <w:rPr>
+            <w:noProof/>
+            <w:webHidden/>
+          </w:rPr>
+          <w:instrText xml:space="preserve"> PAGEREF _Toc230861386 \h </w:instrText>
+        </w:r>
+        <w:r>
+          <w:rPr>
+            <w:noProof/>
+            <w:webHidden/>
+          </w:rPr>
+        </w:r>
+        <w:r>
+          <w:rPr>
+            <w:noProof/>
+            <w:webHidden/>
+          </w:rPr>
+          <w:fldChar w:fldCharType="separate"/>
+        </w:r>
+        <w:r>
+          <w:rPr>
+            <w:noProof/>
+            <w:webHidden/>
+          </w:rPr>
+          <w:t>17</w:t>
+        </w:r>
+        <w:r>
+          <w:rPr>
+            <w:noProof/>
+            <w:webHidden/>
+          </w:rPr>
+          <w:fldChar w:fldCharType="end"/>
+        </w:r>
+      </w:hyperlink>
+    </w:p>
+    <w:p>
+      <w:pPr>
+        <w:pStyle w:val="TOC2"/>
+        <w:tabs>
+          <w:tab w:val="right" w:leader="dot" w:pos="8630"/>
+        </w:tabs>
+        <w:rPr>
+          <w:rFonts w:asciiTheme="minorHAnsi" w:hAnsiTheme="minorHAnsi"/>
+          <w:noProof/>
+          <w:color w:val="auto"/>
+          <w:kern w:val="2"/>
+          <w:sz w:val="24"/>
+          <w:szCs w:val="24"/>
+          <w:lang w:val="en-IN" w:eastAsia="en-IN"/>
+          <w14:ligatures w14:val="standardContextual"/>
+        </w:rPr>
+      </w:pPr>
+      <w:hyperlink w:anchor="_Toc230861387" w:history="1">
+        <w:r>
+          <w:rPr>
+            <w:rStyle w:val="Hyperlink"/>
+            <w:noProof/>
+          </w:rPr>
+          <w:t>6.5 Setting a candidate's status</w:t>
+        </w:r>
+        <w:r>
+          <w:rPr>
+            <w:noProof/>
+            <w:webHidden/>
+          </w:rPr>
+          <w:tab/>
+        </w:r>
+        <w:r>
+          <w:rPr>
+            <w:noProof/>
+            <w:webHidden/>
+          </w:rPr>
+          <w:fldChar w:fldCharType="begin"/>
+        </w:r>
+        <w:r>
+          <w:rPr>
+            <w:noProof/>
+            <w:webHidden/>
+          </w:rPr>
+          <w:instrText xml:space="preserve"> PAGEREF _Toc230861387 \h </w:instrText>
+        </w:r>
+        <w:r>
+          <w:rPr>
+            <w:noProof/>
+            <w:webHidden/>
+          </w:rPr>
+        </w:r>
+        <w:r>
+          <w:rPr>
+            <w:noProof/>
+            <w:webHidden/>
+          </w:rPr>
+          <w:fldChar w:fldCharType="separate"/>
+        </w:r>
+        <w:r>
+          <w:rPr>
+            <w:noProof/>
+            <w:webHidden/>
+          </w:rPr>
+          <w:t>17</w:t>
+        </w:r>
+        <w:r>
+          <w:rPr>
+            <w:noProof/>
+            <w:webHidden/>
+          </w:rPr>
+          <w:fldChar w:fldCharType="end"/>
+        </w:r>
+      </w:hyperlink>
+    </w:p>
+    <w:p>
+      <w:pPr>
+        <w:pStyle w:val="TOC1"/>
+        <w:tabs>
+          <w:tab w:val="right" w:leader="dot" w:pos="8630"/>
+        </w:tabs>
+        <w:rPr>
+          <w:rFonts w:asciiTheme="minorHAnsi" w:hAnsiTheme="minorHAnsi"/>
+          <w:noProof/>
+          <w:color w:val="auto"/>
+          <w:kern w:val="2"/>
+          <w:sz w:val="24"/>
+          <w:szCs w:val="24"/>
+          <w:lang w:val="en-IN" w:eastAsia="en-IN"/>
+          <w14:ligatures w14:val="standardContextual"/>
+        </w:rPr>
+      </w:pPr>
+      <w:hyperlink w:anchor="_Toc230861388" w:history="1">
+        <w:r>
+          <w:rPr>
+            <w:rStyle w:val="Hyperlink"/>
+            <w:noProof/>
+          </w:rPr>
+          <w:t>7. Managing Candidates (Users)</w:t>
+        </w:r>
+        <w:r>
+          <w:rPr>
+            <w:noProof/>
+            <w:webHidden/>
+          </w:rPr>
+          <w:tab/>
+        </w:r>
+        <w:r>
+          <w:rPr>
+            <w:noProof/>
+            <w:webHidden/>
+          </w:rPr>
+          <w:fldChar w:fldCharType="begin"/>
+        </w:r>
+        <w:r>
+          <w:rPr>
+            <w:noProof/>
+            <w:webHidden/>
+          </w:rPr>
+          <w:instrText xml:space="preserve"> PAGEREF _Toc230861388 \h </w:instrText>
+        </w:r>
+        <w:r>
+          <w:rPr>
+            <w:noProof/>
+            <w:webHidden/>
+          </w:rPr>
+        </w:r>
+        <w:r>
+          <w:rPr>
+            <w:noProof/>
+            <w:webHidden/>
+          </w:rPr>
+          <w:fldChar w:fldCharType="separate"/>
+        </w:r>
+        <w:r>
+          <w:rPr>
+            <w:noProof/>
+            <w:webHidden/>
+          </w:rPr>
+          <w:t>18</w:t>
+        </w:r>
+        <w:r>
+          <w:rPr>
+            <w:noProof/>
+            <w:webHidden/>
+          </w:rPr>
+          <w:fldChar w:fldCharType="end"/>
+        </w:r>
+      </w:hyperlink>
+    </w:p>
+    <w:p>
+      <w:pPr>
+        <w:pStyle w:val="TOC2"/>
+        <w:tabs>
+          <w:tab w:val="right" w:leader="dot" w:pos="8630"/>
+        </w:tabs>
+        <w:rPr>
+          <w:rFonts w:asciiTheme="minorHAnsi" w:hAnsiTheme="minorHAnsi"/>
+          <w:noProof/>
+          <w:color w:val="auto"/>
+          <w:kern w:val="2"/>
+          <w:sz w:val="24"/>
+          <w:szCs w:val="24"/>
+          <w:lang w:val="en-IN" w:eastAsia="en-IN"/>
+          <w14:ligatures w14:val="standardContextual"/>
+        </w:rPr>
+      </w:pPr>
+      <w:hyperlink w:anchor="_Toc230861389" w:history="1">
+        <w:r>
+          <w:rPr>
+            <w:rStyle w:val="Hyperlink"/>
+            <w:noProof/>
+          </w:rPr>
+          <w:t>7.1 Overview of the Users page</w:t>
+        </w:r>
+        <w:r>
+          <w:rPr>
+            <w:noProof/>
+            <w:webHidden/>
+          </w:rPr>
+          <w:tab/>
+        </w:r>
+        <w:r>
+          <w:rPr>
+            <w:noProof/>
+            <w:webHidden/>
+          </w:rPr>
+          <w:fldChar w:fldCharType="begin"/>
+        </w:r>
+        <w:r>
+          <w:rPr>
+            <w:noProof/>
+            <w:webHidden/>
+          </w:rPr>
+          <w:instrText xml:space="preserve"> PAGEREF _Toc230861389 \h </w:instrText>
+        </w:r>
+        <w:r>
+          <w:rPr>
+            <w:noProof/>
+            <w:webHidden/>
+          </w:rPr>
+        </w:r>
+        <w:r>
+          <w:rPr>
+            <w:noProof/>
+            <w:webHidden/>
+          </w:rPr>
+          <w:fldChar w:fldCharType="separate"/>
+        </w:r>
+        <w:r>
+          <w:rPr>
+            <w:noProof/>
+            <w:webHidden/>
+          </w:rPr>
+          <w:t>18</w:t>
+        </w:r>
+        <w:r>
+          <w:rPr>
+            <w:noProof/>
+            <w:webHidden/>
+          </w:rPr>
+          <w:fldChar w:fldCharType="end"/>
+        </w:r>
+      </w:hyperlink>
+    </w:p>
+    <w:p>
+      <w:pPr>
+        <w:pStyle w:val="TOC2"/>
+        <w:tabs>
+          <w:tab w:val="right" w:leader="dot" w:pos="8630"/>
+        </w:tabs>
+        <w:rPr>
+          <w:rFonts w:asciiTheme="minorHAnsi" w:hAnsiTheme="minorHAnsi"/>
+          <w:noProof/>
+          <w:color w:val="auto"/>
+          <w:kern w:val="2"/>
+          <w:sz w:val="24"/>
+          <w:szCs w:val="24"/>
+          <w:lang w:val="en-IN" w:eastAsia="en-IN"/>
+          <w14:ligatures w14:val="standardContextual"/>
+        </w:rPr>
+      </w:pPr>
+      <w:hyperlink w:anchor="_Toc230861390" w:history="1">
+        <w:r>
+          <w:rPr>
+            <w:rStyle w:val="Hyperlink"/>
+            <w:noProof/>
+          </w:rPr>
+          <w:t>7.2 Adding a single candidate</w:t>
+        </w:r>
+        <w:r>
+          <w:rPr>
+            <w:noProof/>
+            <w:webHidden/>
+          </w:rPr>
+          <w:tab/>
+        </w:r>
+        <w:r>
+          <w:rPr>
+            <w:noProof/>
+            <w:webHidden/>
+          </w:rPr>
+          <w:fldChar w:fldCharType="begin"/>
+        </w:r>
+        <w:r>
+          <w:rPr>
+            <w:noProof/>
+            <w:webHidden/>
+          </w:rPr>
+          <w:instrText xml:space="preserve"> PAGEREF _Toc230861390 \h </w:instrText>
+        </w:r>
+        <w:r>
+          <w:rPr>
+            <w:noProof/>
+            <w:webHidden/>
+          </w:rPr>
+        </w:r>
+        <w:r>
+          <w:rPr>
+            <w:noProof/>
+            <w:webHidden/>
+          </w:rPr>
+          <w:fldChar w:fldCharType="separate"/>
+        </w:r>
+        <w:r>
+          <w:rPr>
+            <w:noProof/>
+            <w:webHidden/>
+          </w:rPr>
+          <w:t>18</w:t>
+        </w:r>
+        <w:r>
+          <w:rPr>
+            <w:noProof/>
+            <w:webHidden/>
+          </w:rPr>
+          <w:fldChar w:fldCharType="end"/>
+        </w:r>
+      </w:hyperlink>
+    </w:p>
+    <w:p>
+      <w:pPr>
+        <w:pStyle w:val="TOC2"/>
+        <w:tabs>
+          <w:tab w:val="right" w:leader="dot" w:pos="8630"/>
+        </w:tabs>
+        <w:rPr>
+          <w:rFonts w:asciiTheme="minorHAnsi" w:hAnsiTheme="minorHAnsi"/>
+          <w:noProof/>
+          <w:color w:val="auto"/>
+          <w:kern w:val="2"/>
+          <w:sz w:val="24"/>
+          <w:szCs w:val="24"/>
+          <w:lang w:val="en-IN" w:eastAsia="en-IN"/>
+          <w14:ligatures w14:val="standardContextual"/>
+        </w:rPr>
+      </w:pPr>
+      <w:hyperlink w:anchor="_Toc230861391" w:history="1">
+        <w:r>
+          <w:rPr>
+            <w:rStyle w:val="Hyperlink"/>
+            <w:noProof/>
+          </w:rPr>
+          <w:t>7.3 Importing many candidates from a CSV file</w:t>
+        </w:r>
+        <w:r>
+          <w:rPr>
+            <w:noProof/>
+            <w:webHidden/>
+          </w:rPr>
+          <w:tab/>
+        </w:r>
+        <w:r>
+          <w:rPr>
+            <w:noProof/>
+            <w:webHidden/>
+          </w:rPr>
+          <w:fldChar w:fldCharType="begin"/>
+        </w:r>
+        <w:r>
+          <w:rPr>
+            <w:noProof/>
+            <w:webHidden/>
+          </w:rPr>
+          <w:instrText xml:space="preserve"> PAGEREF _Toc230861391 \h </w:instrText>
+        </w:r>
+        <w:r>
+          <w:rPr>
+            <w:noProof/>
+            <w:webHidden/>
+          </w:rPr>
+        </w:r>
+        <w:r>
+          <w:rPr>
+            <w:noProof/>
+            <w:webHidden/>
+          </w:rPr>
+          <w:fldChar w:fldCharType="separate"/>
+        </w:r>
+        <w:r>
+          <w:rPr>
+            <w:noProof/>
+            <w:webHidden/>
+          </w:rPr>
+          <w:t>19</w:t>
+        </w:r>
+        <w:r>
+          <w:rPr>
+            <w:noProof/>
+            <w:webHidden/>
+          </w:rPr>
+          <w:fldChar w:fldCharType="end"/>
+        </w:r>
+      </w:hyperlink>
+    </w:p>
+    <w:p>
+      <w:pPr>
+        <w:pStyle w:val="TOC2"/>
+        <w:tabs>
+          <w:tab w:val="right" w:leader="dot" w:pos="8630"/>
+        </w:tabs>
+        <w:rPr>
+          <w:rFonts w:asciiTheme="minorHAnsi" w:hAnsiTheme="minorHAnsi"/>
+          <w:noProof/>
+          <w:color w:val="auto"/>
+          <w:kern w:val="2"/>
+          <w:sz w:val="24"/>
+          <w:szCs w:val="24"/>
+          <w:lang w:val="en-IN" w:eastAsia="en-IN"/>
+          <w14:ligatures w14:val="standardContextual"/>
+        </w:rPr>
+      </w:pPr>
+      <w:hyperlink w:anchor="_Toc230861392" w:history="1">
+        <w:r>
+          <w:rPr>
+            <w:rStyle w:val="Hyperlink"/>
+            <w:noProof/>
+          </w:rPr>
+          <w:t>7.4 Bulk actions</w:t>
+        </w:r>
+        <w:r>
+          <w:rPr>
+            <w:noProof/>
+            <w:webHidden/>
+          </w:rPr>
+          <w:tab/>
+        </w:r>
+        <w:r>
+          <w:rPr>
+            <w:noProof/>
+            <w:webHidden/>
+          </w:rPr>
+          <w:fldChar w:fldCharType="begin"/>
+        </w:r>
+        <w:r>
+          <w:rPr>
+            <w:noProof/>
+            <w:webHidden/>
+          </w:rPr>
+          <w:instrText xml:space="preserve"> PAGEREF _Toc230861392 \h </w:instrText>
+        </w:r>
+        <w:r>
+          <w:rPr>
+            <w:noProof/>
+            <w:webHidden/>
+          </w:rPr>
+        </w:r>
+        <w:r>
+          <w:rPr>
+            <w:noProof/>
+            <w:webHidden/>
+          </w:rPr>
+          <w:fldChar w:fldCharType="separate"/>
+        </w:r>
+        <w:r>
+          <w:rPr>
+            <w:noProof/>
+            <w:webHidden/>
+          </w:rPr>
+          <w:t>20</w:t>
+        </w:r>
+        <w:r>
+          <w:rPr>
+            <w:noProof/>
+            <w:webHidden/>
+          </w:rPr>
+          <w:fldChar w:fldCharType="end"/>
+        </w:r>
+      </w:hyperlink>
+    </w:p>
+    <w:p>
+      <w:pPr>
+        <w:pStyle w:val="TOC2"/>
+        <w:tabs>
+          <w:tab w:val="right" w:leader="dot" w:pos="8630"/>
+        </w:tabs>
+        <w:rPr>
+          <w:rFonts w:asciiTheme="minorHAnsi" w:hAnsiTheme="minorHAnsi"/>
+          <w:noProof/>
+          <w:color w:val="auto"/>
+          <w:kern w:val="2"/>
+          <w:sz w:val="24"/>
+          <w:szCs w:val="24"/>
+          <w:lang w:val="en-IN" w:eastAsia="en-IN"/>
+          <w14:ligatures w14:val="standardContextual"/>
+        </w:rPr>
+      </w:pPr>
+      <w:hyperlink w:anchor="_Toc230861393" w:history="1">
+        <w:r>
+          <w:rPr>
+            <w:rStyle w:val="Hyperlink"/>
+            <w:noProof/>
+          </w:rPr>
+          <w:t>7.5 Sending interview invitations</w:t>
+        </w:r>
+        <w:r>
+          <w:rPr>
+            <w:noProof/>
+            <w:webHidden/>
+          </w:rPr>
+          <w:tab/>
+        </w:r>
+        <w:r>
+          <w:rPr>
+            <w:noProof/>
+            <w:webHidden/>
+          </w:rPr>
+          <w:fldChar w:fldCharType="begin"/>
+        </w:r>
+        <w:r>
+          <w:rPr>
+            <w:noProof/>
+            <w:webHidden/>
+          </w:rPr>
+          <w:instrText xml:space="preserve"> PAGEREF _Toc230861393 \h </w:instrText>
+        </w:r>
+        <w:r>
+          <w:rPr>
+            <w:noProof/>
+            <w:webHidden/>
+          </w:rPr>
+        </w:r>
+        <w:r>
+          <w:rPr>
+            <w:noProof/>
+            <w:webHidden/>
+          </w:rPr>
+          <w:fldChar w:fldCharType="separate"/>
+        </w:r>
+        <w:r>
+          <w:rPr>
+            <w:noProof/>
+            <w:webHidden/>
+          </w:rPr>
+          <w:t>21</w:t>
+        </w:r>
+        <w:r>
+          <w:rPr>
+            <w:noProof/>
+            <w:webHidden/>
+          </w:rPr>
+          <w:fldChar w:fldCharType="end"/>
+        </w:r>
+      </w:hyperlink>
+    </w:p>
+    <w:p>
+      <w:pPr>
+        <w:pStyle w:val="TOC2"/>
+        <w:tabs>
+          <w:tab w:val="right" w:leader="dot" w:pos="8630"/>
+        </w:tabs>
+        <w:rPr>
+          <w:rFonts w:asciiTheme="minorHAnsi" w:hAnsiTheme="minorHAnsi"/>
+          <w:noProof/>
+          <w:color w:val="auto"/>
+          <w:kern w:val="2"/>
+          <w:sz w:val="24"/>
+          <w:szCs w:val="24"/>
+          <w:lang w:val="en-IN" w:eastAsia="en-IN"/>
+          <w14:ligatures w14:val="standardContextual"/>
+        </w:rPr>
+      </w:pPr>
+      <w:hyperlink w:anchor="_Toc230861394" w:history="1">
+        <w:r>
+          <w:rPr>
+            <w:rStyle w:val="Hyperlink"/>
+            <w:noProof/>
+          </w:rPr>
+          <w:t>7.6 Viewing details and exporting</w:t>
+        </w:r>
+        <w:r>
+          <w:rPr>
+            <w:noProof/>
+            <w:webHidden/>
+          </w:rPr>
+          <w:tab/>
+        </w:r>
+        <w:r>
+          <w:rPr>
+            <w:noProof/>
+            <w:webHidden/>
+          </w:rPr>
+          <w:fldChar w:fldCharType="begin"/>
+        </w:r>
+        <w:r>
+          <w:rPr>
+            <w:noProof/>
+            <w:webHidden/>
+          </w:rPr>
+          <w:instrText xml:space="preserve"> PAGEREF _Toc230861394 \h </w:instrText>
+        </w:r>
+        <w:r>
+          <w:rPr>
+            <w:noProof/>
+            <w:webHidden/>
+          </w:rPr>
+        </w:r>
+        <w:r>
+          <w:rPr>
+            <w:noProof/>
+            <w:webHidden/>
+          </w:rPr>
+          <w:fldChar w:fldCharType="separate"/>
+        </w:r>
+        <w:r>
+          <w:rPr>
+            <w:noProof/>
+            <w:webHidden/>
+          </w:rPr>
+          <w:t>21</w:t>
+        </w:r>
+        <w:r>
+          <w:rPr>
+            <w:noProof/>
+            <w:webHidden/>
+          </w:rPr>
+          <w:fldChar w:fldCharType="end"/>
+        </w:r>
+      </w:hyperlink>
+    </w:p>
+    <w:p>
+      <w:pPr>
+        <w:pStyle w:val="TOC1"/>
+        <w:tabs>
+          <w:tab w:val="right" w:leader="dot" w:pos="8630"/>
+        </w:tabs>
+        <w:rPr>
+          <w:rFonts w:asciiTheme="minorHAnsi" w:hAnsiTheme="minorHAnsi"/>
+          <w:noProof/>
+          <w:color w:val="auto"/>
+          <w:kern w:val="2"/>
+          <w:sz w:val="24"/>
+          <w:szCs w:val="24"/>
+          <w:lang w:val="en-IN" w:eastAsia="en-IN"/>
+          <w14:ligatures w14:val="standardContextual"/>
+        </w:rPr>
+      </w:pPr>
+      <w:hyperlink w:anchor="_Toc230861395" w:history="1">
+        <w:r>
+          <w:rPr>
+            <w:rStyle w:val="Hyperlink"/>
+            <w:noProof/>
+          </w:rPr>
+          <w:t>8. ATS Résumé Scoring</w:t>
+        </w:r>
+        <w:r>
+          <w:rPr>
+            <w:noProof/>
+            <w:webHidden/>
+          </w:rPr>
+          <w:tab/>
+        </w:r>
+        <w:r>
+          <w:rPr>
+            <w:noProof/>
+            <w:webHidden/>
+          </w:rPr>
+          <w:fldChar w:fldCharType="begin"/>
+        </w:r>
+        <w:r>
+          <w:rPr>
+            <w:noProof/>
+            <w:webHidden/>
+          </w:rPr>
+          <w:instrText xml:space="preserve"> PAGEREF _Toc230861395 \h </w:instrText>
+        </w:r>
+        <w:r>
+          <w:rPr>
+            <w:noProof/>
+            <w:webHidden/>
+          </w:rPr>
+        </w:r>
+        <w:r>
+          <w:rPr>
+            <w:noProof/>
+            <w:webHidden/>
+          </w:rPr>
+          <w:fldChar w:fldCharType="separate"/>
+        </w:r>
+        <w:r>
+          <w:rPr>
+            <w:noProof/>
+            <w:webHidden/>
+          </w:rPr>
+          <w:t>23</w:t>
+        </w:r>
+        <w:r>
+          <w:rPr>
+            <w:noProof/>
+            <w:webHidden/>
+          </w:rPr>
+          <w:fldChar w:fldCharType="end"/>
+        </w:r>
+      </w:hyperlink>
+    </w:p>
+    <w:p>
+      <w:pPr>
+        <w:pStyle w:val="TOC2"/>
+        <w:tabs>
+          <w:tab w:val="right" w:leader="dot" w:pos="8630"/>
+        </w:tabs>
+        <w:rPr>
+          <w:rFonts w:asciiTheme="minorHAnsi" w:hAnsiTheme="minorHAnsi"/>
+          <w:noProof/>
+          <w:color w:val="auto"/>
+          <w:kern w:val="2"/>
+          <w:sz w:val="24"/>
+          <w:szCs w:val="24"/>
+          <w:lang w:val="en-IN" w:eastAsia="en-IN"/>
+          <w14:ligatures w14:val="standardContextual"/>
+        </w:rPr>
+      </w:pPr>
+      <w:hyperlink w:anchor="_Toc230861396" w:history="1">
+        <w:r>
+          <w:rPr>
+            <w:rStyle w:val="Hyperlink"/>
+            <w:noProof/>
+          </w:rPr>
+          <w:t>8.1 Choosing a job</w:t>
+        </w:r>
+        <w:r>
+          <w:rPr>
+            <w:noProof/>
+            <w:webHidden/>
+          </w:rPr>
+          <w:tab/>
+        </w:r>
+        <w:r>
+          <w:rPr>
+            <w:noProof/>
+            <w:webHidden/>
+          </w:rPr>
+          <w:fldChar w:fldCharType="begin"/>
+        </w:r>
+        <w:r>
+          <w:rPr>
+            <w:noProof/>
+            <w:webHidden/>
+          </w:rPr>
+          <w:instrText xml:space="preserve"> PAGEREF _Toc230861396 \h </w:instrText>
+        </w:r>
+        <w:r>
+          <w:rPr>
+            <w:noProof/>
+            <w:webHidden/>
+          </w:rPr>
+        </w:r>
+        <w:r>
+          <w:rPr>
+            <w:noProof/>
+            <w:webHidden/>
+          </w:rPr>
+          <w:fldChar w:fldCharType="separate"/>
+        </w:r>
+        <w:r>
+          <w:rPr>
+            <w:noProof/>
+            <w:webHidden/>
+          </w:rPr>
+          <w:t>23</w:t>
+        </w:r>
+        <w:r>
+          <w:rPr>
+            <w:noProof/>
+            <w:webHidden/>
+          </w:rPr>
+          <w:fldChar w:fldCharType="end"/>
+        </w:r>
+      </w:hyperlink>
+    </w:p>
+    <w:p>
+      <w:pPr>
+        <w:pStyle w:val="TOC2"/>
+        <w:tabs>
+          <w:tab w:val="right" w:leader="dot" w:pos="8630"/>
+        </w:tabs>
+        <w:rPr>
+          <w:rFonts w:asciiTheme="minorHAnsi" w:hAnsiTheme="minorHAnsi"/>
+          <w:noProof/>
+          <w:color w:val="auto"/>
+          <w:kern w:val="2"/>
+          <w:sz w:val="24"/>
+          <w:szCs w:val="24"/>
+          <w:lang w:val="en-IN" w:eastAsia="en-IN"/>
+          <w14:ligatures w14:val="standardContextual"/>
+        </w:rPr>
+      </w:pPr>
+      <w:hyperlink w:anchor="_Toc230861397" w:history="1">
+        <w:r>
+          <w:rPr>
+            <w:rStyle w:val="Hyperlink"/>
+            <w:noProof/>
+          </w:rPr>
+          <w:t>8.2 Providing the job description</w:t>
+        </w:r>
+        <w:r>
+          <w:rPr>
+            <w:noProof/>
+            <w:webHidden/>
+          </w:rPr>
+          <w:tab/>
+        </w:r>
+        <w:r>
+          <w:rPr>
+            <w:noProof/>
+            <w:webHidden/>
+          </w:rPr>
+          <w:fldChar w:fldCharType="begin"/>
+        </w:r>
+        <w:r>
+          <w:rPr>
+            <w:noProof/>
+            <w:webHidden/>
+          </w:rPr>
+          <w:instrText xml:space="preserve"> PAGEREF _Toc230861397 \h </w:instrText>
+        </w:r>
+        <w:r>
+          <w:rPr>
+            <w:noProof/>
+            <w:webHidden/>
+          </w:rPr>
+        </w:r>
+        <w:r>
+          <w:rPr>
+            <w:noProof/>
+            <w:webHidden/>
+          </w:rPr>
+          <w:fldChar w:fldCharType="separate"/>
+        </w:r>
+        <w:r>
+          <w:rPr>
+            <w:noProof/>
+            <w:webHidden/>
+          </w:rPr>
+          <w:t>23</w:t>
+        </w:r>
+        <w:r>
+          <w:rPr>
+            <w:noProof/>
+            <w:webHidden/>
+          </w:rPr>
+          <w:fldChar w:fldCharType="end"/>
+        </w:r>
+      </w:hyperlink>
+    </w:p>
+    <w:p>
+      <w:pPr>
+        <w:pStyle w:val="TOC2"/>
+        <w:tabs>
+          <w:tab w:val="right" w:leader="dot" w:pos="8630"/>
+        </w:tabs>
+        <w:rPr>
+          <w:rFonts w:asciiTheme="minorHAnsi" w:hAnsiTheme="minorHAnsi"/>
+          <w:noProof/>
+          <w:color w:val="auto"/>
+          <w:kern w:val="2"/>
+          <w:sz w:val="24"/>
+          <w:szCs w:val="24"/>
+          <w:lang w:val="en-IN" w:eastAsia="en-IN"/>
+          <w14:ligatures w14:val="standardContextual"/>
+        </w:rPr>
+      </w:pPr>
+      <w:hyperlink w:anchor="_Toc230861398" w:history="1">
+        <w:r>
+          <w:rPr>
+            <w:rStyle w:val="Hyperlink"/>
+            <w:noProof/>
+          </w:rPr>
+          <w:t>8.3 Uploading résumés and analysing</w:t>
+        </w:r>
+        <w:r>
+          <w:rPr>
+            <w:noProof/>
+            <w:webHidden/>
+          </w:rPr>
+          <w:tab/>
+        </w:r>
+        <w:r>
+          <w:rPr>
+            <w:noProof/>
+            <w:webHidden/>
+          </w:rPr>
+          <w:fldChar w:fldCharType="begin"/>
+        </w:r>
+        <w:r>
+          <w:rPr>
+            <w:noProof/>
+            <w:webHidden/>
+          </w:rPr>
+          <w:instrText xml:space="preserve"> PAGEREF _Toc230861398 \h </w:instrText>
+        </w:r>
+        <w:r>
+          <w:rPr>
+            <w:noProof/>
+            <w:webHidden/>
+          </w:rPr>
+        </w:r>
+        <w:r>
+          <w:rPr>
+            <w:noProof/>
+            <w:webHidden/>
+          </w:rPr>
+          <w:fldChar w:fldCharType="separate"/>
+        </w:r>
+        <w:r>
+          <w:rPr>
+            <w:noProof/>
+            <w:webHidden/>
+          </w:rPr>
+          <w:t>23</w:t>
+        </w:r>
+        <w:r>
+          <w:rPr>
+            <w:noProof/>
+            <w:webHidden/>
+          </w:rPr>
+          <w:fldChar w:fldCharType="end"/>
+        </w:r>
+      </w:hyperlink>
+    </w:p>
+    <w:p>
+      <w:pPr>
+        <w:pStyle w:val="TOC2"/>
+        <w:tabs>
+          <w:tab w:val="right" w:leader="dot" w:pos="8630"/>
+        </w:tabs>
+        <w:rPr>
+          <w:rFonts w:asciiTheme="minorHAnsi" w:hAnsiTheme="minorHAnsi"/>
+          <w:noProof/>
+          <w:color w:val="auto"/>
+          <w:kern w:val="2"/>
+          <w:sz w:val="24"/>
+          <w:szCs w:val="24"/>
+          <w:lang w:val="en-IN" w:eastAsia="en-IN"/>
+          <w14:ligatures w14:val="standardContextual"/>
+        </w:rPr>
+      </w:pPr>
+      <w:hyperlink w:anchor="_Toc230861399" w:history="1">
+        <w:r>
+          <w:rPr>
+            <w:rStyle w:val="Hyperlink"/>
+            <w:noProof/>
+          </w:rPr>
+          <w:t>8.4 Reading the results</w:t>
+        </w:r>
+        <w:r>
+          <w:rPr>
+            <w:noProof/>
+            <w:webHidden/>
+          </w:rPr>
+          <w:tab/>
+        </w:r>
+        <w:r>
+          <w:rPr>
+            <w:noProof/>
+            <w:webHidden/>
+          </w:rPr>
+          <w:fldChar w:fldCharType="begin"/>
+        </w:r>
+        <w:r>
+          <w:rPr>
+            <w:noProof/>
+            <w:webHidden/>
+          </w:rPr>
+          <w:instrText xml:space="preserve"> PAGEREF _Toc230861399 \h </w:instrText>
+        </w:r>
+        <w:r>
+          <w:rPr>
+            <w:noProof/>
+            <w:webHidden/>
+          </w:rPr>
+        </w:r>
+        <w:r>
+          <w:rPr>
+            <w:noProof/>
+            <w:webHidden/>
+          </w:rPr>
+          <w:fldChar w:fldCharType="separate"/>
+        </w:r>
+        <w:r>
+          <w:rPr>
+            <w:noProof/>
+            <w:webHidden/>
+          </w:rPr>
+          <w:t>24</w:t>
+        </w:r>
+        <w:r>
+          <w:rPr>
+            <w:noProof/>
+            <w:webHidden/>
+          </w:rPr>
+          <w:fldChar w:fldCharType="end"/>
+        </w:r>
+      </w:hyperlink>
+    </w:p>
+    <w:p>
+      <w:pPr>
+        <w:pStyle w:val="TOC2"/>
+        <w:tabs>
+          <w:tab w:val="right" w:leader="dot" w:pos="8630"/>
+        </w:tabs>
+        <w:rPr>
+          <w:rFonts w:asciiTheme="minorHAnsi" w:hAnsiTheme="minorHAnsi"/>
+          <w:noProof/>
+          <w:color w:val="auto"/>
+          <w:kern w:val="2"/>
+          <w:sz w:val="24"/>
+          <w:szCs w:val="24"/>
+          <w:lang w:val="en-IN" w:eastAsia="en-IN"/>
+          <w14:ligatures w14:val="standardContextual"/>
+        </w:rPr>
+      </w:pPr>
+      <w:hyperlink w:anchor="_Toc230861400" w:history="1">
+        <w:r>
+          <w:rPr>
+            <w:rStyle w:val="Hyperlink"/>
+            <w:noProof/>
+          </w:rPr>
+          <w:t>8.5 Exporting and creating candidates automatically</w:t>
+        </w:r>
+        <w:r>
+          <w:rPr>
+            <w:noProof/>
+            <w:webHidden/>
+          </w:rPr>
+          <w:tab/>
+        </w:r>
+        <w:r>
+          <w:rPr>
+            <w:noProof/>
+            <w:webHidden/>
+          </w:rPr>
+          <w:fldChar w:fldCharType="begin"/>
+        </w:r>
+        <w:r>
+          <w:rPr>
+            <w:noProof/>
+            <w:webHidden/>
+          </w:rPr>
+          <w:instrText xml:space="preserve"> PAGEREF _Toc230861400 \h </w:instrText>
+        </w:r>
+        <w:r>
+          <w:rPr>
+            <w:noProof/>
+            <w:webHidden/>
+          </w:rPr>
+        </w:r>
+        <w:r>
+          <w:rPr>
+            <w:noProof/>
+            <w:webHidden/>
+          </w:rPr>
+          <w:fldChar w:fldCharType="separate"/>
+        </w:r>
+        <w:r>
+          <w:rPr>
+            <w:noProof/>
+            <w:webHidden/>
+          </w:rPr>
+          <w:t>25</w:t>
+        </w:r>
+        <w:r>
+          <w:rPr>
+            <w:noProof/>
+            <w:webHidden/>
+          </w:rPr>
+          <w:fldChar w:fldCharType="end"/>
+        </w:r>
+      </w:hyperlink>
+    </w:p>
+    <w:p>
+      <w:pPr>
+        <w:pStyle w:val="TOC1"/>
+        <w:tabs>
+          <w:tab w:val="right" w:leader="dot" w:pos="8630"/>
+        </w:tabs>
+        <w:rPr>
+          <w:rFonts w:asciiTheme="minorHAnsi" w:hAnsiTheme="minorHAnsi"/>
+          <w:noProof/>
+          <w:color w:val="auto"/>
+          <w:kern w:val="2"/>
+          <w:sz w:val="24"/>
+          <w:szCs w:val="24"/>
+          <w:lang w:val="en-IN" w:eastAsia="en-IN"/>
+          <w14:ligatures w14:val="standardContextual"/>
+        </w:rPr>
+      </w:pPr>
+      <w:hyperlink w:anchor="_Toc230861401" w:history="1">
+        <w:r>
+          <w:rPr>
+            <w:rStyle w:val="Hyperlink"/>
+            <w:noProof/>
+          </w:rPr>
+          <w:t>9. Company Finder (Administrators only)</w:t>
+        </w:r>
+        <w:r>
+          <w:rPr>
+            <w:noProof/>
+            <w:webHidden/>
+          </w:rPr>
+          <w:tab/>
+        </w:r>
+        <w:r>
+          <w:rPr>
+            <w:noProof/>
+            <w:webHidden/>
+          </w:rPr>
+          <w:fldChar w:fldCharType="begin"/>
+        </w:r>
+        <w:r>
+          <w:rPr>
+            <w:noProof/>
+            <w:webHidden/>
+          </w:rPr>
+          <w:instrText xml:space="preserve"> PAGEREF _Toc230861401 \h </w:instrText>
+        </w:r>
+        <w:r>
+          <w:rPr>
+            <w:noProof/>
+            <w:webHidden/>
+          </w:rPr>
+        </w:r>
+        <w:r>
+          <w:rPr>
+            <w:noProof/>
+            <w:webHidden/>
+          </w:rPr>
+          <w:fldChar w:fldCharType="separate"/>
+        </w:r>
+        <w:r>
+          <w:rPr>
+            <w:noProof/>
+            <w:webHidden/>
+          </w:rPr>
+          <w:t>26</w:t>
+        </w:r>
+        <w:r>
+          <w:rPr>
+            <w:noProof/>
+            <w:webHidden/>
+          </w:rPr>
+          <w:fldChar w:fldCharType="end"/>
+        </w:r>
+      </w:hyperlink>
+    </w:p>
+    <w:p>
+      <w:pPr>
+        <w:pStyle w:val="TOC2"/>
+        <w:tabs>
+          <w:tab w:val="right" w:leader="dot" w:pos="8630"/>
+        </w:tabs>
+        <w:rPr>
+          <w:rFonts w:asciiTheme="minorHAnsi" w:hAnsiTheme="minorHAnsi"/>
+          <w:noProof/>
+          <w:color w:val="auto"/>
+          <w:kern w:val="2"/>
+          <w:sz w:val="24"/>
+          <w:szCs w:val="24"/>
+          <w:lang w:val="en-IN" w:eastAsia="en-IN"/>
+          <w14:ligatures w14:val="standardContextual"/>
+        </w:rPr>
+      </w:pPr>
+      <w:hyperlink w:anchor="_Toc230861402" w:history="1">
+        <w:r>
+          <w:rPr>
+            <w:rStyle w:val="Hyperlink"/>
+            <w:noProof/>
+          </w:rPr>
+          <w:t>9.1 Working with company results</w:t>
+        </w:r>
+        <w:r>
+          <w:rPr>
+            <w:noProof/>
+            <w:webHidden/>
+          </w:rPr>
+          <w:tab/>
+        </w:r>
+        <w:r>
+          <w:rPr>
+            <w:noProof/>
+            <w:webHidden/>
+          </w:rPr>
+          <w:fldChar w:fldCharType="begin"/>
+        </w:r>
+        <w:r>
+          <w:rPr>
+            <w:noProof/>
+            <w:webHidden/>
+          </w:rPr>
+          <w:instrText xml:space="preserve"> PAGEREF _Toc230861402 \h </w:instrText>
+        </w:r>
+        <w:r>
+          <w:rPr>
+            <w:noProof/>
+            <w:webHidden/>
+          </w:rPr>
+        </w:r>
+        <w:r>
+          <w:rPr>
+            <w:noProof/>
+            <w:webHidden/>
+          </w:rPr>
+          <w:fldChar w:fldCharType="separate"/>
+        </w:r>
+        <w:r>
+          <w:rPr>
+            <w:noProof/>
+            <w:webHidden/>
+          </w:rPr>
+          <w:t>26</w:t>
+        </w:r>
+        <w:r>
+          <w:rPr>
+            <w:noProof/>
+            <w:webHidden/>
+          </w:rPr>
+          <w:fldChar w:fldCharType="end"/>
+        </w:r>
+      </w:hyperlink>
+    </w:p>
+    <w:p>
+      <w:pPr>
+        <w:pStyle w:val="TOC1"/>
+        <w:tabs>
+          <w:tab w:val="right" w:leader="dot" w:pos="8630"/>
+        </w:tabs>
+        <w:rPr>
+          <w:rFonts w:asciiTheme="minorHAnsi" w:hAnsiTheme="minorHAnsi"/>
+          <w:noProof/>
+          <w:color w:val="auto"/>
+          <w:kern w:val="2"/>
+          <w:sz w:val="24"/>
+          <w:szCs w:val="24"/>
+          <w:lang w:val="en-IN" w:eastAsia="en-IN"/>
+          <w14:ligatures w14:val="standardContextual"/>
+        </w:rPr>
+      </w:pPr>
+      <w:hyperlink w:anchor="_Toc230861403" w:history="1">
+        <w:r>
+          <w:rPr>
+            <w:rStyle w:val="Hyperlink"/>
+            <w:noProof/>
+          </w:rPr>
+          <w:t>10. Cost &amp; Analysis</w:t>
+        </w:r>
+        <w:r>
+          <w:rPr>
+            <w:noProof/>
+            <w:webHidden/>
+          </w:rPr>
+          <w:tab/>
+        </w:r>
+        <w:r>
+          <w:rPr>
+            <w:noProof/>
+            <w:webHidden/>
+          </w:rPr>
+          <w:fldChar w:fldCharType="begin"/>
+        </w:r>
+        <w:r>
+          <w:rPr>
+            <w:noProof/>
+            <w:webHidden/>
+          </w:rPr>
+          <w:instrText xml:space="preserve"> PAGEREF _Toc230861403 \h </w:instrText>
+        </w:r>
+        <w:r>
+          <w:rPr>
+            <w:noProof/>
+            <w:webHidden/>
+          </w:rPr>
+        </w:r>
+        <w:r>
+          <w:rPr>
+            <w:noProof/>
+            <w:webHidden/>
+          </w:rPr>
+          <w:fldChar w:fldCharType="separate"/>
+        </w:r>
+        <w:r>
+          <w:rPr>
+            <w:noProof/>
+            <w:webHidden/>
+          </w:rPr>
+          <w:t>27</w:t>
+        </w:r>
+        <w:r>
+          <w:rPr>
+            <w:noProof/>
+            <w:webHidden/>
+          </w:rPr>
+          <w:fldChar w:fldCharType="end"/>
+        </w:r>
+      </w:hyperlink>
+    </w:p>
+    <w:p>
+      <w:pPr>
+        <w:pStyle w:val="TOC2"/>
+        <w:tabs>
+          <w:tab w:val="right" w:leader="dot" w:pos="8630"/>
+        </w:tabs>
+        <w:rPr>
+          <w:rFonts w:asciiTheme="minorHAnsi" w:hAnsiTheme="minorHAnsi"/>
+          <w:noProof/>
+          <w:color w:val="auto"/>
+          <w:kern w:val="2"/>
+          <w:sz w:val="24"/>
+          <w:szCs w:val="24"/>
+          <w:lang w:val="en-IN" w:eastAsia="en-IN"/>
+          <w14:ligatures w14:val="standardContextual"/>
+        </w:rPr>
+      </w:pPr>
+      <w:hyperlink w:anchor="_Toc230861404" w:history="1">
+        <w:r>
+          <w:rPr>
+            <w:rStyle w:val="Hyperlink"/>
+            <w:noProof/>
+          </w:rPr>
+          <w:t>10.1 Summary cards</w:t>
+        </w:r>
+        <w:r>
+          <w:rPr>
+            <w:noProof/>
+            <w:webHidden/>
+          </w:rPr>
+          <w:tab/>
+        </w:r>
+        <w:r>
+          <w:rPr>
+            <w:noProof/>
+            <w:webHidden/>
+          </w:rPr>
+          <w:fldChar w:fldCharType="begin"/>
+        </w:r>
+        <w:r>
+          <w:rPr>
+            <w:noProof/>
+            <w:webHidden/>
+          </w:rPr>
+          <w:instrText xml:space="preserve"> PAGEREF _Toc230861404 \h </w:instrText>
+        </w:r>
+        <w:r>
+          <w:rPr>
+            <w:noProof/>
+            <w:webHidden/>
+          </w:rPr>
+        </w:r>
+        <w:r>
+          <w:rPr>
+            <w:noProof/>
+            <w:webHidden/>
+          </w:rPr>
+          <w:fldChar w:fldCharType="separate"/>
+        </w:r>
+        <w:r>
+          <w:rPr>
+            <w:noProof/>
+            <w:webHidden/>
+          </w:rPr>
+          <w:t>27</w:t>
+        </w:r>
+        <w:r>
+          <w:rPr>
+            <w:noProof/>
+            <w:webHidden/>
+          </w:rPr>
+          <w:fldChar w:fldCharType="end"/>
+        </w:r>
+      </w:hyperlink>
+    </w:p>
+    <w:p>
+      <w:pPr>
+        <w:pStyle w:val="TOC2"/>
+        <w:tabs>
+          <w:tab w:val="right" w:leader="dot" w:pos="8630"/>
+        </w:tabs>
+        <w:rPr>
+          <w:rFonts w:asciiTheme="minorHAnsi" w:hAnsiTheme="minorHAnsi"/>
+          <w:noProof/>
+          <w:color w:val="auto"/>
+          <w:kern w:val="2"/>
+          <w:sz w:val="24"/>
+          <w:szCs w:val="24"/>
+          <w:lang w:val="en-IN" w:eastAsia="en-IN"/>
+          <w14:ligatures w14:val="standardContextual"/>
+        </w:rPr>
+      </w:pPr>
+      <w:hyperlink w:anchor="_Toc230861405" w:history="1">
+        <w:r>
+          <w:rPr>
+            <w:rStyle w:val="Hyperlink"/>
+            <w:noProof/>
+          </w:rPr>
+          <w:t>10.2 Breakdown, filters and export</w:t>
+        </w:r>
+        <w:r>
+          <w:rPr>
+            <w:noProof/>
+            <w:webHidden/>
+          </w:rPr>
+          <w:tab/>
+        </w:r>
+        <w:r>
+          <w:rPr>
+            <w:noProof/>
+            <w:webHidden/>
+          </w:rPr>
+          <w:fldChar w:fldCharType="begin"/>
+        </w:r>
+        <w:r>
+          <w:rPr>
+            <w:noProof/>
+            <w:webHidden/>
+          </w:rPr>
+          <w:instrText xml:space="preserve"> PAGEREF _Toc230861405 \h </w:instrText>
+        </w:r>
+        <w:r>
+          <w:rPr>
+            <w:noProof/>
+            <w:webHidden/>
+          </w:rPr>
+        </w:r>
+        <w:r>
+          <w:rPr>
+            <w:noProof/>
+            <w:webHidden/>
+          </w:rPr>
+          <w:fldChar w:fldCharType="separate"/>
+        </w:r>
+        <w:r>
+          <w:rPr>
+            <w:noProof/>
+            <w:webHidden/>
+          </w:rPr>
+          <w:t>27</w:t>
+        </w:r>
+        <w:r>
+          <w:rPr>
+            <w:noProof/>
+            <w:webHidden/>
+          </w:rPr>
+          <w:fldChar w:fldCharType="end"/>
+        </w:r>
+      </w:hyperlink>
+    </w:p>
+    <w:p>
+      <w:pPr>
+        <w:pStyle w:val="TOC1"/>
+        <w:tabs>
+          <w:tab w:val="right" w:leader="dot" w:pos="8630"/>
+        </w:tabs>
+        <w:rPr>
+          <w:rFonts w:asciiTheme="minorHAnsi" w:hAnsiTheme="minorHAnsi"/>
+          <w:noProof/>
+          <w:color w:val="auto"/>
+          <w:kern w:val="2"/>
+          <w:sz w:val="24"/>
+          <w:szCs w:val="24"/>
+          <w:lang w:val="en-IN" w:eastAsia="en-IN"/>
+          <w14:ligatures w14:val="standardContextual"/>
+        </w:rPr>
+      </w:pPr>
+      <w:hyperlink w:anchor="_Toc230861406" w:history="1">
+        <w:r>
+          <w:rPr>
+            <w:rStyle w:val="Hyperlink"/>
+            <w:noProof/>
+          </w:rPr>
+          <w:t>11. Profile &amp; Account Settings</w:t>
+        </w:r>
+        <w:r>
+          <w:rPr>
+            <w:noProof/>
+            <w:webHidden/>
+          </w:rPr>
+          <w:tab/>
+        </w:r>
+        <w:r>
+          <w:rPr>
+            <w:noProof/>
+            <w:webHidden/>
+          </w:rPr>
+          <w:fldChar w:fldCharType="begin"/>
+        </w:r>
+        <w:r>
+          <w:rPr>
+            <w:noProof/>
+            <w:webHidden/>
+          </w:rPr>
+          <w:instrText xml:space="preserve"> PAGEREF _Toc230861406 \h </w:instrText>
+        </w:r>
+        <w:r>
+          <w:rPr>
+            <w:noProof/>
+            <w:webHidden/>
+          </w:rPr>
+        </w:r>
+        <w:r>
+          <w:rPr>
+            <w:noProof/>
+            <w:webHidden/>
+          </w:rPr>
+          <w:fldChar w:fldCharType="separate"/>
+        </w:r>
+        <w:r>
+          <w:rPr>
+            <w:noProof/>
+            <w:webHidden/>
+          </w:rPr>
+          <w:t>29</w:t>
+        </w:r>
+        <w:r>
+          <w:rPr>
+            <w:noProof/>
+            <w:webHidden/>
+          </w:rPr>
+          <w:fldChar w:fldCharType="end"/>
+        </w:r>
+      </w:hyperlink>
+    </w:p>
+    <w:p>
+      <w:pPr>
+        <w:pStyle w:val="TOC2"/>
+        <w:tabs>
+          <w:tab w:val="right" w:leader="dot" w:pos="8630"/>
+        </w:tabs>
+        <w:rPr>
+          <w:rFonts w:asciiTheme="minorHAnsi" w:hAnsiTheme="minorHAnsi"/>
+          <w:noProof/>
+          <w:color w:val="auto"/>
+          <w:kern w:val="2"/>
+          <w:sz w:val="24"/>
+          <w:szCs w:val="24"/>
+          <w:lang w:val="en-IN" w:eastAsia="en-IN"/>
+          <w14:ligatures w14:val="standardContextual"/>
+        </w:rPr>
+      </w:pPr>
+      <w:hyperlink w:anchor="_Toc230861407" w:history="1">
+        <w:r>
+          <w:rPr>
+            <w:rStyle w:val="Hyperlink"/>
+            <w:noProof/>
+          </w:rPr>
+          <w:t>11.1 Updating your profile</w:t>
+        </w:r>
+        <w:r>
+          <w:rPr>
+            <w:noProof/>
+            <w:webHidden/>
+          </w:rPr>
+          <w:tab/>
+        </w:r>
+        <w:r>
+          <w:rPr>
+            <w:noProof/>
+            <w:webHidden/>
+          </w:rPr>
+          <w:fldChar w:fldCharType="begin"/>
+        </w:r>
+        <w:r>
+          <w:rPr>
+            <w:noProof/>
+            <w:webHidden/>
+          </w:rPr>
+          <w:instrText xml:space="preserve"> PAGEREF _Toc230861407 \h </w:instrText>
+        </w:r>
+        <w:r>
+          <w:rPr>
+            <w:noProof/>
+            <w:webHidden/>
+          </w:rPr>
+        </w:r>
+        <w:r>
+          <w:rPr>
+            <w:noProof/>
+            <w:webHidden/>
+          </w:rPr>
+          <w:fldChar w:fldCharType="separate"/>
+        </w:r>
+        <w:r>
+          <w:rPr>
+            <w:noProof/>
+            <w:webHidden/>
+          </w:rPr>
+          <w:t>29</w:t>
+        </w:r>
+        <w:r>
+          <w:rPr>
+            <w:noProof/>
+            <w:webHidden/>
+          </w:rPr>
+          <w:fldChar w:fldCharType="end"/>
+        </w:r>
+      </w:hyperlink>
+    </w:p>
+    <w:p>
+      <w:pPr>
+        <w:pStyle w:val="TOC2"/>
+        <w:tabs>
+          <w:tab w:val="right" w:leader="dot" w:pos="8630"/>
+        </w:tabs>
+        <w:rPr>
+          <w:rFonts w:asciiTheme="minorHAnsi" w:hAnsiTheme="minorHAnsi"/>
+          <w:noProof/>
+          <w:color w:val="auto"/>
+          <w:kern w:val="2"/>
+          <w:sz w:val="24"/>
+          <w:szCs w:val="24"/>
+          <w:lang w:val="en-IN" w:eastAsia="en-IN"/>
+          <w14:ligatures w14:val="standardContextual"/>
+        </w:rPr>
+      </w:pPr>
+      <w:hyperlink w:anchor="_Toc230861408" w:history="1">
+        <w:r>
+          <w:rPr>
+            <w:rStyle w:val="Hyperlink"/>
+            <w:noProof/>
+          </w:rPr>
+          <w:t>11.2 Changing your password</w:t>
+        </w:r>
+        <w:r>
+          <w:rPr>
+            <w:noProof/>
+            <w:webHidden/>
+          </w:rPr>
+          <w:tab/>
+        </w:r>
+        <w:r>
+          <w:rPr>
+            <w:noProof/>
+            <w:webHidden/>
+          </w:rPr>
+          <w:fldChar w:fldCharType="begin"/>
+        </w:r>
+        <w:r>
+          <w:rPr>
+            <w:noProof/>
+            <w:webHidden/>
+          </w:rPr>
+          <w:instrText xml:space="preserve"> PAGEREF _Toc230861408 \h </w:instrText>
+        </w:r>
+        <w:r>
+          <w:rPr>
+            <w:noProof/>
+            <w:webHidden/>
+          </w:rPr>
+        </w:r>
+        <w:r>
+          <w:rPr>
+            <w:noProof/>
+            <w:webHidden/>
+          </w:rPr>
+          <w:fldChar w:fldCharType="separate"/>
+        </w:r>
+        <w:r>
+          <w:rPr>
+            <w:noProof/>
+            <w:webHidden/>
+          </w:rPr>
+          <w:t>29</w:t>
+        </w:r>
+        <w:r>
+          <w:rPr>
+            <w:noProof/>
+            <w:webHidden/>
+          </w:rPr>
+          <w:fldChar w:fldCharType="end"/>
+        </w:r>
+      </w:hyperlink>
+    </w:p>
+    <w:p>
+      <w:pPr>
+        <w:pStyle w:val="TOC1"/>
+        <w:tabs>
+          <w:tab w:val="right" w:leader="dot" w:pos="8630"/>
+        </w:tabs>
+        <w:rPr>
+          <w:rFonts w:asciiTheme="minorHAnsi" w:hAnsiTheme="minorHAnsi"/>
+          <w:noProof/>
+          <w:color w:val="auto"/>
+          <w:kern w:val="2"/>
+          <w:sz w:val="24"/>
+          <w:szCs w:val="24"/>
+          <w:lang w:val="en-IN" w:eastAsia="en-IN"/>
+          <w14:ligatures w14:val="standardContextual"/>
+        </w:rPr>
+      </w:pPr>
+      <w:hyperlink w:anchor="_Toc230861409" w:history="1">
+        <w:r>
+          <w:rPr>
+            <w:rStyle w:val="Hyperlink"/>
+            <w:noProof/>
+          </w:rPr>
+          <w:t>12. Troubleshooting &amp; Best Practices</w:t>
+        </w:r>
+        <w:r>
+          <w:rPr>
+            <w:noProof/>
+            <w:webHidden/>
+          </w:rPr>
+          <w:tab/>
+        </w:r>
+        <w:r>
+          <w:rPr>
+            <w:noProof/>
+            <w:webHidden/>
+          </w:rPr>
+          <w:fldChar w:fldCharType="begin"/>
+        </w:r>
+        <w:r>
+          <w:rPr>
+            <w:noProof/>
+            <w:webHidden/>
+          </w:rPr>
+          <w:instrText xml:space="preserve"> PAGEREF _Toc230861409 \h </w:instrText>
+        </w:r>
+        <w:r>
+          <w:rPr>
+            <w:noProof/>
+            <w:webHidden/>
+          </w:rPr>
+        </w:r>
+        <w:r>
+          <w:rPr>
+            <w:noProof/>
+            <w:webHidden/>
+          </w:rPr>
+          <w:fldChar w:fldCharType="separate"/>
+        </w:r>
+        <w:r>
+          <w:rPr>
+            <w:noProof/>
+            <w:webHidden/>
+          </w:rPr>
+          <w:t>30</w:t>
+        </w:r>
+        <w:r>
+          <w:rPr>
+            <w:noProof/>
+            <w:webHidden/>
+          </w:rPr>
+          <w:fldChar w:fldCharType="end"/>
+        </w:r>
+      </w:hyperlink>
+    </w:p>
+    <w:p>
+      <w:pPr>
+        <w:pStyle w:val="TOC2"/>
+        <w:tabs>
+          <w:tab w:val="right" w:leader="dot" w:pos="8630"/>
+        </w:tabs>
+        <w:rPr>
+          <w:rFonts w:asciiTheme="minorHAnsi" w:hAnsiTheme="minorHAnsi"/>
+          <w:noProof/>
+          <w:color w:val="auto"/>
+          <w:kern w:val="2"/>
+          <w:sz w:val="24"/>
+          <w:szCs w:val="24"/>
+          <w:lang w:val="en-IN" w:eastAsia="en-IN"/>
+          <w14:ligatures w14:val="standardContextual"/>
+        </w:rPr>
+      </w:pPr>
+      <w:hyperlink w:anchor="_Toc230861410" w:history="1">
+        <w:r>
+          <w:rPr>
+            <w:rStyle w:val="Hyperlink"/>
+            <w:noProof/>
+          </w:rPr>
+          <w:t>12.1 Recommended workflow</w:t>
+        </w:r>
+        <w:r>
+          <w:rPr>
+            <w:noProof/>
+            <w:webHidden/>
+          </w:rPr>
+          <w:tab/>
+        </w:r>
+        <w:r>
+          <w:rPr>
+            <w:noProof/>
+            <w:webHidden/>
+          </w:rPr>
+          <w:fldChar w:fldCharType="begin"/>
+        </w:r>
+        <w:r>
+          <w:rPr>
+            <w:noProof/>
+            <w:webHidden/>
+          </w:rPr>
+          <w:instrText xml:space="preserve"> PAGEREF _Toc230861410 \h </w:instrText>
+        </w:r>
+        <w:r>
+          <w:rPr>
+            <w:noProof/>
+            <w:webHidden/>
+          </w:rPr>
+        </w:r>
+        <w:r>
+          <w:rPr>
+            <w:noProof/>
+            <w:webHidden/>
+          </w:rPr>
+          <w:fldChar w:fldCharType="separate"/>
+        </w:r>
+        <w:r>
+          <w:rPr>
+            <w:noProof/>
+            <w:webHidden/>
+          </w:rPr>
+          <w:t>30</w:t>
+        </w:r>
+        <w:r>
+          <w:rPr>
+            <w:noProof/>
+            <w:webHidden/>
+          </w:rPr>
+          <w:fldChar w:fldCharType="end"/>
+        </w:r>
+      </w:hyperlink>
+    </w:p>
+    <w:p>
+      <w:pPr>
+        <w:pStyle w:val="TOC2"/>
+        <w:tabs>
+          <w:tab w:val="right" w:leader="dot" w:pos="8630"/>
+        </w:tabs>
+        <w:rPr>
+          <w:rFonts w:asciiTheme="minorHAnsi" w:hAnsiTheme="minorHAnsi"/>
+          <w:noProof/>
+          <w:color w:val="auto"/>
+          <w:kern w:val="2"/>
+          <w:sz w:val="24"/>
+          <w:szCs w:val="24"/>
+          <w:lang w:val="en-IN" w:eastAsia="en-IN"/>
+          <w14:ligatures w14:val="standardContextual"/>
+        </w:rPr>
+      </w:pPr>
+      <w:hyperlink w:anchor="_Toc230861411" w:history="1">
+        <w:r>
+          <w:rPr>
+            <w:rStyle w:val="Hyperlink"/>
+            <w:noProof/>
+          </w:rPr>
+          <w:t>12.2 Common questions</w:t>
+        </w:r>
+        <w:r>
+          <w:rPr>
+            <w:noProof/>
+            <w:webHidden/>
+          </w:rPr>
+          <w:tab/>
+        </w:r>
+        <w:r>
+          <w:rPr>
+            <w:noProof/>
+            <w:webHidden/>
+          </w:rPr>
+          <w:fldChar w:fldCharType="begin"/>
+        </w:r>
+        <w:r>
+          <w:rPr>
+            <w:noProof/>
+            <w:webHidden/>
+          </w:rPr>
+          <w:instrText xml:space="preserve"> PAGEREF _Toc230861411 \h </w:instrText>
+        </w:r>
+        <w:r>
+          <w:rPr>
+            <w:noProof/>
+            <w:webHidden/>
+          </w:rPr>
+        </w:r>
+        <w:r>
+          <w:rPr>
+            <w:noProof/>
+            <w:webHidden/>
+          </w:rPr>
+          <w:fldChar w:fldCharType="separate"/>
+        </w:r>
+        <w:r>
+          <w:rPr>
+            <w:noProof/>
+            <w:webHidden/>
+          </w:rPr>
+          <w:t>30</w:t>
+        </w:r>
+        <w:r>
+          <w:rPr>
+            <w:noProof/>
+            <w:webHidden/>
+          </w:rPr>
+          <w:fldChar w:fldCharType="end"/>
+        </w:r>
+      </w:hyperlink>
+    </w:p>
+    <w:p>
+      <w:pPr>
+        <w:pStyle w:val="TOC1"/>
+        <w:tabs>
+          <w:tab w:val="right" w:leader="dot" w:pos="8630"/>
+        </w:tabs>
+        <w:rPr>
+          <w:rFonts w:asciiTheme="minorHAnsi" w:hAnsiTheme="minorHAnsi"/>
+          <w:noProof/>
+          <w:color w:val="auto"/>
+          <w:kern w:val="2"/>
+          <w:sz w:val="24"/>
+          <w:szCs w:val="24"/>
+          <w:lang w:val="en-IN" w:eastAsia="en-IN"/>
+          <w14:ligatures w14:val="standardContextual"/>
+        </w:rPr>
+      </w:pPr>
+      <w:hyperlink w:anchor="_Toc230861412" w:history="1">
+        <w:r>
+          <w:rPr>
+            <w:rStyle w:val="Hyperlink"/>
+            <w:noProof/>
+          </w:rPr>
+          <w:t>13. Glossary</w:t>
+        </w:r>
+        <w:r>
+          <w:rPr>
+            <w:noProof/>
+            <w:webHidden/>
+          </w:rPr>
+          <w:tab/>
+        </w:r>
+        <w:r>
+          <w:rPr>
+            <w:noProof/>
+            <w:webHidden/>
+          </w:rPr>
+          <w:fldChar w:fldCharType="begin"/>
+        </w:r>
+        <w:r>
+          <w:rPr>
+            <w:noProof/>
+            <w:webHidden/>
+          </w:rPr>
+          <w:instrText xml:space="preserve"> PAGEREF _Toc230861412 \h </w:instrText>
+        </w:r>
+        <w:r>
+          <w:rPr>
+            <w:noProof/>
+            <w:webHidden/>
+          </w:rPr>
+        </w:r>
+        <w:r>
+          <w:rPr>
+            <w:noProof/>
+            <w:webHidden/>
+          </w:rPr>
+          <w:fldChar w:fldCharType="separate"/>
+        </w:r>
+        <w:r>
+          <w:rPr>
+            <w:noProof/>
+            <w:webHidden/>
+          </w:rPr>
+          <w:t>32</w:t>
+        </w:r>
+        <w:r>
+          <w:rPr>
+            <w:noProof/>
+            <w:webHidden/>
+          </w:rPr>
+          <w:fldChar w:fldCharType="end"/>
+        </w:r>
+      </w:hyperlink>
+    </w:p>
+    <w:p>
       <w:r>
         <w:fldChar w:fldCharType="end"/>
       </w:r>
@@ -150,6 +4059,7 @@
           <w:bottom w:val="single" w:sz="12" w:space="4" w:color="4F46E5"/>
         </w:pBdr>
       </w:pPr>
+      <w:bookmarkStart w:id="1" w:name="_Toc230861362"/>
       <w:r>
         <w:rPr>
           <w:color w:val="4F46E5"/>
@@ -157,24 +4067,43 @@
         <w:lastRenderedPageBreak/>
         <w:t>1. Introduction</w:t>
       </w:r>
+      <w:bookmarkEnd w:id="1"/>
     </w:p>
     <w:p>
       <w:pPr>
         <w:pStyle w:val="Heading2"/>
       </w:pPr>
+      <w:bookmarkStart w:id="2" w:name="_Toc230861363"/>
       <w:r>
         <w:rPr>
           <w:color w:val="3730A3"/>
         </w:rPr>
         <w:t>1.1 What is the HR Interview App?</w:t>
       </w:r>
+      <w:bookmarkEnd w:id="2"/>
     </w:p>
     <w:p>
       <w:pPr>
         <w:spacing w:after="120"/>
       </w:pPr>
       <w:r>
-        <w:t>The HR Interview App is an AI-powered interview management platform. It lets your recruitment team create AI-driven voice interviews, invite candidates by email, and then automatically score, transcribe, and analyse each candidate's responses. Beyond the live interview, the platform also screens résumés against a job description (ATS Scoring), discovers the companies candidates have worked at (Company Finder), tracks usage costs, and gives you a single dashboard to manage your whole hiring funnel.</w:t>
+        <w:t xml:space="preserve">The HR Interview App is an AI-powered interview management platform. It lets your recruitment team create AI-driven voice interviews, invite candidates by email, and then automatically score, transcribe, and </w:t>
+      </w:r>
+      <w:proofErr w:type="spellStart"/>
+      <w:r>
+        <w:t>analyse</w:t>
+      </w:r>
+      <w:proofErr w:type="spellEnd"/>
+      <w:r>
+        <w:t xml:space="preserve"> each candidate's responses. Beyond the live interview, the platform also screens résumés against a job description (ATS Scoring), discovers the </w:t>
+      </w:r>
+      <w:proofErr w:type="gramStart"/>
+      <w:r>
+        <w:t>companies</w:t>
+      </w:r>
+      <w:proofErr w:type="gramEnd"/>
+      <w:r>
+        <w:t xml:space="preserve"> candidates have worked at (Company Finder), tracks usage costs, and gives you a single dashboard to manage your whole hiring funnel.</w:t>
       </w:r>
     </w:p>
     <w:p>
@@ -189,12 +4118,14 @@
       <w:pPr>
         <w:pStyle w:val="Heading2"/>
       </w:pPr>
+      <w:bookmarkStart w:id="3" w:name="_Toc230861364"/>
       <w:r>
         <w:rPr>
           <w:color w:val="3730A3"/>
         </w:rPr>
         <w:t>1.2 Who should read this manual</w:t>
       </w:r>
+      <w:bookmarkEnd w:id="3"/>
     </w:p>
     <w:p>
       <w:pPr>
@@ -242,12 +4173,14 @@
       <w:pPr>
         <w:pStyle w:val="Heading2"/>
       </w:pPr>
+      <w:bookmarkStart w:id="4" w:name="_Toc230861365"/>
       <w:r>
         <w:rPr>
           <w:color w:val="3730A3"/>
         </w:rPr>
         <w:t>1.3 Key terms used in this manual</w:t>
       </w:r>
+      <w:bookmarkEnd w:id="4"/>
     </w:p>
     <w:p>
       <w:pPr>
@@ -260,7 +4193,15 @@
         <w:t xml:space="preserve">Interview: </w:t>
       </w:r>
       <w:r>
-        <w:t>A reusable AI interview definition — a name, an AI interviewer, an objective, and a set of questions. Candidates are invited to take it.</w:t>
+        <w:t xml:space="preserve">A reusable AI interview definition — a name, an AI interviewer, </w:t>
+      </w:r>
+      <w:proofErr w:type="gramStart"/>
+      <w:r>
+        <w:t>an objective</w:t>
+      </w:r>
+      <w:proofErr w:type="gramEnd"/>
+      <w:r>
+        <w:t>, and a set of questions. Candidates are invited to take it.</w:t>
       </w:r>
     </w:p>
     <w:p>
@@ -389,7 +4330,21 @@
               <w:rPr>
                 <w:sz w:val="21"/>
               </w:rPr>
-              <w:t xml:space="preserve">The dashboard is designed for desktop use. If you open the sign-in page on a phone you will see a </w:t>
+              <w:t xml:space="preserve">The dashboard is designed for desktop use. If you open the sign-in page on a </w:t>
+            </w:r>
+            <w:proofErr w:type="gramStart"/>
+            <w:r>
+              <w:rPr>
+                <w:sz w:val="21"/>
+              </w:rPr>
+              <w:t>phone</w:t>
+            </w:r>
+            <w:proofErr w:type="gramEnd"/>
+            <w:r>
+              <w:rPr>
+                <w:sz w:val="21"/>
+              </w:rPr>
+              <w:t xml:space="preserve"> you will see a </w:t>
             </w:r>
             <w:r>
               <w:rPr>
@@ -419,6 +4374,7 @@
           <w:bottom w:val="single" w:sz="12" w:space="4" w:color="4F46E5"/>
         </w:pBdr>
       </w:pPr>
+      <w:bookmarkStart w:id="5" w:name="_Toc230861366"/>
       <w:r>
         <w:rPr>
           <w:color w:val="4F46E5"/>
@@ -426,17 +4382,20 @@
         <w:lastRenderedPageBreak/>
         <w:t>2. Getting Started</w:t>
       </w:r>
+      <w:bookmarkEnd w:id="5"/>
     </w:p>
     <w:p>
       <w:pPr>
         <w:pStyle w:val="Heading2"/>
       </w:pPr>
+      <w:bookmarkStart w:id="6" w:name="_Toc230861367"/>
       <w:r>
         <w:rPr>
           <w:color w:val="3730A3"/>
         </w:rPr>
         <w:t>2.1 Signing in</w:t>
       </w:r>
+      <w:bookmarkEnd w:id="6"/>
     </w:p>
     <w:p>
       <w:pPr>
@@ -448,10 +4407,22 @@
           <w:b/>
           <w:color w:val="4F46E5"/>
         </w:rPr>
-        <w:t xml:space="preserve">1.  </w:t>
-      </w:r>
-      <w:r>
-        <w:t>Open the application URL in a desktop browser (Google Chrome or Microsoft Edge are recommended).</w:t>
+        <w:t>1</w:t>
+      </w:r>
+      <w:proofErr w:type="gramStart"/>
+      <w:r>
+        <w:rPr>
+          <w:b/>
+          <w:color w:val="4F46E5"/>
+        </w:rPr>
+        <w:t xml:space="preserve">.  </w:t>
+      </w:r>
+      <w:r>
+        <w:t>Open</w:t>
+      </w:r>
+      <w:proofErr w:type="gramEnd"/>
+      <w:r>
+        <w:t xml:space="preserve"> the application URL in a desktop browser (Google Chrome or Microsoft Edge are recommended).</w:t>
       </w:r>
     </w:p>
     <w:p>
@@ -464,13 +4435,28 @@
           <w:b/>
           <w:color w:val="4F46E5"/>
         </w:rPr>
-        <w:t xml:space="preserve">2.  </w:t>
-      </w:r>
-      <w:r>
-        <w:rPr>
-          <w:b/>
-        </w:rPr>
-        <w:t xml:space="preserve">Enter your email and password. </w:t>
+        <w:t>2</w:t>
+      </w:r>
+      <w:proofErr w:type="gramStart"/>
+      <w:r>
+        <w:rPr>
+          <w:b/>
+          <w:color w:val="4F46E5"/>
+        </w:rPr>
+        <w:t xml:space="preserve">.  </w:t>
+      </w:r>
+      <w:r>
+        <w:rPr>
+          <w:b/>
+        </w:rPr>
+        <w:t>Enter</w:t>
+      </w:r>
+      <w:proofErr w:type="gramEnd"/>
+      <w:r>
+        <w:rPr>
+          <w:b/>
+        </w:rPr>
+        <w:t xml:space="preserve"> your email and password. </w:t>
       </w:r>
       <w:r>
         <w:t>Use the credentials provided by your administrator.</w:t>
@@ -486,10 +4472,22 @@
           <w:b/>
           <w:color w:val="4F46E5"/>
         </w:rPr>
-        <w:t xml:space="preserve">3.  </w:t>
-      </w:r>
-      <w:r>
-        <w:t>Click the eye icon inside the password field if you want to confirm what you typed.</w:t>
+        <w:t>3</w:t>
+      </w:r>
+      <w:proofErr w:type="gramStart"/>
+      <w:r>
+        <w:rPr>
+          <w:b/>
+          <w:color w:val="4F46E5"/>
+        </w:rPr>
+        <w:t xml:space="preserve">.  </w:t>
+      </w:r>
+      <w:r>
+        <w:t>Click</w:t>
+      </w:r>
+      <w:proofErr w:type="gramEnd"/>
+      <w:r>
+        <w:t xml:space="preserve"> the eye icon inside the password field if you want to confirm what you typed.</w:t>
       </w:r>
     </w:p>
     <w:p>
@@ -502,13 +4500,28 @@
           <w:b/>
           <w:color w:val="4F46E5"/>
         </w:rPr>
-        <w:t xml:space="preserve">4.  </w:t>
-      </w:r>
-      <w:r>
-        <w:rPr>
-          <w:b/>
-        </w:rPr>
-        <w:t xml:space="preserve">Click </w:t>
+        <w:t>4</w:t>
+      </w:r>
+      <w:proofErr w:type="gramStart"/>
+      <w:r>
+        <w:rPr>
+          <w:b/>
+          <w:color w:val="4F46E5"/>
+        </w:rPr>
+        <w:t xml:space="preserve">.  </w:t>
+      </w:r>
+      <w:r>
+        <w:rPr>
+          <w:b/>
+        </w:rPr>
+        <w:t>Click</w:t>
+      </w:r>
+      <w:proofErr w:type="gramEnd"/>
+      <w:r>
+        <w:rPr>
+          <w:b/>
+        </w:rPr>
+        <w:t xml:space="preserve"> </w:t>
       </w:r>
       <w:r>
         <w:t>Sign In. On success you are taken to the Dashboard overview.</w:t>
@@ -563,12 +4576,14 @@
       <w:pPr>
         <w:pStyle w:val="Heading2"/>
       </w:pPr>
+      <w:bookmarkStart w:id="7" w:name="_Toc230861368"/>
       <w:r>
         <w:rPr>
           <w:color w:val="3730A3"/>
         </w:rPr>
         <w:t>2.2 Resetting a forgotten password</w:t>
       </w:r>
+      <w:bookmarkEnd w:id="7"/>
     </w:p>
     <w:p>
       <w:pPr>
@@ -580,13 +4595,28 @@
           <w:b/>
           <w:color w:val="4F46E5"/>
         </w:rPr>
-        <w:t xml:space="preserve">1.  </w:t>
-      </w:r>
-      <w:r>
-        <w:rPr>
-          <w:b/>
-        </w:rPr>
-        <w:t xml:space="preserve">On the sign-in screen, click </w:t>
+        <w:t>1</w:t>
+      </w:r>
+      <w:proofErr w:type="gramStart"/>
+      <w:r>
+        <w:rPr>
+          <w:b/>
+          <w:color w:val="4F46E5"/>
+        </w:rPr>
+        <w:t xml:space="preserve">.  </w:t>
+      </w:r>
+      <w:r>
+        <w:rPr>
+          <w:b/>
+        </w:rPr>
+        <w:t>On</w:t>
+      </w:r>
+      <w:proofErr w:type="gramEnd"/>
+      <w:r>
+        <w:rPr>
+          <w:b/>
+        </w:rPr>
+        <w:t xml:space="preserve"> the sign-in screen, click </w:t>
       </w:r>
       <w:r>
         <w:t>Forgot password?</w:t>
@@ -602,10 +4632,22 @@
           <w:b/>
           <w:color w:val="4F46E5"/>
         </w:rPr>
-        <w:t xml:space="preserve">2.  </w:t>
-      </w:r>
-      <w:r>
-        <w:t>Enter your email address in the Reset Password dialog.</w:t>
+        <w:t>2</w:t>
+      </w:r>
+      <w:proofErr w:type="gramStart"/>
+      <w:r>
+        <w:rPr>
+          <w:b/>
+          <w:color w:val="4F46E5"/>
+        </w:rPr>
+        <w:t xml:space="preserve">.  </w:t>
+      </w:r>
+      <w:r>
+        <w:t>Enter</w:t>
+      </w:r>
+      <w:proofErr w:type="gramEnd"/>
+      <w:r>
+        <w:t xml:space="preserve"> your email address in the Reset Password dialog.</w:t>
       </w:r>
     </w:p>
     <w:p>
@@ -618,13 +4660,28 @@
           <w:b/>
           <w:color w:val="4F46E5"/>
         </w:rPr>
-        <w:t xml:space="preserve">3.  </w:t>
-      </w:r>
-      <w:r>
-        <w:rPr>
-          <w:b/>
-        </w:rPr>
-        <w:t xml:space="preserve">Click </w:t>
+        <w:t>3</w:t>
+      </w:r>
+      <w:proofErr w:type="gramStart"/>
+      <w:r>
+        <w:rPr>
+          <w:b/>
+          <w:color w:val="4F46E5"/>
+        </w:rPr>
+        <w:t xml:space="preserve">.  </w:t>
+      </w:r>
+      <w:r>
+        <w:rPr>
+          <w:b/>
+        </w:rPr>
+        <w:t>Click</w:t>
+      </w:r>
+      <w:proofErr w:type="gramEnd"/>
+      <w:r>
+        <w:rPr>
+          <w:b/>
+        </w:rPr>
+        <w:t xml:space="preserve"> </w:t>
       </w:r>
       <w:r>
         <w:t>Send Reset Link. If the email exists, a reset link is sent to that address.</w:t>
@@ -640,10 +4697,22 @@
           <w:b/>
           <w:color w:val="4F46E5"/>
         </w:rPr>
-        <w:t xml:space="preserve">4.  </w:t>
-      </w:r>
-      <w:r>
-        <w:t>Open the email and follow the link to choose a new password.</w:t>
+        <w:t>4</w:t>
+      </w:r>
+      <w:proofErr w:type="gramStart"/>
+      <w:r>
+        <w:rPr>
+          <w:b/>
+          <w:color w:val="4F46E5"/>
+        </w:rPr>
+        <w:t xml:space="preserve">.  </w:t>
+      </w:r>
+      <w:r>
+        <w:t>Open</w:t>
+      </w:r>
+      <w:proofErr w:type="gramEnd"/>
+      <w:r>
+        <w:t xml:space="preserve"> the email and follow the link to choose a new password.</w:t>
       </w:r>
     </w:p>
     <w:p>
@@ -696,12 +4765,14 @@
       <w:pPr>
         <w:pStyle w:val="Heading2"/>
       </w:pPr>
+      <w:bookmarkStart w:id="8" w:name="_Toc230861369"/>
       <w:r>
         <w:rPr>
           <w:color w:val="3730A3"/>
         </w:rPr>
         <w:t>2.3 The dashboard layout</w:t>
       </w:r>
+      <w:bookmarkEnd w:id="8"/>
     </w:p>
     <w:p>
       <w:pPr>
@@ -722,7 +4793,15 @@
         <w:t xml:space="preserve">Top bar — </w:t>
       </w:r>
       <w:r>
-        <w:t>the DynaTech logo (click it to return to your interviews) and your profile avatar.</w:t>
+        <w:t xml:space="preserve">the </w:t>
+      </w:r>
+      <w:proofErr w:type="spellStart"/>
+      <w:r>
+        <w:t>DynaTech</w:t>
+      </w:r>
+      <w:proofErr w:type="spellEnd"/>
+      <w:r>
+        <w:t xml:space="preserve"> logo (click it to return to your interviews) and your profile avatar.</w:t>
       </w:r>
     </w:p>
     <w:p>
@@ -817,6 +4896,7 @@
       <w:pPr>
         <w:pStyle w:val="Heading2"/>
       </w:pPr>
+      <w:bookmarkStart w:id="9" w:name="_Toc230861370"/>
       <w:r>
         <w:rPr>
           <w:color w:val="3730A3"/>
@@ -824,13 +4904,22 @@
         <w:lastRenderedPageBreak/>
         <w:t>2.4 User roles and what each can access</w:t>
       </w:r>
+      <w:bookmarkEnd w:id="9"/>
     </w:p>
     <w:p>
       <w:pPr>
         <w:spacing w:after="120"/>
       </w:pPr>
       <w:r>
-        <w:t>Your role controls which menu items you can open. The table below summarises access to the role-restricted areas; all other areas are available to every role.</w:t>
+        <w:t xml:space="preserve">Your role controls which menu items you can open. The table below </w:t>
+      </w:r>
+      <w:proofErr w:type="spellStart"/>
+      <w:r>
+        <w:t>summarises</w:t>
+      </w:r>
+      <w:proofErr w:type="spellEnd"/>
+      <w:r>
+        <w:t xml:space="preserve"> access to the role-restricted areas; all other areas are available to every role.</w:t>
       </w:r>
     </w:p>
     <w:tbl>
@@ -1209,6 +5298,7 @@
           <w:bottom w:val="single" w:sz="12" w:space="4" w:color="4F46E5"/>
         </w:pBdr>
       </w:pPr>
+      <w:bookmarkStart w:id="10" w:name="_Toc230861371"/>
       <w:r>
         <w:rPr>
           <w:color w:val="4F46E5"/>
@@ -1216,6 +5306,7 @@
         <w:lastRenderedPageBreak/>
         <w:t>3. Dashboard Overview</w:t>
       </w:r>
+      <w:bookmarkEnd w:id="10"/>
     </w:p>
     <w:p>
       <w:pPr>
@@ -1229,19 +5320,29 @@
       <w:pPr>
         <w:pStyle w:val="Heading2"/>
       </w:pPr>
+      <w:bookmarkStart w:id="11" w:name="_Toc230861372"/>
       <w:r>
         <w:rPr>
           <w:color w:val="3730A3"/>
         </w:rPr>
         <w:t>3.1 Top statistics</w:t>
       </w:r>
+      <w:bookmarkEnd w:id="11"/>
     </w:p>
     <w:p>
       <w:pPr>
         <w:spacing w:after="120"/>
       </w:pPr>
       <w:r>
-        <w:t>Five cards summarise your activity. Click a card to jump straight to the matching screen:</w:t>
+        <w:t xml:space="preserve">Five cards </w:t>
+      </w:r>
+      <w:proofErr w:type="spellStart"/>
+      <w:r>
+        <w:t>summarise</w:t>
+      </w:r>
+      <w:proofErr w:type="spellEnd"/>
+      <w:r>
+        <w:t xml:space="preserve"> your activity. Click a card to jump straight to the matching screen:</w:t>
       </w:r>
     </w:p>
     <w:p>
@@ -1318,12 +5419,14 @@
       <w:pPr>
         <w:pStyle w:val="Heading2"/>
       </w:pPr>
+      <w:bookmarkStart w:id="12" w:name="_Toc230861373"/>
       <w:r>
         <w:rPr>
           <w:color w:val="3730A3"/>
         </w:rPr>
         <w:t>3.2 Interview funnel and candidate status</w:t>
       </w:r>
+      <w:bookmarkEnd w:id="12"/>
     </w:p>
     <w:p>
       <w:pPr>
@@ -1382,12 +5485,14 @@
       <w:pPr>
         <w:pStyle w:val="Heading2"/>
       </w:pPr>
+      <w:bookmarkStart w:id="13" w:name="_Toc230861374"/>
       <w:r>
         <w:rPr>
           <w:color w:val="3730A3"/>
         </w:rPr>
         <w:t>3.3 Recent activity, costs, and quick actions</w:t>
       </w:r>
+      <w:bookmarkEnd w:id="13"/>
     </w:p>
     <w:p>
       <w:pPr>
@@ -1428,7 +5533,15 @@
         <w:t xml:space="preserve">Cost &amp; Usage Snapshot — </w:t>
       </w:r>
       <w:r>
-        <w:t>this month's and today's spend, with a link to full Cost &amp; Analysis.</w:t>
+        <w:t xml:space="preserve">this month's and </w:t>
+      </w:r>
+      <w:proofErr w:type="gramStart"/>
+      <w:r>
+        <w:t>today's</w:t>
+      </w:r>
+      <w:proofErr w:type="gramEnd"/>
+      <w:r>
+        <w:t xml:space="preserve"> spend, with a link to full Cost &amp; Analysis.</w:t>
       </w:r>
     </w:p>
     <w:p>
@@ -1503,6 +5616,7 @@
           <w:bottom w:val="single" w:sz="12" w:space="4" w:color="4F46E5"/>
         </w:pBdr>
       </w:pPr>
+      <w:bookmarkStart w:id="14" w:name="_Toc230861375"/>
       <w:r>
         <w:rPr>
           <w:color w:val="4F46E5"/>
@@ -1510,24 +5624,35 @@
         <w:lastRenderedPageBreak/>
         <w:t>4. Managing Interviews</w:t>
       </w:r>
+      <w:bookmarkEnd w:id="14"/>
     </w:p>
     <w:p>
       <w:pPr>
         <w:pStyle w:val="Heading2"/>
       </w:pPr>
+      <w:bookmarkStart w:id="15" w:name="_Toc230861376"/>
       <w:r>
         <w:rPr>
           <w:color w:val="3730A3"/>
         </w:rPr>
         <w:t>4.1 The Interviews page</w:t>
       </w:r>
+      <w:bookmarkEnd w:id="15"/>
     </w:p>
     <w:p>
       <w:pPr>
         <w:spacing w:after="120"/>
       </w:pPr>
       <w:r>
-        <w:t>Click Interviews in the left menu to see every interview you have created. From here you can:</w:t>
+        <w:t xml:space="preserve">Click Interviews </w:t>
+      </w:r>
+      <w:proofErr w:type="gramStart"/>
+      <w:r>
+        <w:t>in</w:t>
+      </w:r>
+      <w:proofErr w:type="gramEnd"/>
+      <w:r>
+        <w:t xml:space="preserve"> the left menu to see every interview you have created. From here you can:</w:t>
       </w:r>
     </w:p>
     <w:p>
@@ -1668,12 +5793,14 @@
       <w:pPr>
         <w:pStyle w:val="Heading2"/>
       </w:pPr>
+      <w:bookmarkStart w:id="16" w:name="_Toc230861377"/>
       <w:r>
         <w:rPr>
           <w:color w:val="3730A3"/>
         </w:rPr>
         <w:t>4.2 Creating an interview — Step 1: details</w:t>
       </w:r>
+      <w:bookmarkEnd w:id="16"/>
     </w:p>
     <w:p>
       <w:pPr>
@@ -1724,7 +5851,15 @@
         <w:t xml:space="preserve">Select an Interviewer </w:t>
       </w:r>
       <w:r>
-        <w:t>— click an AI interviewer's photo to choose its voice. Click the small info (i) icon to preview voice, provider and language details.</w:t>
+        <w:t>— click an AI interviewer's photo to choose its voice. Click the small info (</w:t>
+      </w:r>
+      <w:proofErr w:type="spellStart"/>
+      <w:r>
+        <w:t>i</w:t>
+      </w:r>
+      <w:proofErr w:type="spellEnd"/>
+      <w:r>
+        <w:t>) icon to preview voice, provider and language details.</w:t>
       </w:r>
     </w:p>
     <w:p>
@@ -1759,16 +5894,42 @@
           <w:b/>
           <w:color w:val="4F46E5"/>
         </w:rPr>
-        <w:t xml:space="preserve">4.  </w:t>
-      </w:r>
-      <w:r>
-        <w:rPr>
-          <w:b/>
-        </w:rPr>
-        <w:t xml:space="preserve">Upload documents (optional) </w:t>
-      </w:r>
-      <w:r>
-        <w:t>— attach a job description or reference document so the AI can generate more relevant questions.</w:t>
+        <w:t>4</w:t>
+      </w:r>
+      <w:proofErr w:type="gramStart"/>
+      <w:r>
+        <w:rPr>
+          <w:b/>
+          <w:color w:val="4F46E5"/>
+        </w:rPr>
+        <w:t xml:space="preserve">.  </w:t>
+      </w:r>
+      <w:r>
+        <w:rPr>
+          <w:b/>
+        </w:rPr>
+        <w:t>Upload</w:t>
+      </w:r>
+      <w:proofErr w:type="gramEnd"/>
+      <w:r>
+        <w:rPr>
+          <w:b/>
+        </w:rPr>
+        <w:t xml:space="preserve"> documents (</w:t>
+      </w:r>
+      <w:proofErr w:type="gramStart"/>
+      <w:r>
+        <w:rPr>
+          <w:b/>
+        </w:rPr>
+        <w:t xml:space="preserve">optional) </w:t>
+      </w:r>
+      <w:r>
+        <w:t>—</w:t>
+      </w:r>
+      <w:proofErr w:type="gramEnd"/>
+      <w:r>
+        <w:t xml:space="preserve"> attach a job description or reference document so the AI can generate more relevant questions.</w:t>
       </w:r>
     </w:p>
     <w:p>
@@ -1781,13 +5942,28 @@
           <w:b/>
           <w:color w:val="4F46E5"/>
         </w:rPr>
-        <w:t xml:space="preserve">5.  </w:t>
-      </w:r>
-      <w:r>
-        <w:rPr>
-          <w:b/>
-        </w:rPr>
-        <w:t xml:space="preserve">Number of Questions </w:t>
+        <w:t>5</w:t>
+      </w:r>
+      <w:proofErr w:type="gramStart"/>
+      <w:r>
+        <w:rPr>
+          <w:b/>
+          <w:color w:val="4F46E5"/>
+        </w:rPr>
+        <w:t xml:space="preserve">.  </w:t>
+      </w:r>
+      <w:r>
+        <w:rPr>
+          <w:b/>
+        </w:rPr>
+        <w:t>Number</w:t>
+      </w:r>
+      <w:proofErr w:type="gramEnd"/>
+      <w:r>
+        <w:rPr>
+          <w:b/>
+        </w:rPr>
+        <w:t xml:space="preserve"> of Questions </w:t>
       </w:r>
       <w:r>
         <w:t>— between 1 and 10.</w:t>
@@ -1803,16 +5979,42 @@
           <w:b/>
           <w:color w:val="4F46E5"/>
         </w:rPr>
-        <w:t xml:space="preserve">6.  </w:t>
-      </w:r>
-      <w:r>
-        <w:rPr>
-          <w:b/>
-        </w:rPr>
-        <w:t xml:space="preserve">Duration (mins) </w:t>
-      </w:r>
-      <w:r>
-        <w:t>— the time limit for the interview, between 1 and 20 minutes.</w:t>
+        <w:t>6</w:t>
+      </w:r>
+      <w:proofErr w:type="gramStart"/>
+      <w:r>
+        <w:rPr>
+          <w:b/>
+          <w:color w:val="4F46E5"/>
+        </w:rPr>
+        <w:t xml:space="preserve">.  </w:t>
+      </w:r>
+      <w:r>
+        <w:rPr>
+          <w:b/>
+        </w:rPr>
+        <w:t>Duration</w:t>
+      </w:r>
+      <w:proofErr w:type="gramEnd"/>
+      <w:r>
+        <w:rPr>
+          <w:b/>
+        </w:rPr>
+        <w:t xml:space="preserve"> (</w:t>
+      </w:r>
+      <w:proofErr w:type="gramStart"/>
+      <w:r>
+        <w:rPr>
+          <w:b/>
+        </w:rPr>
+        <w:t xml:space="preserve">mins) </w:t>
+      </w:r>
+      <w:r>
+        <w:t>—</w:t>
+      </w:r>
+      <w:proofErr w:type="gramEnd"/>
+      <w:r>
+        <w:t xml:space="preserve"> the time limit for the interview, between 1 and 20 minutes.</w:t>
       </w:r>
     </w:p>
     <w:p>
@@ -1954,12 +6156,14 @@
       <w:pPr>
         <w:pStyle w:val="Heading2"/>
       </w:pPr>
+      <w:bookmarkStart w:id="17" w:name="_Toc230861378"/>
       <w:r>
         <w:rPr>
           <w:color w:val="3730A3"/>
         </w:rPr>
         <w:t>4.3 Creating an interview — Step 2: questions</w:t>
       </w:r>
+      <w:bookmarkEnd w:id="17"/>
     </w:p>
     <w:p>
       <w:pPr>
@@ -1971,10 +6175,22 @@
           <w:b/>
           <w:color w:val="4F46E5"/>
         </w:rPr>
-        <w:t xml:space="preserve">1.  </w:t>
-      </w:r>
-      <w:r>
-        <w:t>Review the auto-generated Description and edit it if needed.</w:t>
+        <w:t>1</w:t>
+      </w:r>
+      <w:proofErr w:type="gramStart"/>
+      <w:r>
+        <w:rPr>
+          <w:b/>
+          <w:color w:val="4F46E5"/>
+        </w:rPr>
+        <w:t xml:space="preserve">.  </w:t>
+      </w:r>
+      <w:r>
+        <w:t>Review</w:t>
+      </w:r>
+      <w:proofErr w:type="gramEnd"/>
+      <w:r>
+        <w:t xml:space="preserve"> the auto-generated Description and edit it if needed.</w:t>
       </w:r>
     </w:p>
     <w:p>
@@ -1987,10 +6203,30 @@
           <w:b/>
           <w:color w:val="4F46E5"/>
         </w:rPr>
-        <w:t xml:space="preserve">2.  </w:t>
-      </w:r>
-      <w:r>
-        <w:t>Review each question card. Edit the wording directly in the card.</w:t>
+        <w:t>2</w:t>
+      </w:r>
+      <w:proofErr w:type="gramStart"/>
+      <w:r>
+        <w:rPr>
+          <w:b/>
+          <w:color w:val="4F46E5"/>
+        </w:rPr>
+        <w:t xml:space="preserve">.  </w:t>
+      </w:r>
+      <w:r>
+        <w:t>Review</w:t>
+      </w:r>
+      <w:proofErr w:type="gramEnd"/>
+      <w:r>
+        <w:t xml:space="preserve"> each question card. Edit the wording directly </w:t>
+      </w:r>
+      <w:proofErr w:type="gramStart"/>
+      <w:r>
+        <w:t>in</w:t>
+      </w:r>
+      <w:proofErr w:type="gramEnd"/>
+      <w:r>
+        <w:t xml:space="preserve"> the card.</w:t>
       </w:r>
     </w:p>
     <w:p>
@@ -2003,16 +6239,39 @@
           <w:b/>
           <w:color w:val="4F46E5"/>
         </w:rPr>
-        <w:t xml:space="preserve">3.  </w:t>
-      </w:r>
-      <w:r>
-        <w:rPr>
-          <w:b/>
-        </w:rPr>
-        <w:t xml:space="preserve">Use </w:t>
-      </w:r>
-      <w:r>
-        <w:t>Add Question to add more (up to the number you chose), or the delete icon on a card to remove one.</w:t>
+        <w:t>3</w:t>
+      </w:r>
+      <w:proofErr w:type="gramStart"/>
+      <w:r>
+        <w:rPr>
+          <w:b/>
+          <w:color w:val="4F46E5"/>
+        </w:rPr>
+        <w:t xml:space="preserve">.  </w:t>
+      </w:r>
+      <w:r>
+        <w:rPr>
+          <w:b/>
+        </w:rPr>
+        <w:t>Use</w:t>
+      </w:r>
+      <w:proofErr w:type="gramEnd"/>
+      <w:r>
+        <w:rPr>
+          <w:b/>
+        </w:rPr>
+        <w:t xml:space="preserve"> </w:t>
+      </w:r>
+      <w:r>
+        <w:t xml:space="preserve">Add Question to add more (up to the number you chose), or the </w:t>
+      </w:r>
+      <w:proofErr w:type="gramStart"/>
+      <w:r>
+        <w:t>delete</w:t>
+      </w:r>
+      <w:proofErr w:type="gramEnd"/>
+      <w:r>
+        <w:t xml:space="preserve"> icon on a card to remove one.</w:t>
       </w:r>
     </w:p>
     <w:p>
@@ -2025,13 +6284,28 @@
           <w:b/>
           <w:color w:val="4F46E5"/>
         </w:rPr>
-        <w:t xml:space="preserve">4.  </w:t>
-      </w:r>
-      <w:r>
-        <w:rPr>
-          <w:b/>
-        </w:rPr>
-        <w:t xml:space="preserve">Click </w:t>
+        <w:t>4</w:t>
+      </w:r>
+      <w:proofErr w:type="gramStart"/>
+      <w:r>
+        <w:rPr>
+          <w:b/>
+          <w:color w:val="4F46E5"/>
+        </w:rPr>
+        <w:t xml:space="preserve">.  </w:t>
+      </w:r>
+      <w:r>
+        <w:rPr>
+          <w:b/>
+        </w:rPr>
+        <w:t>Click</w:t>
+      </w:r>
+      <w:proofErr w:type="gramEnd"/>
+      <w:r>
+        <w:rPr>
+          <w:b/>
+        </w:rPr>
+        <w:t xml:space="preserve"> </w:t>
       </w:r>
       <w:r>
         <w:t>Save Interview. The interview now appears on your Interviews page.</w:t>
@@ -2145,12 +6419,14 @@
       <w:pPr>
         <w:pStyle w:val="Heading2"/>
       </w:pPr>
+      <w:bookmarkStart w:id="18" w:name="_Toc230861379"/>
       <w:r>
         <w:rPr>
           <w:color w:val="3730A3"/>
         </w:rPr>
         <w:t>4.4 The interview detail page</w:t>
       </w:r>
+      <w:bookmarkEnd w:id="18"/>
     </w:p>
     <w:p>
       <w:pPr>
@@ -2182,10 +6458,29 @@
         <w:rPr>
           <w:b/>
         </w:rPr>
-        <w:t xml:space="preserve">Preview (eye icon) — </w:t>
-      </w:r>
-      <w:r>
-        <w:t>open the candidate-facing interview page in a new tab to see what applicants see.</w:t>
+        <w:t xml:space="preserve">Preview (eye </w:t>
+      </w:r>
+      <w:proofErr w:type="gramStart"/>
+      <w:r>
+        <w:rPr>
+          <w:b/>
+        </w:rPr>
+        <w:t>icon) —</w:t>
+      </w:r>
+      <w:proofErr w:type="gramEnd"/>
+      <w:r>
+        <w:rPr>
+          <w:b/>
+        </w:rPr>
+        <w:t xml:space="preserve"> </w:t>
+      </w:r>
+      <w:proofErr w:type="gramStart"/>
+      <w:r>
+        <w:t>open</w:t>
+      </w:r>
+      <w:proofErr w:type="gramEnd"/>
+      <w:r>
+        <w:t xml:space="preserve"> the candidate-facing interview page in a new tab to see what applicants see.</w:t>
       </w:r>
     </w:p>
     <w:p>
@@ -2196,10 +6491,51 @@
         <w:rPr>
           <w:b/>
         </w:rPr>
-        <w:t xml:space="preserve">Theme colour (palette icon) — </w:t>
-      </w:r>
-      <w:r>
-        <w:t>change the accent colour candidates see on the interview page.</w:t>
+        <w:t xml:space="preserve">Theme </w:t>
+      </w:r>
+      <w:proofErr w:type="spellStart"/>
+      <w:r>
+        <w:rPr>
+          <w:b/>
+        </w:rPr>
+        <w:t>colour</w:t>
+      </w:r>
+      <w:proofErr w:type="spellEnd"/>
+      <w:r>
+        <w:rPr>
+          <w:b/>
+        </w:rPr>
+        <w:t xml:space="preserve"> (palette </w:t>
+      </w:r>
+      <w:proofErr w:type="gramStart"/>
+      <w:r>
+        <w:rPr>
+          <w:b/>
+        </w:rPr>
+        <w:t>icon) —</w:t>
+      </w:r>
+      <w:proofErr w:type="gramEnd"/>
+      <w:r>
+        <w:rPr>
+          <w:b/>
+        </w:rPr>
+        <w:t xml:space="preserve"> </w:t>
+      </w:r>
+      <w:proofErr w:type="gramStart"/>
+      <w:r>
+        <w:t>change</w:t>
+      </w:r>
+      <w:proofErr w:type="gramEnd"/>
+      <w:r>
+        <w:t xml:space="preserve"> the accent </w:t>
+      </w:r>
+      <w:proofErr w:type="spellStart"/>
+      <w:r>
+        <w:t>colour</w:t>
+      </w:r>
+      <w:proofErr w:type="spellEnd"/>
+      <w:r>
+        <w:t xml:space="preserve"> candidates see on the interview page.</w:t>
       </w:r>
     </w:p>
     <w:p>
@@ -2210,10 +6546,29 @@
         <w:rPr>
           <w:b/>
         </w:rPr>
-        <w:t xml:space="preserve">Edit (pencil icon) — </w:t>
-      </w:r>
-      <w:r>
-        <w:t>change the interview's questions and settings.</w:t>
+        <w:t xml:space="preserve">Edit (pencil </w:t>
+      </w:r>
+      <w:proofErr w:type="gramStart"/>
+      <w:r>
+        <w:rPr>
+          <w:b/>
+        </w:rPr>
+        <w:t>icon) —</w:t>
+      </w:r>
+      <w:proofErr w:type="gramEnd"/>
+      <w:r>
+        <w:rPr>
+          <w:b/>
+        </w:rPr>
+        <w:t xml:space="preserve"> </w:t>
+      </w:r>
+      <w:proofErr w:type="gramStart"/>
+      <w:r>
+        <w:t>change</w:t>
+      </w:r>
+      <w:proofErr w:type="gramEnd"/>
+      <w:r>
+        <w:t xml:space="preserve"> the interview's questions and settings.</w:t>
       </w:r>
     </w:p>
     <w:p>
@@ -2287,12 +6642,14 @@
       <w:pPr>
         <w:pStyle w:val="Heading2"/>
       </w:pPr>
+      <w:bookmarkStart w:id="19" w:name="_Toc230861380"/>
       <w:r>
         <w:rPr>
           <w:color w:val="3730A3"/>
         </w:rPr>
         <w:t>4.5 Sharing an interview with candidates</w:t>
       </w:r>
+      <w:bookmarkEnd w:id="19"/>
     </w:p>
     <w:p>
       <w:pPr>
@@ -2388,6 +6745,7 @@
           <w:bottom w:val="single" w:sz="12" w:space="4" w:color="4F46E5"/>
         </w:pBdr>
       </w:pPr>
+      <w:bookmarkStart w:id="20" w:name="_Toc230861381"/>
       <w:r>
         <w:rPr>
           <w:color w:val="4F46E5"/>
@@ -2395,13 +6753,30 @@
         <w:lastRenderedPageBreak/>
         <w:t>5. The AI Interviewers</w:t>
       </w:r>
+      <w:bookmarkEnd w:id="20"/>
     </w:p>
     <w:p>
       <w:pPr>
         <w:spacing w:after="120"/>
       </w:pPr>
       <w:r>
-        <w:t>Click Interviewers in the left menu to browse the AI interviewer personas available to your organisation. Each card shows the interviewer's name and photo. Click a card to open its details — voice, language, provider and a short description. You select one of these personas when creating an interview (Section 4.2).</w:t>
+        <w:t xml:space="preserve">Click Interviewers </w:t>
+      </w:r>
+      <w:proofErr w:type="gramStart"/>
+      <w:r>
+        <w:t>in</w:t>
+      </w:r>
+      <w:proofErr w:type="gramEnd"/>
+      <w:r>
+        <w:t xml:space="preserve"> the left menu to browse the AI interviewer personas available to your </w:t>
+      </w:r>
+      <w:proofErr w:type="spellStart"/>
+      <w:r>
+        <w:t>organisation</w:t>
+      </w:r>
+      <w:proofErr w:type="spellEnd"/>
+      <w:r>
+        <w:t>. Each card shows the interviewer's name and photo. Click a card to open its details — voice, language, provider and a short description. You select one of these personas when creating an interview (Section 4.2).</w:t>
       </w:r>
     </w:p>
     <w:p>
@@ -2506,6 +6881,7 @@
           <w:bottom w:val="single" w:sz="12" w:space="4" w:color="4F46E5"/>
         </w:pBdr>
       </w:pPr>
+      <w:bookmarkStart w:id="21" w:name="_Toc230861382"/>
       <w:r>
         <w:rPr>
           <w:color w:val="4F46E5"/>
@@ -2513,17 +6889,20 @@
         <w:lastRenderedPageBreak/>
         <w:t>6. Reviewing Candidate Responses</w:t>
       </w:r>
+      <w:bookmarkEnd w:id="21"/>
     </w:p>
     <w:p>
       <w:pPr>
         <w:pStyle w:val="Heading2"/>
       </w:pPr>
+      <w:bookmarkStart w:id="22" w:name="_Toc230861383"/>
       <w:r>
         <w:rPr>
           <w:color w:val="3730A3"/>
         </w:rPr>
         <w:t>6.1 The Overall Analysis summary</w:t>
       </w:r>
+      <w:bookmarkEnd w:id="22"/>
     </w:p>
     <w:p>
       <w:pPr>
@@ -2652,12 +7031,14 @@
       <w:pPr>
         <w:pStyle w:val="Heading2"/>
       </w:pPr>
+      <w:bookmarkStart w:id="23" w:name="_Toc230861384"/>
       <w:r>
         <w:rPr>
           <w:color w:val="3730A3"/>
         </w:rPr>
         <w:t>6.2 Filtering and opening a response</w:t>
       </w:r>
+      <w:bookmarkEnd w:id="23"/>
     </w:p>
     <w:p>
       <w:pPr>
@@ -2669,13 +7050,28 @@
           <w:b/>
           <w:color w:val="4F46E5"/>
         </w:rPr>
-        <w:t xml:space="preserve">1.  </w:t>
-      </w:r>
-      <w:r>
-        <w:rPr>
-          <w:b/>
-        </w:rPr>
-        <w:t xml:space="preserve">Use the </w:t>
+        <w:t>1</w:t>
+      </w:r>
+      <w:proofErr w:type="gramStart"/>
+      <w:r>
+        <w:rPr>
+          <w:b/>
+          <w:color w:val="4F46E5"/>
+        </w:rPr>
+        <w:t xml:space="preserve">.  </w:t>
+      </w:r>
+      <w:r>
+        <w:rPr>
+          <w:b/>
+        </w:rPr>
+        <w:t>Use</w:t>
+      </w:r>
+      <w:proofErr w:type="gramEnd"/>
+      <w:r>
+        <w:rPr>
+          <w:b/>
+        </w:rPr>
+        <w:t xml:space="preserve"> the </w:t>
       </w:r>
       <w:r>
         <w:t>Filter By dropdown above the response list to show only To Be Reviewed, Not Selected, Potential, or Selected candidates.</w:t>
@@ -2691,22 +7087,60 @@
           <w:b/>
           <w:color w:val="4F46E5"/>
         </w:rPr>
-        <w:t xml:space="preserve">2.  </w:t>
-      </w:r>
-      <w:r>
-        <w:t>Click a candidate in the list to open their full response. A coloured dot shows their current status, and unread responses are flagged.</w:t>
+        <w:t>2</w:t>
+      </w:r>
+      <w:proofErr w:type="gramStart"/>
+      <w:r>
+        <w:rPr>
+          <w:b/>
+          <w:color w:val="4F46E5"/>
+        </w:rPr>
+        <w:t xml:space="preserve">.  </w:t>
+      </w:r>
+      <w:r>
+        <w:t>Click</w:t>
+      </w:r>
+      <w:proofErr w:type="gramEnd"/>
+      <w:r>
+        <w:t xml:space="preserve"> a candidate </w:t>
+      </w:r>
+      <w:proofErr w:type="gramStart"/>
+      <w:r>
+        <w:t>in</w:t>
+      </w:r>
+      <w:proofErr w:type="gramEnd"/>
+      <w:r>
+        <w:t xml:space="preserve"> the list to open their full response. A </w:t>
+      </w:r>
+      <w:proofErr w:type="spellStart"/>
+      <w:r>
+        <w:t>coloured</w:t>
+      </w:r>
+      <w:proofErr w:type="spellEnd"/>
+      <w:r>
+        <w:t xml:space="preserve"> dot shows their </w:t>
+      </w:r>
+      <w:proofErr w:type="gramStart"/>
+      <w:r>
+        <w:t>current status</w:t>
+      </w:r>
+      <w:proofErr w:type="gramEnd"/>
+      <w:r>
+        <w:t>, and unread responses are flagged.</w:t>
       </w:r>
     </w:p>
     <w:p>
       <w:pPr>
         <w:pStyle w:val="Heading2"/>
       </w:pPr>
+      <w:bookmarkStart w:id="24" w:name="_Toc230861385"/>
       <w:r>
         <w:rPr>
           <w:color w:val="3730A3"/>
         </w:rPr>
         <w:t>6.3 Inside an individual response</w:t>
       </w:r>
+      <w:bookmarkEnd w:id="24"/>
     </w:p>
     <w:p>
       <w:pPr>
@@ -2878,19 +7312,29 @@
       <w:pPr>
         <w:pStyle w:val="Heading2"/>
       </w:pPr>
+      <w:bookmarkStart w:id="25" w:name="_Toc230861386"/>
       <w:r>
         <w:rPr>
           <w:color w:val="3730A3"/>
         </w:rPr>
         <w:t>6.4 Anti-cheat / integrity findings</w:t>
       </w:r>
+      <w:bookmarkEnd w:id="25"/>
     </w:p>
     <w:p>
       <w:pPr>
         <w:spacing w:after="120"/>
       </w:pPr>
       <w:r>
-        <w:t>During the interview the platform monitors for integrity issues and records them on the response. In the response view you may see flags for tab/window switching, additional people detected on camera, a blocked or disabled camera, and similar events. Use these alongside the scores when deciding a candidate's status.</w:t>
+        <w:t xml:space="preserve">During the interview the platform </w:t>
+      </w:r>
+      <w:proofErr w:type="gramStart"/>
+      <w:r>
+        <w:t>monitors for</w:t>
+      </w:r>
+      <w:proofErr w:type="gramEnd"/>
+      <w:r>
+        <w:t xml:space="preserve"> integrity issues and records them on the response. In the response view you may see flags for tab/window switching, additional people detected on camera, a blocked or disabled camera, and similar events. Use these alongside the scores when deciding a candidate's status.</w:t>
       </w:r>
     </w:p>
     <w:tbl>
@@ -2935,7 +7379,21 @@
               <w:rPr>
                 <w:sz w:val="21"/>
               </w:rPr>
-              <w:t>Treat integrity flags as context, not an automatic disqualification — a single brief tab switch is very different from repeated switching or multiple people on camera. Read the detail before changing a candidate's status.</w:t>
+              <w:t xml:space="preserve">Treat integrity flags as context, not an automatic disqualification — a single brief tab switch is very different from repeated switching or multiple people on camera. Read the </w:t>
+            </w:r>
+            <w:proofErr w:type="gramStart"/>
+            <w:r>
+              <w:rPr>
+                <w:sz w:val="21"/>
+              </w:rPr>
+              <w:t>detail</w:t>
+            </w:r>
+            <w:proofErr w:type="gramEnd"/>
+            <w:r>
+              <w:rPr>
+                <w:sz w:val="21"/>
+              </w:rPr>
+              <w:t xml:space="preserve"> before changing a candidate's status.</w:t>
             </w:r>
           </w:p>
         </w:tc>
@@ -2950,12 +7408,14 @@
       <w:pPr>
         <w:pStyle w:val="Heading2"/>
       </w:pPr>
+      <w:bookmarkStart w:id="26" w:name="_Toc230861387"/>
       <w:r>
         <w:rPr>
           <w:color w:val="3730A3"/>
         </w:rPr>
         <w:t>6.5 Setting a candidate's status</w:t>
       </w:r>
+      <w:bookmarkEnd w:id="26"/>
     </w:p>
     <w:p>
       <w:pPr>
@@ -2967,10 +7427,22 @@
           <w:b/>
           <w:color w:val="4F46E5"/>
         </w:rPr>
-        <w:t xml:space="preserve">1.  </w:t>
-      </w:r>
-      <w:r>
-        <w:t>Open the candidate's response.</w:t>
+        <w:t>1</w:t>
+      </w:r>
+      <w:proofErr w:type="gramStart"/>
+      <w:r>
+        <w:rPr>
+          <w:b/>
+          <w:color w:val="4F46E5"/>
+        </w:rPr>
+        <w:t xml:space="preserve">.  </w:t>
+      </w:r>
+      <w:r>
+        <w:t>Open</w:t>
+      </w:r>
+      <w:proofErr w:type="gramEnd"/>
+      <w:r>
+        <w:t xml:space="preserve"> the candidate's response.</w:t>
       </w:r>
     </w:p>
     <w:p>
@@ -2983,13 +7455,28 @@
           <w:b/>
           <w:color w:val="4F46E5"/>
         </w:rPr>
-        <w:t xml:space="preserve">2.  </w:t>
-      </w:r>
-      <w:r>
-        <w:rPr>
-          <w:b/>
-        </w:rPr>
-        <w:t xml:space="preserve">Choose a status from the dropdown: </w:t>
+        <w:t>2</w:t>
+      </w:r>
+      <w:proofErr w:type="gramStart"/>
+      <w:r>
+        <w:rPr>
+          <w:b/>
+          <w:color w:val="4F46E5"/>
+        </w:rPr>
+        <w:t xml:space="preserve">.  </w:t>
+      </w:r>
+      <w:r>
+        <w:rPr>
+          <w:b/>
+        </w:rPr>
+        <w:t>Choose</w:t>
+      </w:r>
+      <w:proofErr w:type="gramEnd"/>
+      <w:r>
+        <w:rPr>
+          <w:b/>
+        </w:rPr>
+        <w:t xml:space="preserve"> a status from the dropdown: </w:t>
       </w:r>
       <w:r>
         <w:t>Selected, Potential, Not Selected, or To Be Reviewed.</w:t>
@@ -3005,10 +7492,22 @@
           <w:b/>
           <w:color w:val="4F46E5"/>
         </w:rPr>
-        <w:t xml:space="preserve">3.  </w:t>
-      </w:r>
-      <w:r>
-        <w:t>The status is saved immediately and is reflected on the Dashboard funnel, the interview pie charts, and the candidate's card on the Users page.</w:t>
+        <w:t>3</w:t>
+      </w:r>
+      <w:proofErr w:type="gramStart"/>
+      <w:r>
+        <w:rPr>
+          <w:b/>
+          <w:color w:val="4F46E5"/>
+        </w:rPr>
+        <w:t xml:space="preserve">.  </w:t>
+      </w:r>
+      <w:r>
+        <w:t>The</w:t>
+      </w:r>
+      <w:proofErr w:type="gramEnd"/>
+      <w:r>
+        <w:t xml:space="preserve"> status is saved immediately and is reflected on the Dashboard funnel, the interview pie charts, and the candidate's card on the Users page.</w:t>
       </w:r>
     </w:p>
     <w:p>
@@ -3023,6 +7522,7 @@
           <w:bottom w:val="single" w:sz="12" w:space="4" w:color="4F46E5"/>
         </w:pBdr>
       </w:pPr>
+      <w:bookmarkStart w:id="27" w:name="_Toc230861388"/>
       <w:r>
         <w:rPr>
           <w:color w:val="4F46E5"/>
@@ -3030,6 +7530,7 @@
         <w:lastRenderedPageBreak/>
         <w:t>7. Managing Candidates (Users)</w:t>
       </w:r>
+      <w:bookmarkEnd w:id="27"/>
     </w:p>
     <w:p>
       <w:pPr>
@@ -3043,12 +7544,14 @@
       <w:pPr>
         <w:pStyle w:val="Heading2"/>
       </w:pPr>
+      <w:bookmarkStart w:id="28" w:name="_Toc230861389"/>
       <w:r>
         <w:rPr>
           <w:color w:val="3730A3"/>
         </w:rPr>
         <w:t>7.1 Overview of the Users page</w:t>
       </w:r>
+      <w:bookmarkEnd w:id="28"/>
     </w:p>
     <w:p>
       <w:pPr>
@@ -3155,12 +7658,14 @@
       <w:pPr>
         <w:pStyle w:val="Heading2"/>
       </w:pPr>
+      <w:bookmarkStart w:id="29" w:name="_Toc230861390"/>
       <w:r>
         <w:rPr>
           <w:color w:val="3730A3"/>
         </w:rPr>
         <w:t>7.2 Adding a single candidate</w:t>
       </w:r>
+      <w:bookmarkEnd w:id="29"/>
     </w:p>
     <w:p>
       <w:pPr>
@@ -3172,13 +7677,28 @@
           <w:b/>
           <w:color w:val="4F46E5"/>
         </w:rPr>
-        <w:t xml:space="preserve">1.  </w:t>
-      </w:r>
-      <w:r>
-        <w:rPr>
-          <w:b/>
-        </w:rPr>
-        <w:t xml:space="preserve">Click </w:t>
+        <w:t>1</w:t>
+      </w:r>
+      <w:proofErr w:type="gramStart"/>
+      <w:r>
+        <w:rPr>
+          <w:b/>
+          <w:color w:val="4F46E5"/>
+        </w:rPr>
+        <w:t xml:space="preserve">.  </w:t>
+      </w:r>
+      <w:r>
+        <w:rPr>
+          <w:b/>
+        </w:rPr>
+        <w:t>Click</w:t>
+      </w:r>
+      <w:proofErr w:type="gramEnd"/>
+      <w:r>
+        <w:rPr>
+          <w:b/>
+        </w:rPr>
+        <w:t xml:space="preserve"> </w:t>
       </w:r>
       <w:r>
         <w:t>Add Assignee (top-right).</w:t>
@@ -3194,13 +7714,28 @@
           <w:b/>
           <w:color w:val="4F46E5"/>
         </w:rPr>
-        <w:t xml:space="preserve">2.  </w:t>
-      </w:r>
-      <w:r>
-        <w:rPr>
-          <w:b/>
-        </w:rPr>
-        <w:t xml:space="preserve">Fill in the form. </w:t>
+        <w:t>2</w:t>
+      </w:r>
+      <w:proofErr w:type="gramStart"/>
+      <w:r>
+        <w:rPr>
+          <w:b/>
+          <w:color w:val="4F46E5"/>
+        </w:rPr>
+        <w:t xml:space="preserve">.  </w:t>
+      </w:r>
+      <w:r>
+        <w:rPr>
+          <w:b/>
+        </w:rPr>
+        <w:t>Fill</w:t>
+      </w:r>
+      <w:proofErr w:type="gramEnd"/>
+      <w:r>
+        <w:rPr>
+          <w:b/>
+        </w:rPr>
+        <w:t xml:space="preserve"> in the form. </w:t>
       </w:r>
       <w:r>
         <w:t>First Name, Last Name and Email are required; Phone, Candidate ID, Interview, Profile Image, Résumé/CV, Status, Department/Tag and Notes are optional.</w:t>
@@ -3216,13 +7751,28 @@
           <w:b/>
           <w:color w:val="4F46E5"/>
         </w:rPr>
-        <w:t xml:space="preserve">3.  </w:t>
-      </w:r>
-      <w:r>
-        <w:rPr>
-          <w:b/>
-        </w:rPr>
-        <w:t xml:space="preserve">Optionally attach a résumé </w:t>
+        <w:t>3</w:t>
+      </w:r>
+      <w:proofErr w:type="gramStart"/>
+      <w:r>
+        <w:rPr>
+          <w:b/>
+          <w:color w:val="4F46E5"/>
+        </w:rPr>
+        <w:t xml:space="preserve">.  </w:t>
+      </w:r>
+      <w:r>
+        <w:rPr>
+          <w:b/>
+        </w:rPr>
+        <w:t>Optionally</w:t>
+      </w:r>
+      <w:proofErr w:type="gramEnd"/>
+      <w:r>
+        <w:rPr>
+          <w:b/>
+        </w:rPr>
+        <w:t xml:space="preserve"> attach a résumé </w:t>
       </w:r>
       <w:r>
         <w:t>(PDF or Word, max 10 MB) and a profile photo (image, max 5 MB).</w:t>
@@ -3238,13 +7788,28 @@
           <w:b/>
           <w:color w:val="4F46E5"/>
         </w:rPr>
-        <w:t xml:space="preserve">4.  </w:t>
-      </w:r>
-      <w:r>
-        <w:rPr>
-          <w:b/>
-        </w:rPr>
-        <w:t xml:space="preserve">Click </w:t>
+        <w:t>4</w:t>
+      </w:r>
+      <w:proofErr w:type="gramStart"/>
+      <w:r>
+        <w:rPr>
+          <w:b/>
+          <w:color w:val="4F46E5"/>
+        </w:rPr>
+        <w:t xml:space="preserve">.  </w:t>
+      </w:r>
+      <w:r>
+        <w:rPr>
+          <w:b/>
+        </w:rPr>
+        <w:t>Click</w:t>
+      </w:r>
+      <w:proofErr w:type="gramEnd"/>
+      <w:r>
+        <w:rPr>
+          <w:b/>
+        </w:rPr>
+        <w:t xml:space="preserve"> </w:t>
       </w:r>
       <w:r>
         <w:t>Create Assignee.</w:t>
@@ -3353,12 +7918,14 @@
       <w:pPr>
         <w:pStyle w:val="Heading2"/>
       </w:pPr>
+      <w:bookmarkStart w:id="30" w:name="_Toc230861391"/>
       <w:r>
         <w:rPr>
           <w:color w:val="3730A3"/>
         </w:rPr>
         <w:t>7.3 Importing many candidates from a CSV file</w:t>
       </w:r>
+      <w:bookmarkEnd w:id="30"/>
     </w:p>
     <w:p>
       <w:pPr>
@@ -3370,13 +7937,28 @@
           <w:b/>
           <w:color w:val="4F46E5"/>
         </w:rPr>
-        <w:t xml:space="preserve">1.  </w:t>
-      </w:r>
-      <w:r>
-        <w:rPr>
-          <w:b/>
-        </w:rPr>
-        <w:t xml:space="preserve">Click </w:t>
+        <w:t>1</w:t>
+      </w:r>
+      <w:proofErr w:type="gramStart"/>
+      <w:r>
+        <w:rPr>
+          <w:b/>
+          <w:color w:val="4F46E5"/>
+        </w:rPr>
+        <w:t xml:space="preserve">.  </w:t>
+      </w:r>
+      <w:r>
+        <w:rPr>
+          <w:b/>
+        </w:rPr>
+        <w:t>Click</w:t>
+      </w:r>
+      <w:proofErr w:type="gramEnd"/>
+      <w:r>
+        <w:rPr>
+          <w:b/>
+        </w:rPr>
+        <w:t xml:space="preserve"> </w:t>
       </w:r>
       <w:r>
         <w:t>Import CSV (top-right).</w:t>
@@ -3392,16 +7974,55 @@
           <w:b/>
           <w:color w:val="4F46E5"/>
         </w:rPr>
-        <w:t xml:space="preserve">2.  </w:t>
-      </w:r>
-      <w:r>
-        <w:rPr>
-          <w:b/>
-        </w:rPr>
-        <w:t xml:space="preserve">Click </w:t>
-      </w:r>
-      <w:r>
-        <w:t>Download Template to get a correctly-formatted sample file (columns: email, first_name, last_name, phone, status, notes).</w:t>
+        <w:t>2</w:t>
+      </w:r>
+      <w:proofErr w:type="gramStart"/>
+      <w:r>
+        <w:rPr>
+          <w:b/>
+          <w:color w:val="4F46E5"/>
+        </w:rPr>
+        <w:t xml:space="preserve">.  </w:t>
+      </w:r>
+      <w:r>
+        <w:rPr>
+          <w:b/>
+        </w:rPr>
+        <w:t>Click</w:t>
+      </w:r>
+      <w:proofErr w:type="gramEnd"/>
+      <w:r>
+        <w:rPr>
+          <w:b/>
+        </w:rPr>
+        <w:t xml:space="preserve"> </w:t>
+      </w:r>
+      <w:r>
+        <w:t xml:space="preserve">Download Template to get a </w:t>
+      </w:r>
+      <w:proofErr w:type="gramStart"/>
+      <w:r>
+        <w:t>correctly-formatted</w:t>
+      </w:r>
+      <w:proofErr w:type="gramEnd"/>
+      <w:r>
+        <w:t xml:space="preserve"> sample file (columns: email, </w:t>
+      </w:r>
+      <w:proofErr w:type="spellStart"/>
+      <w:r>
+        <w:t>first_name</w:t>
+      </w:r>
+      <w:proofErr w:type="spellEnd"/>
+      <w:r>
+        <w:t xml:space="preserve">, </w:t>
+      </w:r>
+      <w:proofErr w:type="spellStart"/>
+      <w:r>
+        <w:t>last_name</w:t>
+      </w:r>
+      <w:proofErr w:type="spellEnd"/>
+      <w:r>
+        <w:t>, phone, status, notes).</w:t>
       </w:r>
     </w:p>
     <w:p>
@@ -3414,10 +8035,22 @@
           <w:b/>
           <w:color w:val="4F46E5"/>
         </w:rPr>
-        <w:t xml:space="preserve">3.  </w:t>
-      </w:r>
-      <w:r>
-        <w:t>Fill the template with your candidates and save it as CSV.</w:t>
+        <w:t>3</w:t>
+      </w:r>
+      <w:proofErr w:type="gramStart"/>
+      <w:r>
+        <w:rPr>
+          <w:b/>
+          <w:color w:val="4F46E5"/>
+        </w:rPr>
+        <w:t xml:space="preserve">.  </w:t>
+      </w:r>
+      <w:r>
+        <w:t>Fill</w:t>
+      </w:r>
+      <w:proofErr w:type="gramEnd"/>
+      <w:r>
+        <w:t xml:space="preserve"> the template with your candidates and save it as CSV.</w:t>
       </w:r>
     </w:p>
     <w:p>
@@ -3430,10 +8063,30 @@
           <w:b/>
           <w:color w:val="4F46E5"/>
         </w:rPr>
-        <w:t xml:space="preserve">4.  </w:t>
-      </w:r>
-      <w:r>
-        <w:t>Drag the file onto the upload area, or click to browse. The app previews the first rows and the total count.</w:t>
+        <w:t>4</w:t>
+      </w:r>
+      <w:proofErr w:type="gramStart"/>
+      <w:r>
+        <w:rPr>
+          <w:b/>
+          <w:color w:val="4F46E5"/>
+        </w:rPr>
+        <w:t xml:space="preserve">.  </w:t>
+      </w:r>
+      <w:r>
+        <w:t>Drag</w:t>
+      </w:r>
+      <w:proofErr w:type="gramEnd"/>
+      <w:r>
+        <w:t xml:space="preserve"> the file onto the upload </w:t>
+      </w:r>
+      <w:proofErr w:type="gramStart"/>
+      <w:r>
+        <w:t>area, or</w:t>
+      </w:r>
+      <w:proofErr w:type="gramEnd"/>
+      <w:r>
+        <w:t xml:space="preserve"> click to browse. The app previews the first rows and the total count.</w:t>
       </w:r>
     </w:p>
     <w:p>
@@ -3446,13 +8099,28 @@
           <w:b/>
           <w:color w:val="4F46E5"/>
         </w:rPr>
-        <w:t xml:space="preserve">5.  </w:t>
-      </w:r>
-      <w:r>
-        <w:rPr>
-          <w:b/>
-        </w:rPr>
-        <w:t xml:space="preserve">Click </w:t>
+        <w:t>5</w:t>
+      </w:r>
+      <w:proofErr w:type="gramStart"/>
+      <w:r>
+        <w:rPr>
+          <w:b/>
+          <w:color w:val="4F46E5"/>
+        </w:rPr>
+        <w:t xml:space="preserve">.  </w:t>
+      </w:r>
+      <w:r>
+        <w:rPr>
+          <w:b/>
+        </w:rPr>
+        <w:t>Click</w:t>
+      </w:r>
+      <w:proofErr w:type="gramEnd"/>
+      <w:r>
+        <w:rPr>
+          <w:b/>
+        </w:rPr>
+        <w:t xml:space="preserve"> </w:t>
       </w:r>
       <w:r>
         <w:t>Import N User(s). When it finishes you see a Successful / Failed summary and a list of any rows that errored.</w:t>
@@ -3561,12 +8229,14 @@
       <w:pPr>
         <w:pStyle w:val="Heading2"/>
       </w:pPr>
+      <w:bookmarkStart w:id="31" w:name="_Toc230861392"/>
       <w:r>
         <w:rPr>
           <w:color w:val="3730A3"/>
         </w:rPr>
         <w:t>7.4 Bulk actions</w:t>
       </w:r>
+      <w:bookmarkEnd w:id="31"/>
     </w:p>
     <w:p>
       <w:pPr>
@@ -3696,12 +8366,14 @@
       <w:pPr>
         <w:pStyle w:val="Heading2"/>
       </w:pPr>
+      <w:bookmarkStart w:id="32" w:name="_Toc230861393"/>
       <w:r>
         <w:rPr>
           <w:color w:val="3730A3"/>
         </w:rPr>
         <w:t>7.5 Sending interview invitations</w:t>
       </w:r>
+      <w:bookmarkEnd w:id="32"/>
     </w:p>
     <w:p>
       <w:pPr>
@@ -3713,10 +8385,22 @@
           <w:b/>
           <w:color w:val="4F46E5"/>
         </w:rPr>
-        <w:t xml:space="preserve">1.  </w:t>
-      </w:r>
-      <w:r>
-        <w:t>Make sure each candidate has an interview assigned (use Add/Edit, or the Assign Interview bulk action).</w:t>
+        <w:t>1</w:t>
+      </w:r>
+      <w:proofErr w:type="gramStart"/>
+      <w:r>
+        <w:rPr>
+          <w:b/>
+          <w:color w:val="4F46E5"/>
+        </w:rPr>
+        <w:t xml:space="preserve">.  </w:t>
+      </w:r>
+      <w:r>
+        <w:t>Make</w:t>
+      </w:r>
+      <w:proofErr w:type="gramEnd"/>
+      <w:r>
+        <w:t xml:space="preserve"> sure each candidate has an interview assigned (use Add/Edit, or the Assign Interview bulk action).</w:t>
       </w:r>
     </w:p>
     <w:p>
@@ -3729,10 +8413,22 @@
           <w:b/>
           <w:color w:val="4F46E5"/>
         </w:rPr>
-        <w:t xml:space="preserve">2.  </w:t>
-      </w:r>
-      <w:r>
-        <w:t>Select the candidates you want to invite.</w:t>
+        <w:t>2</w:t>
+      </w:r>
+      <w:proofErr w:type="gramStart"/>
+      <w:r>
+        <w:rPr>
+          <w:b/>
+          <w:color w:val="4F46E5"/>
+        </w:rPr>
+        <w:t xml:space="preserve">.  </w:t>
+      </w:r>
+      <w:r>
+        <w:t>Select</w:t>
+      </w:r>
+      <w:proofErr w:type="gramEnd"/>
+      <w:r>
+        <w:t xml:space="preserve"> the candidates you want to invite.</w:t>
       </w:r>
     </w:p>
     <w:p>
@@ -3745,13 +8441,28 @@
           <w:b/>
           <w:color w:val="4F46E5"/>
         </w:rPr>
-        <w:t xml:space="preserve">3.  </w:t>
-      </w:r>
-      <w:r>
-        <w:rPr>
-          <w:b/>
-        </w:rPr>
-        <w:t xml:space="preserve">Click </w:t>
+        <w:t>3</w:t>
+      </w:r>
+      <w:proofErr w:type="gramStart"/>
+      <w:r>
+        <w:rPr>
+          <w:b/>
+          <w:color w:val="4F46E5"/>
+        </w:rPr>
+        <w:t xml:space="preserve">.  </w:t>
+      </w:r>
+      <w:r>
+        <w:rPr>
+          <w:b/>
+        </w:rPr>
+        <w:t>Click</w:t>
+      </w:r>
+      <w:proofErr w:type="gramEnd"/>
+      <w:r>
+        <w:rPr>
+          <w:b/>
+        </w:rPr>
+        <w:t xml:space="preserve"> </w:t>
       </w:r>
       <w:r>
         <w:t>Send Email in the blue action bar.</w:t>
@@ -3767,10 +8478,22 @@
           <w:b/>
           <w:color w:val="4F46E5"/>
         </w:rPr>
-        <w:t xml:space="preserve">4.  </w:t>
-      </w:r>
-      <w:r>
-        <w:t>Each candidate receives an email with their personal link to start the interview.</w:t>
+        <w:t>4</w:t>
+      </w:r>
+      <w:proofErr w:type="gramStart"/>
+      <w:r>
+        <w:rPr>
+          <w:b/>
+          <w:color w:val="4F46E5"/>
+        </w:rPr>
+        <w:t xml:space="preserve">.  </w:t>
+      </w:r>
+      <w:r>
+        <w:t>Each</w:t>
+      </w:r>
+      <w:proofErr w:type="gramEnd"/>
+      <w:r>
+        <w:t xml:space="preserve"> candidate receives an email with their personal link to start the interview.</w:t>
       </w:r>
     </w:p>
     <w:tbl>
@@ -3811,11 +8534,19 @@
             <w:pPr>
               <w:spacing w:after="40"/>
             </w:pPr>
+            <w:proofErr w:type="gramStart"/>
             <w:r>
               <w:rPr>
                 <w:sz w:val="21"/>
               </w:rPr>
-              <w:t>Send Email only works for candidates who have both an interview assigned and a valid email address. Candidates without an assigned interview are skipped.</w:t>
+              <w:t>Send</w:t>
+            </w:r>
+            <w:proofErr w:type="gramEnd"/>
+            <w:r>
+              <w:rPr>
+                <w:sz w:val="21"/>
+              </w:rPr>
+              <w:t xml:space="preserve"> Email only works for candidates who have both an interview assigned and a valid email address. Candidates without an assigned interview are skipped.</w:t>
             </w:r>
           </w:p>
         </w:tc>
@@ -3830,12 +8561,14 @@
       <w:pPr>
         <w:pStyle w:val="Heading2"/>
       </w:pPr>
+      <w:bookmarkStart w:id="33" w:name="_Toc230861394"/>
       <w:r>
         <w:rPr>
           <w:color w:val="3730A3"/>
         </w:rPr>
         <w:t>7.6 Viewing details and exporting</w:t>
       </w:r>
+      <w:bookmarkEnd w:id="33"/>
     </w:p>
     <w:p>
       <w:pPr>
@@ -3937,6 +8670,7 @@
           <w:bottom w:val="single" w:sz="12" w:space="4" w:color="4F46E5"/>
         </w:pBdr>
       </w:pPr>
+      <w:bookmarkStart w:id="34" w:name="_Toc230861395"/>
       <w:r>
         <w:rPr>
           <w:color w:val="4F46E5"/>
@@ -3944,32 +8678,51 @@
         <w:lastRenderedPageBreak/>
         <w:t>8. ATS Résumé Scoring</w:t>
       </w:r>
+      <w:bookmarkEnd w:id="34"/>
     </w:p>
     <w:p>
       <w:pPr>
         <w:spacing w:after="120"/>
       </w:pPr>
       <w:r>
-        <w:t>ATS Scoring screens a pile of résumés against a job description and ranks the candidates. Open it from ATS Scoring in the left menu.</w:t>
+        <w:t xml:space="preserve">ATS Scoring screens a pile of résumés against a job description and ranks the candidates. Open it from ATS Scoring </w:t>
+      </w:r>
+      <w:proofErr w:type="gramStart"/>
+      <w:r>
+        <w:t>in</w:t>
+      </w:r>
+      <w:proofErr w:type="gramEnd"/>
+      <w:r>
+        <w:t xml:space="preserve"> the left menu.</w:t>
       </w:r>
     </w:p>
     <w:p>
       <w:pPr>
         <w:pStyle w:val="Heading2"/>
       </w:pPr>
+      <w:bookmarkStart w:id="35" w:name="_Toc230861396"/>
       <w:r>
         <w:rPr>
           <w:color w:val="3730A3"/>
         </w:rPr>
         <w:t>8.1 Choosing a job</w:t>
       </w:r>
+      <w:bookmarkEnd w:id="35"/>
     </w:p>
     <w:p>
       <w:pPr>
         <w:spacing w:after="120"/>
       </w:pPr>
       <w:r>
-        <w:t>The first screen is a grid of scoring jobs. Each job is tied to one of your interviews so its results, job description and résumés stay together.</w:t>
+        <w:t xml:space="preserve">The first screen is a grid of scoring jobs. Each job is tied to one of your </w:t>
+      </w:r>
+      <w:proofErr w:type="gramStart"/>
+      <w:r>
+        <w:t>interviews</w:t>
+      </w:r>
+      <w:proofErr w:type="gramEnd"/>
+      <w:r>
+        <w:t xml:space="preserve"> so its results, job description and résumés stay together.</w:t>
       </w:r>
     </w:p>
     <w:p>
@@ -3982,13 +8735,28 @@
           <w:b/>
           <w:color w:val="4F46E5"/>
         </w:rPr>
-        <w:t xml:space="preserve">1.  </w:t>
-      </w:r>
-      <w:r>
-        <w:rPr>
-          <w:b/>
-        </w:rPr>
-        <w:t xml:space="preserve">Click </w:t>
+        <w:t>1</w:t>
+      </w:r>
+      <w:proofErr w:type="gramStart"/>
+      <w:r>
+        <w:rPr>
+          <w:b/>
+          <w:color w:val="4F46E5"/>
+        </w:rPr>
+        <w:t xml:space="preserve">.  </w:t>
+      </w:r>
+      <w:r>
+        <w:rPr>
+          <w:b/>
+        </w:rPr>
+        <w:t>Click</w:t>
+      </w:r>
+      <w:proofErr w:type="gramEnd"/>
+      <w:r>
+        <w:rPr>
+          <w:b/>
+        </w:rPr>
+        <w:t xml:space="preserve"> </w:t>
       </w:r>
       <w:r>
         <w:t>Add Job (or the equivalent control) and pick one or more interviews to create scoring jobs for them.</w:t>
@@ -4004,10 +8772,22 @@
           <w:b/>
           <w:color w:val="4F46E5"/>
         </w:rPr>
-        <w:t xml:space="preserve">2.  </w:t>
-      </w:r>
-      <w:r>
-        <w:t>Click a job card to open its scoring workspace.</w:t>
+        <w:t>2</w:t>
+      </w:r>
+      <w:proofErr w:type="gramStart"/>
+      <w:r>
+        <w:rPr>
+          <w:b/>
+          <w:color w:val="4F46E5"/>
+        </w:rPr>
+        <w:t xml:space="preserve">.  </w:t>
+      </w:r>
+      <w:r>
+        <w:t>Click</w:t>
+      </w:r>
+      <w:proofErr w:type="gramEnd"/>
+      <w:r>
+        <w:t xml:space="preserve"> a job card to open its scoring workspace.</w:t>
       </w:r>
     </w:p>
     <w:p>
@@ -4020,10 +8800,30 @@
           <w:b/>
           <w:color w:val="4F46E5"/>
         </w:rPr>
-        <w:t xml:space="preserve">3.  </w:t>
-      </w:r>
-      <w:r>
-        <w:t>Use the remove control on a card to delete a job you no longer need.</w:t>
+        <w:t>3</w:t>
+      </w:r>
+      <w:proofErr w:type="gramStart"/>
+      <w:r>
+        <w:rPr>
+          <w:b/>
+          <w:color w:val="4F46E5"/>
+        </w:rPr>
+        <w:t xml:space="preserve">.  </w:t>
+      </w:r>
+      <w:r>
+        <w:t>Use</w:t>
+      </w:r>
+      <w:proofErr w:type="gramEnd"/>
+      <w:r>
+        <w:t xml:space="preserve"> the </w:t>
+      </w:r>
+      <w:proofErr w:type="spellStart"/>
+      <w:r>
+        <w:t>remove</w:t>
+      </w:r>
+      <w:proofErr w:type="spellEnd"/>
+      <w:r>
+        <w:t xml:space="preserve"> control on a card to delete a job you no longer need.</w:t>
       </w:r>
     </w:p>
     <w:p>
@@ -4075,12 +8875,14 @@
       <w:pPr>
         <w:pStyle w:val="Heading2"/>
       </w:pPr>
+      <w:bookmarkStart w:id="36" w:name="_Toc230861397"/>
       <w:r>
         <w:rPr>
           <w:color w:val="3730A3"/>
         </w:rPr>
         <w:t>8.2 Providing the job description</w:t>
       </w:r>
+      <w:bookmarkEnd w:id="36"/>
     </w:p>
     <w:p>
       <w:pPr>
@@ -4122,12 +8924,22 @@
       <w:pPr>
         <w:pStyle w:val="Heading2"/>
       </w:pPr>
+      <w:bookmarkStart w:id="37" w:name="_Toc230861398"/>
       <w:r>
         <w:rPr>
           <w:color w:val="3730A3"/>
         </w:rPr>
-        <w:t>8.3 Uploading résumés and analysing</w:t>
-      </w:r>
+        <w:t xml:space="preserve">8.3 Uploading résumés and </w:t>
+      </w:r>
+      <w:proofErr w:type="spellStart"/>
+      <w:r>
+        <w:rPr>
+          <w:color w:val="3730A3"/>
+        </w:rPr>
+        <w:t>analysing</w:t>
+      </w:r>
+      <w:bookmarkEnd w:id="37"/>
+      <w:proofErr w:type="spellEnd"/>
     </w:p>
     <w:p>
       <w:pPr>
@@ -4139,10 +8951,30 @@
           <w:b/>
           <w:color w:val="4F46E5"/>
         </w:rPr>
-        <w:t xml:space="preserve">1.  </w:t>
-      </w:r>
-      <w:r>
-        <w:t>Drag-and-drop résumé files onto the upload area, or use the folder picker to add an entire folder. PDF, DOC and DOCX are supported (max 10 MB each).</w:t>
+        <w:t>1</w:t>
+      </w:r>
+      <w:proofErr w:type="gramStart"/>
+      <w:r>
+        <w:rPr>
+          <w:b/>
+          <w:color w:val="4F46E5"/>
+        </w:rPr>
+        <w:t xml:space="preserve">.  </w:t>
+      </w:r>
+      <w:r>
+        <w:t>Drag</w:t>
+      </w:r>
+      <w:proofErr w:type="gramEnd"/>
+      <w:r>
+        <w:t xml:space="preserve">-and-drop résumé files onto the upload </w:t>
+      </w:r>
+      <w:proofErr w:type="gramStart"/>
+      <w:r>
+        <w:t>area, or</w:t>
+      </w:r>
+      <w:proofErr w:type="gramEnd"/>
+      <w:r>
+        <w:t xml:space="preserve"> use the folder picker to add an entire folder. PDF, DOC and DOCX are supported (max 10 MB each).</w:t>
       </w:r>
     </w:p>
     <w:p>
@@ -4171,13 +9003,28 @@
           <w:b/>
           <w:color w:val="4F46E5"/>
         </w:rPr>
-        <w:t xml:space="preserve">3.  </w:t>
-      </w:r>
-      <w:r>
-        <w:rPr>
-          <w:b/>
-        </w:rPr>
-        <w:t xml:space="preserve">Click </w:t>
+        <w:t>3</w:t>
+      </w:r>
+      <w:proofErr w:type="gramStart"/>
+      <w:r>
+        <w:rPr>
+          <w:b/>
+          <w:color w:val="4F46E5"/>
+        </w:rPr>
+        <w:t xml:space="preserve">.  </w:t>
+      </w:r>
+      <w:r>
+        <w:rPr>
+          <w:b/>
+        </w:rPr>
+        <w:t>Click</w:t>
+      </w:r>
+      <w:proofErr w:type="gramEnd"/>
+      <w:r>
+        <w:rPr>
+          <w:b/>
+        </w:rPr>
+        <w:t xml:space="preserve"> </w:t>
       </w:r>
       <w:r>
         <w:t>Analyze. The résumés are queued and scored in the background; a progress bar tracks completion. You can navigate away and come back — the job keeps running.</w:t>
@@ -4277,7 +9124,21 @@
               <w:rPr>
                 <w:sz w:val="21"/>
               </w:rPr>
-              <w:t>You can keep adding résumés to the same job over time. Résumés that have already been scored are skipped, so only new files are analysed when you click Analyze again.</w:t>
+              <w:t xml:space="preserve">You can keep adding résumés to the same job over time. Résumés that have already been scored are skipped, so only new files are </w:t>
+            </w:r>
+            <w:proofErr w:type="spellStart"/>
+            <w:r>
+              <w:rPr>
+                <w:sz w:val="21"/>
+              </w:rPr>
+              <w:t>analysed</w:t>
+            </w:r>
+            <w:proofErr w:type="spellEnd"/>
+            <w:r>
+              <w:rPr>
+                <w:sz w:val="21"/>
+              </w:rPr>
+              <w:t xml:space="preserve"> when you click Analyze again.</w:t>
             </w:r>
           </w:p>
         </w:tc>
@@ -4295,12 +9156,14 @@
       <w:pPr>
         <w:pStyle w:val="Heading2"/>
       </w:pPr>
+      <w:bookmarkStart w:id="38" w:name="_Toc230861399"/>
       <w:r>
         <w:rPr>
           <w:color w:val="3730A3"/>
         </w:rPr>
         <w:t>8.4 Reading the results</w:t>
       </w:r>
+      <w:bookmarkEnd w:id="38"/>
     </w:p>
     <w:p>
       <w:pPr>
@@ -4374,7 +9237,21 @@
         <w:rPr>
           <w:b/>
         </w:rPr>
-        <w:t xml:space="preserve">Résumé viewer — </w:t>
+        <w:t xml:space="preserve">Résumé </w:t>
+      </w:r>
+      <w:proofErr w:type="gramStart"/>
+      <w:r>
+        <w:rPr>
+          <w:b/>
+        </w:rPr>
+        <w:t>viewer —</w:t>
+      </w:r>
+      <w:proofErr w:type="gramEnd"/>
+      <w:r>
+        <w:rPr>
+          <w:b/>
+        </w:rPr>
+        <w:t xml:space="preserve"> </w:t>
       </w:r>
       <w:r>
         <w:t>open the original résumé with the eye icon.</w:t>
@@ -4430,12 +9307,14 @@
       <w:pPr>
         <w:pStyle w:val="Heading2"/>
       </w:pPr>
+      <w:bookmarkStart w:id="39" w:name="_Toc230861400"/>
       <w:r>
         <w:rPr>
           <w:color w:val="3730A3"/>
         </w:rPr>
         <w:t>8.5 Exporting and creating candidates automatically</w:t>
       </w:r>
+      <w:bookmarkEnd w:id="39"/>
     </w:p>
     <w:p>
       <w:pPr>
@@ -4462,7 +9341,15 @@
         <w:t xml:space="preserve">Auto-create assignees — </w:t>
       </w:r>
       <w:r>
-        <w:t>qualifying candidates are automatically added to your Users list (those who clear the minimum score and meet the experience requirement), ready to be assigned an interview and invited.</w:t>
+        <w:t xml:space="preserve">qualifying candidates are automatically added to your </w:t>
+      </w:r>
+      <w:proofErr w:type="gramStart"/>
+      <w:r>
+        <w:t>Users</w:t>
+      </w:r>
+      <w:proofErr w:type="gramEnd"/>
+      <w:r>
+        <w:t xml:space="preserve"> list (those who clear the minimum score and meet the experience requirement), ready to be assigned an interview and invited.</w:t>
       </w:r>
     </w:p>
     <w:tbl>
@@ -4507,7 +9394,21 @@
               <w:rPr>
                 <w:sz w:val="21"/>
               </w:rPr>
-              <w:t>Candidates whose experience does not match the job requirement, or who score below the minimum threshold, are not added automatically. You can still add them manually if you wish.</w:t>
+              <w:t xml:space="preserve">Candidates whose experience does not match the job requirement, or </w:t>
+            </w:r>
+            <w:proofErr w:type="gramStart"/>
+            <w:r>
+              <w:rPr>
+                <w:sz w:val="21"/>
+              </w:rPr>
+              <w:t>who</w:t>
+            </w:r>
+            <w:proofErr w:type="gramEnd"/>
+            <w:r>
+              <w:rPr>
+                <w:sz w:val="21"/>
+              </w:rPr>
+              <w:t xml:space="preserve"> score below the minimum threshold, are not added automatically. You can still add them manually if you wish.</w:t>
             </w:r>
           </w:p>
         </w:tc>
@@ -4530,6 +9431,7 @@
           <w:bottom w:val="single" w:sz="12" w:space="4" w:color="4F46E5"/>
         </w:pBdr>
       </w:pPr>
+      <w:bookmarkStart w:id="40" w:name="_Toc230861401"/>
       <w:r>
         <w:rPr>
           <w:color w:val="4F46E5"/>
@@ -4537,6 +9439,7 @@
         <w:lastRenderedPageBreak/>
         <w:t>9. Company Finder (Administrators only)</w:t>
       </w:r>
+      <w:bookmarkEnd w:id="40"/>
     </w:p>
     <w:p>
       <w:pPr>
@@ -4558,12 +9461,14 @@
       <w:pPr>
         <w:pStyle w:val="Heading2"/>
       </w:pPr>
+      <w:bookmarkStart w:id="41" w:name="_Toc230861402"/>
       <w:r>
         <w:rPr>
           <w:color w:val="3730A3"/>
         </w:rPr>
         <w:t>9.1 Working with company results</w:t>
       </w:r>
+      <w:bookmarkEnd w:id="41"/>
     </w:p>
     <w:p>
       <w:pPr>
@@ -4678,6 +9583,7 @@
           <w:bottom w:val="single" w:sz="12" w:space="4" w:color="4F46E5"/>
         </w:pBdr>
       </w:pPr>
+      <w:bookmarkStart w:id="42" w:name="_Toc230861403"/>
       <w:r>
         <w:rPr>
           <w:color w:val="4F46E5"/>
@@ -4685,25 +9591,36 @@
         <w:lastRenderedPageBreak/>
         <w:t>10. Cost &amp; Analysis</w:t>
       </w:r>
+      <w:bookmarkEnd w:id="42"/>
     </w:p>
     <w:p>
       <w:pPr>
         <w:spacing w:after="120"/>
       </w:pPr>
       <w:r>
-        <w:t>Cost &amp; Analysis tracks what the platform spends across AI text models, voice calls, file storage, résumé parsing, ATS scoring and Company Finder. It is available to all roles except Marketing and HR Consultant. Open it from Cost &amp; Analysis in the left menu.</w:t>
+        <w:t xml:space="preserve">Cost &amp; Analysis tracks what the platform spends across AI text models, voice calls, file storage, résumé parsing, ATS scoring and Company Finder. It is available to all roles except Marketing and HR Consultant. Open it from Cost &amp; Analysis </w:t>
+      </w:r>
+      <w:proofErr w:type="gramStart"/>
+      <w:r>
+        <w:t>in</w:t>
+      </w:r>
+      <w:proofErr w:type="gramEnd"/>
+      <w:r>
+        <w:t xml:space="preserve"> the left menu.</w:t>
       </w:r>
     </w:p>
     <w:p>
       <w:pPr>
         <w:pStyle w:val="Heading2"/>
       </w:pPr>
+      <w:bookmarkStart w:id="43" w:name="_Toc230861404"/>
       <w:r>
         <w:rPr>
           <w:color w:val="3730A3"/>
         </w:rPr>
         <w:t>10.1 Summary cards</w:t>
       </w:r>
+      <w:bookmarkEnd w:id="43"/>
     </w:p>
     <w:p>
       <w:pPr>
@@ -4758,7 +9675,15 @@
         <w:t xml:space="preserve">Voice Cost — </w:t>
       </w:r>
       <w:r>
-        <w:t>spend on the voice interview calls.</w:t>
+        <w:t xml:space="preserve">spend on </w:t>
+      </w:r>
+      <w:proofErr w:type="gramStart"/>
+      <w:r>
+        <w:t>the voice</w:t>
+      </w:r>
+      <w:proofErr w:type="gramEnd"/>
+      <w:r>
+        <w:t xml:space="preserve"> interview calls.</w:t>
       </w:r>
     </w:p>
     <w:p>
@@ -4824,12 +9749,14 @@
       <w:pPr>
         <w:pStyle w:val="Heading2"/>
       </w:pPr>
+      <w:bookmarkStart w:id="44" w:name="_Toc230861405"/>
       <w:r>
         <w:rPr>
           <w:color w:val="3730A3"/>
         </w:rPr>
         <w:t>10.2 Breakdown, filters and export</w:t>
       </w:r>
+      <w:bookmarkEnd w:id="44"/>
     </w:p>
     <w:p>
       <w:pPr>
@@ -4841,10 +9768,22 @@
           <w:b/>
           <w:color w:val="4F46E5"/>
         </w:rPr>
-        <w:t xml:space="preserve">1.  </w:t>
-      </w:r>
-      <w:r>
-        <w:t>Review Cost by Category to see where money is going (interview creation, responses, insights, voice calls, uploads, ATS, Company Finder, résumé parsing).</w:t>
+        <w:t>1</w:t>
+      </w:r>
+      <w:proofErr w:type="gramStart"/>
+      <w:r>
+        <w:rPr>
+          <w:b/>
+          <w:color w:val="4F46E5"/>
+        </w:rPr>
+        <w:t xml:space="preserve">.  </w:t>
+      </w:r>
+      <w:r>
+        <w:t>Review</w:t>
+      </w:r>
+      <w:proofErr w:type="gramEnd"/>
+      <w:r>
+        <w:t xml:space="preserve"> Cost by Category to see where money is going (interview creation, responses, insights, voice calls, uploads, ATS, Company Finder, résumé parsing).</w:t>
       </w:r>
     </w:p>
     <w:p>
@@ -4857,13 +9796,28 @@
           <w:b/>
           <w:color w:val="4F46E5"/>
         </w:rPr>
-        <w:t xml:space="preserve">2.  </w:t>
-      </w:r>
-      <w:r>
-        <w:rPr>
-          <w:b/>
-        </w:rPr>
-        <w:t xml:space="preserve">Use the </w:t>
+        <w:t>2</w:t>
+      </w:r>
+      <w:proofErr w:type="gramStart"/>
+      <w:r>
+        <w:rPr>
+          <w:b/>
+          <w:color w:val="4F46E5"/>
+        </w:rPr>
+        <w:t xml:space="preserve">.  </w:t>
+      </w:r>
+      <w:r>
+        <w:rPr>
+          <w:b/>
+        </w:rPr>
+        <w:t>Use</w:t>
+      </w:r>
+      <w:proofErr w:type="gramEnd"/>
+      <w:r>
+        <w:rPr>
+          <w:b/>
+        </w:rPr>
+        <w:t xml:space="preserve"> the </w:t>
       </w:r>
       <w:r>
         <w:t>Filters card to narrow by Start/End Date, Interview, or Category.</w:t>
@@ -4879,10 +9833,22 @@
           <w:b/>
           <w:color w:val="4F46E5"/>
         </w:rPr>
-        <w:t xml:space="preserve">3.  </w:t>
-      </w:r>
-      <w:r>
-        <w:t>Browse the usage table; click a row to expand it for token counts, durations and item-level details.</w:t>
+        <w:t>3</w:t>
+      </w:r>
+      <w:proofErr w:type="gramStart"/>
+      <w:r>
+        <w:rPr>
+          <w:b/>
+          <w:color w:val="4F46E5"/>
+        </w:rPr>
+        <w:t xml:space="preserve">.  </w:t>
+      </w:r>
+      <w:r>
+        <w:t>Browse</w:t>
+      </w:r>
+      <w:proofErr w:type="gramEnd"/>
+      <w:r>
+        <w:t xml:space="preserve"> the usage table; click a row to expand it for token counts, durations and item-level details.</w:t>
       </w:r>
     </w:p>
     <w:p>
@@ -4895,16 +9861,39 @@
           <w:b/>
           <w:color w:val="4F46E5"/>
         </w:rPr>
-        <w:t xml:space="preserve">4.  </w:t>
-      </w:r>
-      <w:r>
-        <w:rPr>
-          <w:b/>
-        </w:rPr>
-        <w:t xml:space="preserve">Click </w:t>
-      </w:r>
-      <w:r>
-        <w:t>Export CSV to download the data, or Refresh to reload it.</w:t>
+        <w:t>4</w:t>
+      </w:r>
+      <w:proofErr w:type="gramStart"/>
+      <w:r>
+        <w:rPr>
+          <w:b/>
+          <w:color w:val="4F46E5"/>
+        </w:rPr>
+        <w:t xml:space="preserve">.  </w:t>
+      </w:r>
+      <w:r>
+        <w:rPr>
+          <w:b/>
+        </w:rPr>
+        <w:t>Click</w:t>
+      </w:r>
+      <w:proofErr w:type="gramEnd"/>
+      <w:r>
+        <w:rPr>
+          <w:b/>
+        </w:rPr>
+        <w:t xml:space="preserve"> </w:t>
+      </w:r>
+      <w:r>
+        <w:t xml:space="preserve">Export CSV to download the </w:t>
+      </w:r>
+      <w:proofErr w:type="gramStart"/>
+      <w:r>
+        <w:t>data, or</w:t>
+      </w:r>
+      <w:proofErr w:type="gramEnd"/>
+      <w:r>
+        <w:t xml:space="preserve"> Refresh to reload it.</w:t>
       </w:r>
     </w:p>
     <w:p>
@@ -4965,6 +9954,7 @@
           <w:bottom w:val="single" w:sz="12" w:space="4" w:color="4F46E5"/>
         </w:pBdr>
       </w:pPr>
+      <w:bookmarkStart w:id="45" w:name="_Toc230861406"/>
       <w:r>
         <w:rPr>
           <w:color w:val="4F46E5"/>
@@ -4972,6 +9962,7 @@
         <w:lastRenderedPageBreak/>
         <w:t>11. Profile &amp; Account Settings</w:t>
       </w:r>
+      <w:bookmarkEnd w:id="45"/>
     </w:p>
     <w:p>
       <w:pPr>
@@ -4985,12 +9976,14 @@
       <w:pPr>
         <w:pStyle w:val="Heading2"/>
       </w:pPr>
+      <w:bookmarkStart w:id="46" w:name="_Toc230861407"/>
       <w:r>
         <w:rPr>
           <w:color w:val="3730A3"/>
         </w:rPr>
         <w:t>11.1 Updating your profile</w:t>
       </w:r>
+      <w:bookmarkEnd w:id="46"/>
     </w:p>
     <w:p>
       <w:pPr>
@@ -5002,13 +9995,28 @@
           <w:b/>
           <w:color w:val="4F46E5"/>
         </w:rPr>
-        <w:t xml:space="preserve">1.  </w:t>
-      </w:r>
-      <w:r>
-        <w:rPr>
-          <w:b/>
-        </w:rPr>
-        <w:t xml:space="preserve">Click </w:t>
+        <w:t>1</w:t>
+      </w:r>
+      <w:proofErr w:type="gramStart"/>
+      <w:r>
+        <w:rPr>
+          <w:b/>
+          <w:color w:val="4F46E5"/>
+        </w:rPr>
+        <w:t xml:space="preserve">.  </w:t>
+      </w:r>
+      <w:r>
+        <w:rPr>
+          <w:b/>
+        </w:rPr>
+        <w:t>Click</w:t>
+      </w:r>
+      <w:proofErr w:type="gramEnd"/>
+      <w:r>
+        <w:rPr>
+          <w:b/>
+        </w:rPr>
+        <w:t xml:space="preserve"> </w:t>
       </w:r>
       <w:r>
         <w:t>Upload Photo to set a profile picture (JPG/PNG/GIF, max 5 MB).</w:t>
@@ -5024,10 +10032,22 @@
           <w:b/>
           <w:color w:val="4F46E5"/>
         </w:rPr>
-        <w:t xml:space="preserve">2.  </w:t>
-      </w:r>
-      <w:r>
-        <w:t>Update your First Name, Last Name and Phone Number. Your email address cannot be changed.</w:t>
+        <w:t>2</w:t>
+      </w:r>
+      <w:proofErr w:type="gramStart"/>
+      <w:r>
+        <w:rPr>
+          <w:b/>
+          <w:color w:val="4F46E5"/>
+        </w:rPr>
+        <w:t xml:space="preserve">.  </w:t>
+      </w:r>
+      <w:r>
+        <w:t>Update</w:t>
+      </w:r>
+      <w:proofErr w:type="gramEnd"/>
+      <w:r>
+        <w:t xml:space="preserve"> your First Name, Last Name and Phone Number. Your email address cannot be changed.</w:t>
       </w:r>
     </w:p>
     <w:p>
@@ -5040,13 +10060,28 @@
           <w:b/>
           <w:color w:val="4F46E5"/>
         </w:rPr>
-        <w:t xml:space="preserve">3.  </w:t>
-      </w:r>
-      <w:r>
-        <w:rPr>
-          <w:b/>
-        </w:rPr>
-        <w:t xml:space="preserve">Click </w:t>
+        <w:t>3</w:t>
+      </w:r>
+      <w:proofErr w:type="gramStart"/>
+      <w:r>
+        <w:rPr>
+          <w:b/>
+          <w:color w:val="4F46E5"/>
+        </w:rPr>
+        <w:t xml:space="preserve">.  </w:t>
+      </w:r>
+      <w:r>
+        <w:rPr>
+          <w:b/>
+        </w:rPr>
+        <w:t>Click</w:t>
+      </w:r>
+      <w:proofErr w:type="gramEnd"/>
+      <w:r>
+        <w:rPr>
+          <w:b/>
+        </w:rPr>
+        <w:t xml:space="preserve"> </w:t>
       </w:r>
       <w:r>
         <w:t>Save Changes.</w:t>
@@ -5056,12 +10091,14 @@
       <w:pPr>
         <w:pStyle w:val="Heading2"/>
       </w:pPr>
+      <w:bookmarkStart w:id="47" w:name="_Toc230861408"/>
       <w:r>
         <w:rPr>
           <w:color w:val="3730A3"/>
         </w:rPr>
         <w:t>11.2 Changing your password</w:t>
       </w:r>
+      <w:bookmarkEnd w:id="47"/>
     </w:p>
     <w:p>
       <w:pPr>
@@ -5073,10 +10110,22 @@
           <w:b/>
           <w:color w:val="4F46E5"/>
         </w:rPr>
-        <w:t xml:space="preserve">1.  </w:t>
-      </w:r>
-      <w:r>
-        <w:t>Enter your current password.</w:t>
+        <w:t>1</w:t>
+      </w:r>
+      <w:proofErr w:type="gramStart"/>
+      <w:r>
+        <w:rPr>
+          <w:b/>
+          <w:color w:val="4F46E5"/>
+        </w:rPr>
+        <w:t xml:space="preserve">.  </w:t>
+      </w:r>
+      <w:r>
+        <w:t>Enter</w:t>
+      </w:r>
+      <w:proofErr w:type="gramEnd"/>
+      <w:r>
+        <w:t xml:space="preserve"> your current password.</w:t>
       </w:r>
     </w:p>
     <w:p>
@@ -5089,10 +10138,22 @@
           <w:b/>
           <w:color w:val="4F46E5"/>
         </w:rPr>
-        <w:t xml:space="preserve">2.  </w:t>
-      </w:r>
-      <w:r>
-        <w:t>Enter a new password (at least 6 characters) and confirm it.</w:t>
+        <w:t>2</w:t>
+      </w:r>
+      <w:proofErr w:type="gramStart"/>
+      <w:r>
+        <w:rPr>
+          <w:b/>
+          <w:color w:val="4F46E5"/>
+        </w:rPr>
+        <w:t xml:space="preserve">.  </w:t>
+      </w:r>
+      <w:r>
+        <w:t>Enter</w:t>
+      </w:r>
+      <w:proofErr w:type="gramEnd"/>
+      <w:r>
+        <w:t xml:space="preserve"> a new password (at least 6 characters) and confirm it.</w:t>
       </w:r>
     </w:p>
     <w:p>
@@ -5105,13 +10166,28 @@
           <w:b/>
           <w:color w:val="4F46E5"/>
         </w:rPr>
-        <w:t xml:space="preserve">3.  </w:t>
-      </w:r>
-      <w:r>
-        <w:rPr>
-          <w:b/>
-        </w:rPr>
-        <w:t xml:space="preserve">Click </w:t>
+        <w:t>3</w:t>
+      </w:r>
+      <w:proofErr w:type="gramStart"/>
+      <w:r>
+        <w:rPr>
+          <w:b/>
+          <w:color w:val="4F46E5"/>
+        </w:rPr>
+        <w:t xml:space="preserve">.  </w:t>
+      </w:r>
+      <w:r>
+        <w:rPr>
+          <w:b/>
+        </w:rPr>
+        <w:t>Click</w:t>
+      </w:r>
+      <w:proofErr w:type="gramEnd"/>
+      <w:r>
+        <w:rPr>
+          <w:b/>
+        </w:rPr>
+        <w:t xml:space="preserve"> </w:t>
       </w:r>
       <w:r>
         <w:t>Update Password.</w:t>
@@ -5182,6 +10258,7 @@
           <w:bottom w:val="single" w:sz="12" w:space="4" w:color="4F46E5"/>
         </w:pBdr>
       </w:pPr>
+      <w:bookmarkStart w:id="48" w:name="_Toc230861409"/>
       <w:r>
         <w:rPr>
           <w:color w:val="4F46E5"/>
@@ -5189,17 +10266,20 @@
         <w:lastRenderedPageBreak/>
         <w:t>12. Troubleshooting &amp; Best Practices</w:t>
       </w:r>
+      <w:bookmarkEnd w:id="48"/>
     </w:p>
     <w:p>
       <w:pPr>
         <w:pStyle w:val="Heading2"/>
       </w:pPr>
+      <w:bookmarkStart w:id="49" w:name="_Toc230861410"/>
       <w:r>
         <w:rPr>
           <w:color w:val="3730A3"/>
         </w:rPr>
         <w:t>12.1 Recommended workflow</w:t>
       </w:r>
+      <w:bookmarkEnd w:id="49"/>
     </w:p>
     <w:p>
       <w:pPr>
@@ -5211,13 +10291,28 @@
           <w:b/>
           <w:color w:val="4F46E5"/>
         </w:rPr>
-        <w:t xml:space="preserve">1.  </w:t>
-      </w:r>
-      <w:r>
-        <w:rPr>
-          <w:b/>
-        </w:rPr>
-        <w:t xml:space="preserve">Create an interview </w:t>
+        <w:t>1</w:t>
+      </w:r>
+      <w:proofErr w:type="gramStart"/>
+      <w:r>
+        <w:rPr>
+          <w:b/>
+          <w:color w:val="4F46E5"/>
+        </w:rPr>
+        <w:t xml:space="preserve">.  </w:t>
+      </w:r>
+      <w:r>
+        <w:rPr>
+          <w:b/>
+        </w:rPr>
+        <w:t>Create</w:t>
+      </w:r>
+      <w:proofErr w:type="gramEnd"/>
+      <w:r>
+        <w:rPr>
+          <w:b/>
+        </w:rPr>
+        <w:t xml:space="preserve"> an interview </w:t>
       </w:r>
       <w:r>
         <w:t>with a clear objective and a job description so the AI generates strong questions.</w:t>
@@ -5228,6 +10323,7 @@
         <w:spacing w:after="100"/>
         <w:ind w:left="432" w:hanging="432"/>
       </w:pPr>
+      <w:proofErr w:type="gramStart"/>
       <w:r>
         <w:rPr>
           <w:b/>
@@ -5239,10 +10335,25 @@
         <w:rPr>
           <w:b/>
         </w:rPr>
-        <w:t xml:space="preserve">(Optional) Run ATS Scoring </w:t>
-      </w:r>
-      <w:r>
-        <w:t>to shortlist résumés — qualifying candidates are added to your Users list automatically.</w:t>
+        <w:t>(</w:t>
+      </w:r>
+      <w:proofErr w:type="gramEnd"/>
+      <w:r>
+        <w:rPr>
+          <w:b/>
+        </w:rPr>
+        <w:t xml:space="preserve">Optional) Run ATS Scoring </w:t>
+      </w:r>
+      <w:r>
+        <w:t xml:space="preserve">to shortlist résumés — qualifying candidates are added to your </w:t>
+      </w:r>
+      <w:proofErr w:type="gramStart"/>
+      <w:r>
+        <w:t>Users</w:t>
+      </w:r>
+      <w:proofErr w:type="gramEnd"/>
+      <w:r>
+        <w:t xml:space="preserve"> list automatically.</w:t>
       </w:r>
     </w:p>
     <w:p>
@@ -5255,13 +10366,28 @@
           <w:b/>
           <w:color w:val="4F46E5"/>
         </w:rPr>
-        <w:t xml:space="preserve">3.  </w:t>
-      </w:r>
-      <w:r>
-        <w:rPr>
-          <w:b/>
-        </w:rPr>
-        <w:t xml:space="preserve">Add or import candidates </w:t>
+        <w:t>3</w:t>
+      </w:r>
+      <w:proofErr w:type="gramStart"/>
+      <w:r>
+        <w:rPr>
+          <w:b/>
+          <w:color w:val="4F46E5"/>
+        </w:rPr>
+        <w:t xml:space="preserve">.  </w:t>
+      </w:r>
+      <w:r>
+        <w:rPr>
+          <w:b/>
+        </w:rPr>
+        <w:t>Add</w:t>
+      </w:r>
+      <w:proofErr w:type="gramEnd"/>
+      <w:r>
+        <w:rPr>
+          <w:b/>
+        </w:rPr>
+        <w:t xml:space="preserve"> or import candidates </w:t>
       </w:r>
       <w:r>
         <w:t>and assign them to the interview.</w:t>
@@ -5299,13 +10425,28 @@
           <w:b/>
           <w:color w:val="4F46E5"/>
         </w:rPr>
-        <w:t xml:space="preserve">5.  </w:t>
-      </w:r>
-      <w:r>
-        <w:rPr>
-          <w:b/>
-        </w:rPr>
-        <w:t xml:space="preserve">Review responses </w:t>
+        <w:t>5</w:t>
+      </w:r>
+      <w:proofErr w:type="gramStart"/>
+      <w:r>
+        <w:rPr>
+          <w:b/>
+          <w:color w:val="4F46E5"/>
+        </w:rPr>
+        <w:t xml:space="preserve">.  </w:t>
+      </w:r>
+      <w:r>
+        <w:rPr>
+          <w:b/>
+        </w:rPr>
+        <w:t>Review</w:t>
+      </w:r>
+      <w:proofErr w:type="gramEnd"/>
+      <w:r>
+        <w:rPr>
+          <w:b/>
+        </w:rPr>
+        <w:t xml:space="preserve"> responses </w:t>
       </w:r>
       <w:r>
         <w:t>as they arrive, set each candidate's status, and watch the Dashboard funnel fill in.</w:t>
@@ -5323,11 +10464,33 @@
         </w:rPr>
         <w:t xml:space="preserve">6.  </w:t>
       </w:r>
-      <w:r>
-        <w:rPr>
-          <w:b/>
-        </w:rPr>
-        <w:t xml:space="preserve">Monitor spend </w:t>
+      <w:proofErr w:type="gramStart"/>
+      <w:r>
+        <w:rPr>
+          <w:b/>
+        </w:rPr>
+        <w:t>Monitor</w:t>
+      </w:r>
+      <w:proofErr w:type="gramEnd"/>
+      <w:r>
+        <w:rPr>
+          <w:b/>
+        </w:rPr>
+        <w:t xml:space="preserve"> </w:t>
+      </w:r>
+      <w:proofErr w:type="gramStart"/>
+      <w:r>
+        <w:rPr>
+          <w:b/>
+        </w:rPr>
+        <w:t>spend</w:t>
+      </w:r>
+      <w:proofErr w:type="gramEnd"/>
+      <w:r>
+        <w:rPr>
+          <w:b/>
+        </w:rPr>
+        <w:t xml:space="preserve"> </w:t>
       </w:r>
       <w:r>
         <w:t>from time to time on the Cost &amp; Analysis page.</w:t>
@@ -5337,12 +10500,14 @@
       <w:pPr>
         <w:pStyle w:val="Heading2"/>
       </w:pPr>
+      <w:bookmarkStart w:id="50" w:name="_Toc230861411"/>
       <w:r>
         <w:rPr>
           <w:color w:val="3730A3"/>
         </w:rPr>
         <w:t>12.2 Common questions</w:t>
       </w:r>
+      <w:bookmarkEnd w:id="50"/>
     </w:p>
     <w:p>
       <w:pPr>
@@ -5417,7 +10582,15 @@
         <w:spacing w:after="120"/>
       </w:pPr>
       <w:r>
-        <w:t>A: Files over 10 MB, unsupported formats, or résumés that could not be read are skipped and listed after parsing. Re-save them as a clean PDF and upload again.</w:t>
+        <w:t xml:space="preserve">A: Files over 10 MB, unsupported formats, or résumés that could not be read are skipped and listed after parsing. Re-save them as a clean PDF and </w:t>
+      </w:r>
+      <w:proofErr w:type="gramStart"/>
+      <w:r>
+        <w:t>upload</w:t>
+      </w:r>
+      <w:proofErr w:type="gramEnd"/>
+      <w:r>
+        <w:t xml:space="preserve"> again.</w:t>
       </w:r>
     </w:p>
     <w:p>
@@ -5530,6 +10703,7 @@
           <w:bottom w:val="single" w:sz="12" w:space="4" w:color="4F46E5"/>
         </w:pBdr>
       </w:pPr>
+      <w:bookmarkStart w:id="51" w:name="_Toc230861412"/>
       <w:r>
         <w:rPr>
           <w:color w:val="4F46E5"/>
@@ -5537,6 +10711,7 @@
         <w:lastRenderedPageBreak/>
         <w:t>13. Glossary</w:t>
       </w:r>
+      <w:bookmarkEnd w:id="51"/>
     </w:p>
     <w:p>
       <w:pPr>
@@ -5678,98 +10853,7 @@
         <w:t>An integrity/anti-cheat event recorded during a candidate's interview.</w:t>
       </w:r>
     </w:p>
-    <w:p>
-      <w:r>
-        <w:br w:type="page"/>
-      </w:r>
-    </w:p>
-    <w:p>
-      <w:pPr>
-        <w:pStyle w:val="Heading1"/>
-        <w:pBdr>
-          <w:bottom w:val="single" w:sz="12" w:space="4" w:color="4F46E5"/>
-        </w:pBdr>
-      </w:pPr>
-      <w:r>
-        <w:rPr>
-          <w:color w:val="4F46E5"/>
-        </w:rPr>
-        <w:lastRenderedPageBreak/>
-        <w:t>14. Appendix — Screenshot Checklist</w:t>
-      </w:r>
-    </w:p>
-    <w:p>
-      <w:pPr>
-        <w:spacing w:after="120"/>
-      </w:pPr>
-      <w:r>
-        <w:t>This manual contains numbered screenshot placeholders. Capture each one from the live app and replace the matching placeholder box. The list below is your capture checklist — the screenshot numbers correspond to the boxes throughout the document.</w:t>
-      </w:r>
-    </w:p>
-    <w:p>
-      <w:pPr>
-        <w:spacing w:after="120"/>
-      </w:pPr>
-      <w:r>
-        <w:rPr>
-          <w:i/>
-        </w:rPr>
-        <w:t>Total placeholders to capture: 26.</w:t>
-      </w:r>
-    </w:p>
-    <w:tbl>
-      <w:tblPr>
-        <w:tblW w:w="0" w:type="auto"/>
-        <w:jc w:val="center"/>
-        <w:tblLook w:val="04A0" w:firstRow="1" w:lastRow="0" w:firstColumn="1" w:lastColumn="0" w:noHBand="0" w:noVBand="1"/>
-      </w:tblPr>
-      <w:tblGrid>
-        <w:gridCol w:w="8640"/>
-      </w:tblGrid>
-      <w:tr>
-        <w:trPr>
-          <w:jc w:val="center"/>
-        </w:trPr>
-        <w:tc>
-          <w:tcPr>
-            <w:tcW w:w="8640" w:type="dxa"/>
-            <w:tcBorders>
-              <w:top w:val="single" w:sz="8" w:space="0" w:color="E8F5E9"/>
-              <w:left w:val="single" w:sz="36" w:space="0" w:color="2E7D32"/>
-              <w:bottom w:val="single" w:sz="8" w:space="0" w:color="E8F5E9"/>
-              <w:right w:val="single" w:sz="8" w:space="0" w:color="E8F5E9"/>
-            </w:tcBorders>
-            <w:shd w:val="clear" w:color="auto" w:fill="E8F5E9"/>
-          </w:tcPr>
-          <w:p>
-            <w:r>
-              <w:rPr>
-                <w:b/>
-                <w:color w:val="2E7D32"/>
-                <w:sz w:val="21"/>
-              </w:rPr>
-              <w:t>💡 Tip</w:t>
-            </w:r>
-          </w:p>
-          <w:p>
-            <w:pPr>
-              <w:spacing w:after="40"/>
-            </w:pPr>
-            <w:r>
-              <w:rPr>
-                <w:sz w:val="21"/>
-              </w:rPr>
-              <w:t>Capture screenshots at a consistent browser width (around 1440 px) with the same zoom level so the images look uniform. Blur or use test data for any real candidate names and email addresses before sharing the finished manual.</w:t>
-            </w:r>
-          </w:p>
-        </w:tc>
-      </w:tr>
-    </w:tbl>
-    <w:p>
-      <w:pPr>
-        <w:spacing w:after="40"/>
-      </w:pPr>
-    </w:p>
+    <w:p/>
     <w:sectPr>
       <w:footerReference w:type="default" r:id="rId34"/>
       <w:pgSz w:w="12240" w:h="15840"/>
@@ -17466,6 +22550,42 @@
       </w:tcPr>
     </w:tblStylePr>
   </w:style>
+  <w:style w:type="paragraph" w:styleId="TOC1">
+    <w:name w:val="toc 1"/>
+    <w:basedOn w:val="Normal"/>
+    <w:next w:val="Normal"/>
+    <w:autoRedefine/>
+    <w:uiPriority w:val="39"/>
+    <w:unhideWhenUsed/>
+    <w:rsid w:val="009440B9"/>
+    <w:pPr>
+      <w:spacing w:after="100"/>
+    </w:pPr>
+  </w:style>
+  <w:style w:type="paragraph" w:styleId="TOC2">
+    <w:name w:val="toc 2"/>
+    <w:basedOn w:val="Normal"/>
+    <w:next w:val="Normal"/>
+    <w:autoRedefine/>
+    <w:uiPriority w:val="39"/>
+    <w:unhideWhenUsed/>
+    <w:rsid w:val="009440B9"/>
+    <w:pPr>
+      <w:spacing w:after="100"/>
+      <w:ind w:left="220"/>
+    </w:pPr>
+  </w:style>
+  <w:style w:type="character" w:styleId="Hyperlink">
+    <w:name w:val="Hyperlink"/>
+    <w:basedOn w:val="DefaultParagraphFont"/>
+    <w:uiPriority w:val="99"/>
+    <w:unhideWhenUsed/>
+    <w:rsid w:val="009440B9"/>
+    <w:rPr>
+      <w:color w:val="0000FF" w:themeColor="hyperlink"/>
+      <w:u w:val="single"/>
+    </w:rPr>
+  </w:style>
 </w:styles>
 </file>
 
